--- a/artifacts/Proposed_u_decision_legacy_fairness_tost.docx
+++ b/artifacts/Proposed_u_decision_legacy_fairness_tost.docx
@@ -17,9 +17,41 @@
         <w:tblLook w:firstRow="1" w:lastRow="0" w:firstColumn="0" w:lastColumn="0" w:noHBand="0" w:noVBand="1"/>
       </w:tblPr>
       <w:tblGrid>
-        <w:gridCol w:w="533"/>
-        <w:gridCol w:w="4042"/>
-        <w:gridCol w:w="6415"/>
+        <w:gridCol w:w="716"/>
+        <w:gridCol w:w="985"/>
+        <w:gridCol w:w="1451"/>
+        <w:gridCol w:w="1071"/>
+        <w:gridCol w:w="1451"/>
+        <w:gridCol w:w="1451"/>
+        <w:gridCol w:w="1451"/>
+        <w:gridCol w:w="1451"/>
+        <w:gridCol w:w="1451"/>
+        <w:gridCol w:w="1451"/>
+        <w:gridCol w:w="1451"/>
+        <w:gridCol w:w="1829"/>
+        <w:gridCol w:w="1915"/>
+        <w:gridCol w:w="1524"/>
+        <w:gridCol w:w="1695"/>
+        <w:gridCol w:w="1732"/>
+        <w:gridCol w:w="1940"/>
+        <w:gridCol w:w="1976"/>
+        <w:gridCol w:w="1646"/>
+        <w:gridCol w:w="1976"/>
+        <w:gridCol w:w="2086"/>
+        <w:gridCol w:w="2122"/>
+        <w:gridCol w:w="1854"/>
+        <w:gridCol w:w="1964"/>
+        <w:gridCol w:w="2000"/>
+        <w:gridCol w:w="2563"/>
+        <w:gridCol w:w="2649"/>
+        <w:gridCol w:w="1218"/>
+        <w:gridCol w:w="1365"/>
+        <w:gridCol w:w="1487"/>
+        <w:gridCol w:w="1609"/>
+        <w:gridCol w:w="2258"/>
+        <w:gridCol w:w="2258"/>
+        <w:gridCol w:w="1218"/>
+        <w:gridCol w:w="8958"/>
       </w:tblGrid>
       <w:tr>
         <w:trPr>
@@ -28,7 +60,7 @@
         </w:trPr>
         <w:tc>
           <w:tcPr>
-            <w:gridSpan w:val="3"/>
+            <w:gridSpan w:val="35"/>
             <w:tcBorders>
               <w:bottom w:val="single" w:sz="12" w:space="0" w:color="666666"/>
               <w:top w:val="single" w:sz="12" w:space="0" w:color="666666"/>
@@ -163,6 +195,1821 @@
           <w:p>
             <w:pPr>
               <w:pStyle w:val="Normal"/>
+              <w:jc w:val="right"/>
+              <w:pBdr>
+                <w:bottom w:val="none" w:sz="0" w:space="0" w:color="000000"/>
+                <w:top w:val="none" w:sz="0" w:space="0" w:color="000000"/>
+                <w:left w:val="none" w:sz="0" w:space="0" w:color="000000"/>
+                <w:right w:val="none" w:sz="0" w:space="0" w:color="000000"/>
+              </w:pBdr>
+              <w:spacing w:after="100" w:before="100" w:line="240"/>
+              <w:ind w:left="100" w:right="100" w:firstLine="0" w:firstLineChars="0"/>
+              <w:rPr>
+                <w:rFonts w:ascii="Arial" w:hAnsi="Arial" w:eastAsia="Arial" w:cs="Arial"/>
+                <w:i w:val="false"/>
+                <w:b w:val="false"/>
+                <w:u w:val="none"/>
+                <w:strike w:val="false"/>
+                <w:sz w:val="22"/>
+                <w:szCs w:val="22"/>
+                <w:color w:val="000000"/>
+              </w:rPr>
+            </w:pPr>
+            <w:r>
+              <w:rPr>
+                <w:rFonts w:ascii="Arial" w:hAnsi="Arial" w:eastAsia="Arial" w:cs="Arial"/>
+                <w:i w:val="false"/>
+                <w:b w:val="false"/>
+                <w:u w:val="none"/>
+                <w:strike w:val="false"/>
+                <w:sz w:val="22"/>
+                <w:szCs w:val="22"/>
+                <w:color w:val="000000"/>
+              </w:rPr>
+              <w:t xml:space="preserve">n_low</w:t>
+            </w:r>
+          </w:p>
+        </w:tc>
+        <w:tc>
+          <w:tcPr>
+            <w:tcBorders>
+              <w:bottom w:val="single" w:sz="12" w:space="0" w:color="666666"/>
+              <w:top w:val="single" w:sz="12" w:space="0" w:color="666666"/>
+              <w:left w:val="none" w:sz="0" w:space="0" w:color="000000"/>
+              <w:right w:val="none" w:sz="0" w:space="0" w:color="000000"/>
+            </w:tcBorders>
+            <w:shd w:val="clear" w:color="auto" w:fill="FFFFFF"/>
+            <w:tcMar>
+              <w:top w:w="0" w:type="dxa"/>
+              <w:bottom w:w="0" w:type="dxa"/>
+              <w:left w:w="0" w:type="dxa"/>
+              <w:right w:w="0" w:type="dxa"/>
+            </w:tcMar>
+            <w:vAlign w:val="center"/>
+          </w:tcPr>
+          <w:p>
+            <w:pPr>
+              <w:pStyle w:val="Normal"/>
+              <w:jc w:val="right"/>
+              <w:pBdr>
+                <w:bottom w:val="none" w:sz="0" w:space="0" w:color="000000"/>
+                <w:top w:val="none" w:sz="0" w:space="0" w:color="000000"/>
+                <w:left w:val="none" w:sz="0" w:space="0" w:color="000000"/>
+                <w:right w:val="none" w:sz="0" w:space="0" w:color="000000"/>
+              </w:pBdr>
+              <w:spacing w:after="100" w:before="100" w:line="240"/>
+              <w:ind w:left="100" w:right="100" w:firstLine="0" w:firstLineChars="0"/>
+              <w:rPr>
+                <w:rFonts w:ascii="Arial" w:hAnsi="Arial" w:eastAsia="Arial" w:cs="Arial"/>
+                <w:i w:val="false"/>
+                <w:b w:val="false"/>
+                <w:u w:val="none"/>
+                <w:strike w:val="false"/>
+                <w:sz w:val="22"/>
+                <w:szCs w:val="22"/>
+                <w:color w:val="000000"/>
+              </w:rPr>
+            </w:pPr>
+            <w:r>
+              <w:rPr>
+                <w:rFonts w:ascii="Arial" w:hAnsi="Arial" w:eastAsia="Arial" w:cs="Arial"/>
+                <w:i w:val="false"/>
+                <w:b w:val="false"/>
+                <w:u w:val="none"/>
+                <w:strike w:val="false"/>
+                <w:sz w:val="22"/>
+                <w:szCs w:val="22"/>
+                <w:color w:val="000000"/>
+              </w:rPr>
+              <w:t xml:space="preserve">sr_low</w:t>
+            </w:r>
+          </w:p>
+        </w:tc>
+        <w:tc>
+          <w:tcPr>
+            <w:tcBorders>
+              <w:bottom w:val="single" w:sz="12" w:space="0" w:color="666666"/>
+              <w:top w:val="single" w:sz="12" w:space="0" w:color="666666"/>
+              <w:left w:val="none" w:sz="0" w:space="0" w:color="000000"/>
+              <w:right w:val="none" w:sz="0" w:space="0" w:color="000000"/>
+            </w:tcBorders>
+            <w:shd w:val="clear" w:color="auto" w:fill="FFFFFF"/>
+            <w:tcMar>
+              <w:top w:w="0" w:type="dxa"/>
+              <w:bottom w:w="0" w:type="dxa"/>
+              <w:left w:w="0" w:type="dxa"/>
+              <w:right w:w="0" w:type="dxa"/>
+            </w:tcMar>
+            <w:vAlign w:val="center"/>
+          </w:tcPr>
+          <w:p>
+            <w:pPr>
+              <w:pStyle w:val="Normal"/>
+              <w:jc w:val="right"/>
+              <w:pBdr>
+                <w:bottom w:val="none" w:sz="0" w:space="0" w:color="000000"/>
+                <w:top w:val="none" w:sz="0" w:space="0" w:color="000000"/>
+                <w:left w:val="none" w:sz="0" w:space="0" w:color="000000"/>
+                <w:right w:val="none" w:sz="0" w:space="0" w:color="000000"/>
+              </w:pBdr>
+              <w:spacing w:after="100" w:before="100" w:line="240"/>
+              <w:ind w:left="100" w:right="100" w:firstLine="0" w:firstLineChars="0"/>
+              <w:rPr>
+                <w:rFonts w:ascii="Arial" w:hAnsi="Arial" w:eastAsia="Arial" w:cs="Arial"/>
+                <w:i w:val="false"/>
+                <w:b w:val="false"/>
+                <w:u w:val="none"/>
+                <w:strike w:val="false"/>
+                <w:sz w:val="22"/>
+                <w:szCs w:val="22"/>
+                <w:color w:val="000000"/>
+              </w:rPr>
+            </w:pPr>
+            <w:r>
+              <w:rPr>
+                <w:rFonts w:ascii="Arial" w:hAnsi="Arial" w:eastAsia="Arial" w:cs="Arial"/>
+                <w:i w:val="false"/>
+                <w:b w:val="false"/>
+                <w:u w:val="none"/>
+                <w:strike w:val="false"/>
+                <w:sz w:val="22"/>
+                <w:szCs w:val="22"/>
+                <w:color w:val="000000"/>
+              </w:rPr>
+              <w:t xml:space="preserve">n_high</w:t>
+            </w:r>
+          </w:p>
+        </w:tc>
+        <w:tc>
+          <w:tcPr>
+            <w:tcBorders>
+              <w:bottom w:val="single" w:sz="12" w:space="0" w:color="666666"/>
+              <w:top w:val="single" w:sz="12" w:space="0" w:color="666666"/>
+              <w:left w:val="none" w:sz="0" w:space="0" w:color="000000"/>
+              <w:right w:val="none" w:sz="0" w:space="0" w:color="000000"/>
+            </w:tcBorders>
+            <w:shd w:val="clear" w:color="auto" w:fill="FFFFFF"/>
+            <w:tcMar>
+              <w:top w:w="0" w:type="dxa"/>
+              <w:bottom w:w="0" w:type="dxa"/>
+              <w:left w:w="0" w:type="dxa"/>
+              <w:right w:w="0" w:type="dxa"/>
+            </w:tcMar>
+            <w:vAlign w:val="center"/>
+          </w:tcPr>
+          <w:p>
+            <w:pPr>
+              <w:pStyle w:val="Normal"/>
+              <w:jc w:val="right"/>
+              <w:pBdr>
+                <w:bottom w:val="none" w:sz="0" w:space="0" w:color="000000"/>
+                <w:top w:val="none" w:sz="0" w:space="0" w:color="000000"/>
+                <w:left w:val="none" w:sz="0" w:space="0" w:color="000000"/>
+                <w:right w:val="none" w:sz="0" w:space="0" w:color="000000"/>
+              </w:pBdr>
+              <w:spacing w:after="100" w:before="100" w:line="240"/>
+              <w:ind w:left="100" w:right="100" w:firstLine="0" w:firstLineChars="0"/>
+              <w:rPr>
+                <w:rFonts w:ascii="Arial" w:hAnsi="Arial" w:eastAsia="Arial" w:cs="Arial"/>
+                <w:i w:val="false"/>
+                <w:b w:val="false"/>
+                <w:u w:val="none"/>
+                <w:strike w:val="false"/>
+                <w:sz w:val="22"/>
+                <w:szCs w:val="22"/>
+                <w:color w:val="000000"/>
+              </w:rPr>
+            </w:pPr>
+            <w:r>
+              <w:rPr>
+                <w:rFonts w:ascii="Arial" w:hAnsi="Arial" w:eastAsia="Arial" w:cs="Arial"/>
+                <w:i w:val="false"/>
+                <w:b w:val="false"/>
+                <w:u w:val="none"/>
+                <w:strike w:val="false"/>
+                <w:sz w:val="22"/>
+                <w:szCs w:val="22"/>
+                <w:color w:val="000000"/>
+              </w:rPr>
+              <w:t xml:space="preserve">sr_high</w:t>
+            </w:r>
+          </w:p>
+        </w:tc>
+        <w:tc>
+          <w:tcPr>
+            <w:tcBorders>
+              <w:bottom w:val="single" w:sz="12" w:space="0" w:color="666666"/>
+              <w:top w:val="single" w:sz="12" w:space="0" w:color="666666"/>
+              <w:left w:val="none" w:sz="0" w:space="0" w:color="000000"/>
+              <w:right w:val="none" w:sz="0" w:space="0" w:color="000000"/>
+            </w:tcBorders>
+            <w:shd w:val="clear" w:color="auto" w:fill="FFFFFF"/>
+            <w:tcMar>
+              <w:top w:w="0" w:type="dxa"/>
+              <w:bottom w:w="0" w:type="dxa"/>
+              <w:left w:w="0" w:type="dxa"/>
+              <w:right w:w="0" w:type="dxa"/>
+            </w:tcMar>
+            <w:vAlign w:val="center"/>
+          </w:tcPr>
+          <w:p>
+            <w:pPr>
+              <w:pStyle w:val="Normal"/>
+              <w:jc w:val="right"/>
+              <w:pBdr>
+                <w:bottom w:val="none" w:sz="0" w:space="0" w:color="000000"/>
+                <w:top w:val="none" w:sz="0" w:space="0" w:color="000000"/>
+                <w:left w:val="none" w:sz="0" w:space="0" w:color="000000"/>
+                <w:right w:val="none" w:sz="0" w:space="0" w:color="000000"/>
+              </w:pBdr>
+              <w:spacing w:after="100" w:before="100" w:line="240"/>
+              <w:ind w:left="100" w:right="100" w:firstLine="0" w:firstLineChars="0"/>
+              <w:rPr>
+                <w:rFonts w:ascii="Arial" w:hAnsi="Arial" w:eastAsia="Arial" w:cs="Arial"/>
+                <w:i w:val="false"/>
+                <w:b w:val="false"/>
+                <w:u w:val="none"/>
+                <w:strike w:val="false"/>
+                <w:sz w:val="22"/>
+                <w:szCs w:val="22"/>
+                <w:color w:val="000000"/>
+              </w:rPr>
+            </w:pPr>
+            <w:r>
+              <w:rPr>
+                <w:rFonts w:ascii="Arial" w:hAnsi="Arial" w:eastAsia="Arial" w:cs="Arial"/>
+                <w:i w:val="false"/>
+                <w:b w:val="false"/>
+                <w:u w:val="none"/>
+                <w:strike w:val="false"/>
+                <w:sz w:val="22"/>
+                <w:szCs w:val="22"/>
+                <w:color w:val="000000"/>
+              </w:rPr>
+              <w:t xml:space="preserve">fisher_p</w:t>
+            </w:r>
+          </w:p>
+        </w:tc>
+        <w:tc>
+          <w:tcPr>
+            <w:tcBorders>
+              <w:bottom w:val="single" w:sz="12" w:space="0" w:color="666666"/>
+              <w:top w:val="single" w:sz="12" w:space="0" w:color="666666"/>
+              <w:left w:val="none" w:sz="0" w:space="0" w:color="000000"/>
+              <w:right w:val="none" w:sz="0" w:space="0" w:color="000000"/>
+            </w:tcBorders>
+            <w:shd w:val="clear" w:color="auto" w:fill="FFFFFF"/>
+            <w:tcMar>
+              <w:top w:w="0" w:type="dxa"/>
+              <w:bottom w:w="0" w:type="dxa"/>
+              <w:left w:w="0" w:type="dxa"/>
+              <w:right w:w="0" w:type="dxa"/>
+            </w:tcMar>
+            <w:vAlign w:val="center"/>
+          </w:tcPr>
+          <w:p>
+            <w:pPr>
+              <w:pStyle w:val="Normal"/>
+              <w:jc w:val="right"/>
+              <w:pBdr>
+                <w:bottom w:val="none" w:sz="0" w:space="0" w:color="000000"/>
+                <w:top w:val="none" w:sz="0" w:space="0" w:color="000000"/>
+                <w:left w:val="none" w:sz="0" w:space="0" w:color="000000"/>
+                <w:right w:val="none" w:sz="0" w:space="0" w:color="000000"/>
+              </w:pBdr>
+              <w:spacing w:after="100" w:before="100" w:line="240"/>
+              <w:ind w:left="100" w:right="100" w:firstLine="0" w:firstLineChars="0"/>
+              <w:rPr>
+                <w:rFonts w:ascii="Arial" w:hAnsi="Arial" w:eastAsia="Arial" w:cs="Arial"/>
+                <w:i w:val="false"/>
+                <w:b w:val="false"/>
+                <w:u w:val="none"/>
+                <w:strike w:val="false"/>
+                <w:sz w:val="22"/>
+                <w:szCs w:val="22"/>
+                <w:color w:val="000000"/>
+              </w:rPr>
+            </w:pPr>
+            <w:r>
+              <w:rPr>
+                <w:rFonts w:ascii="Arial" w:hAnsi="Arial" w:eastAsia="Arial" w:cs="Arial"/>
+                <w:i w:val="false"/>
+                <w:b w:val="false"/>
+                <w:u w:val="none"/>
+                <w:strike w:val="false"/>
+                <w:sz w:val="22"/>
+                <w:szCs w:val="22"/>
+                <w:color w:val="000000"/>
+              </w:rPr>
+              <w:t xml:space="preserve">DI</w:t>
+            </w:r>
+          </w:p>
+        </w:tc>
+        <w:tc>
+          <w:tcPr>
+            <w:tcBorders>
+              <w:bottom w:val="single" w:sz="12" w:space="0" w:color="666666"/>
+              <w:top w:val="single" w:sz="12" w:space="0" w:color="666666"/>
+              <w:left w:val="none" w:sz="0" w:space="0" w:color="000000"/>
+              <w:right w:val="none" w:sz="0" w:space="0" w:color="000000"/>
+            </w:tcBorders>
+            <w:shd w:val="clear" w:color="auto" w:fill="FFFFFF"/>
+            <w:tcMar>
+              <w:top w:w="0" w:type="dxa"/>
+              <w:bottom w:w="0" w:type="dxa"/>
+              <w:left w:w="0" w:type="dxa"/>
+              <w:right w:w="0" w:type="dxa"/>
+            </w:tcMar>
+            <w:vAlign w:val="center"/>
+          </w:tcPr>
+          <w:p>
+            <w:pPr>
+              <w:pStyle w:val="Normal"/>
+              <w:jc w:val="right"/>
+              <w:pBdr>
+                <w:bottom w:val="none" w:sz="0" w:space="0" w:color="000000"/>
+                <w:top w:val="none" w:sz="0" w:space="0" w:color="000000"/>
+                <w:left w:val="none" w:sz="0" w:space="0" w:color="000000"/>
+                <w:right w:val="none" w:sz="0" w:space="0" w:color="000000"/>
+              </w:pBdr>
+              <w:spacing w:after="100" w:before="100" w:line="240"/>
+              <w:ind w:left="100" w:right="100" w:firstLine="0" w:firstLineChars="0"/>
+              <w:rPr>
+                <w:rFonts w:ascii="Arial" w:hAnsi="Arial" w:eastAsia="Arial" w:cs="Arial"/>
+                <w:i w:val="false"/>
+                <w:b w:val="false"/>
+                <w:u w:val="none"/>
+                <w:strike w:val="false"/>
+                <w:sz w:val="22"/>
+                <w:szCs w:val="22"/>
+                <w:color w:val="000000"/>
+              </w:rPr>
+            </w:pPr>
+            <w:r>
+              <w:rPr>
+                <w:rFonts w:ascii="Arial" w:hAnsi="Arial" w:eastAsia="Arial" w:cs="Arial"/>
+                <w:i w:val="false"/>
+                <w:b w:val="false"/>
+                <w:u w:val="none"/>
+                <w:strike w:val="false"/>
+                <w:sz w:val="22"/>
+                <w:szCs w:val="22"/>
+                <w:color w:val="000000"/>
+              </w:rPr>
+              <w:t xml:space="preserve">DI_L</w:t>
+            </w:r>
+          </w:p>
+        </w:tc>
+        <w:tc>
+          <w:tcPr>
+            <w:tcBorders>
+              <w:bottom w:val="single" w:sz="12" w:space="0" w:color="666666"/>
+              <w:top w:val="single" w:sz="12" w:space="0" w:color="666666"/>
+              <w:left w:val="none" w:sz="0" w:space="0" w:color="000000"/>
+              <w:right w:val="none" w:sz="0" w:space="0" w:color="000000"/>
+            </w:tcBorders>
+            <w:shd w:val="clear" w:color="auto" w:fill="FFFFFF"/>
+            <w:tcMar>
+              <w:top w:w="0" w:type="dxa"/>
+              <w:bottom w:w="0" w:type="dxa"/>
+              <w:left w:w="0" w:type="dxa"/>
+              <w:right w:w="0" w:type="dxa"/>
+            </w:tcMar>
+            <w:vAlign w:val="center"/>
+          </w:tcPr>
+          <w:p>
+            <w:pPr>
+              <w:pStyle w:val="Normal"/>
+              <w:jc w:val="right"/>
+              <w:pBdr>
+                <w:bottom w:val="none" w:sz="0" w:space="0" w:color="000000"/>
+                <w:top w:val="none" w:sz="0" w:space="0" w:color="000000"/>
+                <w:left w:val="none" w:sz="0" w:space="0" w:color="000000"/>
+                <w:right w:val="none" w:sz="0" w:space="0" w:color="000000"/>
+              </w:pBdr>
+              <w:spacing w:after="100" w:before="100" w:line="240"/>
+              <w:ind w:left="100" w:right="100" w:firstLine="0" w:firstLineChars="0"/>
+              <w:rPr>
+                <w:rFonts w:ascii="Arial" w:hAnsi="Arial" w:eastAsia="Arial" w:cs="Arial"/>
+                <w:i w:val="false"/>
+                <w:b w:val="false"/>
+                <w:u w:val="none"/>
+                <w:strike w:val="false"/>
+                <w:sz w:val="22"/>
+                <w:szCs w:val="22"/>
+                <w:color w:val="000000"/>
+              </w:rPr>
+            </w:pPr>
+            <w:r>
+              <w:rPr>
+                <w:rFonts w:ascii="Arial" w:hAnsi="Arial" w:eastAsia="Arial" w:cs="Arial"/>
+                <w:i w:val="false"/>
+                <w:b w:val="false"/>
+                <w:u w:val="none"/>
+                <w:strike w:val="false"/>
+                <w:sz w:val="22"/>
+                <w:szCs w:val="22"/>
+                <w:color w:val="000000"/>
+              </w:rPr>
+              <w:t xml:space="preserve">DI_U</w:t>
+            </w:r>
+          </w:p>
+        </w:tc>
+        <w:tc>
+          <w:tcPr>
+            <w:tcBorders>
+              <w:bottom w:val="single" w:sz="12" w:space="0" w:color="666666"/>
+              <w:top w:val="single" w:sz="12" w:space="0" w:color="666666"/>
+              <w:left w:val="none" w:sz="0" w:space="0" w:color="000000"/>
+              <w:right w:val="none" w:sz="0" w:space="0" w:color="000000"/>
+            </w:tcBorders>
+            <w:shd w:val="clear" w:color="auto" w:fill="FFFFFF"/>
+            <w:tcMar>
+              <w:top w:w="0" w:type="dxa"/>
+              <w:bottom w:w="0" w:type="dxa"/>
+              <w:left w:w="0" w:type="dxa"/>
+              <w:right w:w="0" w:type="dxa"/>
+            </w:tcMar>
+            <w:vAlign w:val="center"/>
+          </w:tcPr>
+          <w:p>
+            <w:pPr>
+              <w:pStyle w:val="Normal"/>
+              <w:jc w:val="right"/>
+              <w:pBdr>
+                <w:bottom w:val="none" w:sz="0" w:space="0" w:color="000000"/>
+                <w:top w:val="none" w:sz="0" w:space="0" w:color="000000"/>
+                <w:left w:val="none" w:sz="0" w:space="0" w:color="000000"/>
+                <w:right w:val="none" w:sz="0" w:space="0" w:color="000000"/>
+              </w:pBdr>
+              <w:spacing w:after="100" w:before="100" w:line="240"/>
+              <w:ind w:left="100" w:right="100" w:firstLine="0" w:firstLineChars="0"/>
+              <w:rPr>
+                <w:rFonts w:ascii="Arial" w:hAnsi="Arial" w:eastAsia="Arial" w:cs="Arial"/>
+                <w:i w:val="false"/>
+                <w:b w:val="false"/>
+                <w:u w:val="none"/>
+                <w:strike w:val="false"/>
+                <w:sz w:val="22"/>
+                <w:szCs w:val="22"/>
+                <w:color w:val="000000"/>
+              </w:rPr>
+            </w:pPr>
+            <w:r>
+              <w:rPr>
+                <w:rFonts w:ascii="Arial" w:hAnsi="Arial" w:eastAsia="Arial" w:cs="Arial"/>
+                <w:i w:val="false"/>
+                <w:b w:val="false"/>
+                <w:u w:val="none"/>
+                <w:strike w:val="false"/>
+                <w:sz w:val="22"/>
+                <w:szCs w:val="22"/>
+                <w:color w:val="000000"/>
+              </w:rPr>
+              <w:t xml:space="preserve">DI_L90</w:t>
+            </w:r>
+          </w:p>
+        </w:tc>
+        <w:tc>
+          <w:tcPr>
+            <w:tcBorders>
+              <w:bottom w:val="single" w:sz="12" w:space="0" w:color="666666"/>
+              <w:top w:val="single" w:sz="12" w:space="0" w:color="666666"/>
+              <w:left w:val="none" w:sz="0" w:space="0" w:color="000000"/>
+              <w:right w:val="none" w:sz="0" w:space="0" w:color="000000"/>
+            </w:tcBorders>
+            <w:shd w:val="clear" w:color="auto" w:fill="FFFFFF"/>
+            <w:tcMar>
+              <w:top w:w="0" w:type="dxa"/>
+              <w:bottom w:w="0" w:type="dxa"/>
+              <w:left w:w="0" w:type="dxa"/>
+              <w:right w:w="0" w:type="dxa"/>
+            </w:tcMar>
+            <w:vAlign w:val="center"/>
+          </w:tcPr>
+          <w:p>
+            <w:pPr>
+              <w:pStyle w:val="Normal"/>
+              <w:jc w:val="right"/>
+              <w:pBdr>
+                <w:bottom w:val="none" w:sz="0" w:space="0" w:color="000000"/>
+                <w:top w:val="none" w:sz="0" w:space="0" w:color="000000"/>
+                <w:left w:val="none" w:sz="0" w:space="0" w:color="000000"/>
+                <w:right w:val="none" w:sz="0" w:space="0" w:color="000000"/>
+              </w:pBdr>
+              <w:spacing w:after="100" w:before="100" w:line="240"/>
+              <w:ind w:left="100" w:right="100" w:firstLine="0" w:firstLineChars="0"/>
+              <w:rPr>
+                <w:rFonts w:ascii="Arial" w:hAnsi="Arial" w:eastAsia="Arial" w:cs="Arial"/>
+                <w:i w:val="false"/>
+                <w:b w:val="false"/>
+                <w:u w:val="none"/>
+                <w:strike w:val="false"/>
+                <w:sz w:val="22"/>
+                <w:szCs w:val="22"/>
+                <w:color w:val="000000"/>
+              </w:rPr>
+            </w:pPr>
+            <w:r>
+              <w:rPr>
+                <w:rFonts w:ascii="Arial" w:hAnsi="Arial" w:eastAsia="Arial" w:cs="Arial"/>
+                <w:i w:val="false"/>
+                <w:b w:val="false"/>
+                <w:u w:val="none"/>
+                <w:strike w:val="false"/>
+                <w:sz w:val="22"/>
+                <w:szCs w:val="22"/>
+                <w:color w:val="000000"/>
+              </w:rPr>
+              <w:t xml:space="preserve">DI_U90</w:t>
+            </w:r>
+          </w:p>
+        </w:tc>
+        <w:tc>
+          <w:tcPr>
+            <w:tcBorders>
+              <w:bottom w:val="single" w:sz="12" w:space="0" w:color="666666"/>
+              <w:top w:val="single" w:sz="12" w:space="0" w:color="666666"/>
+              <w:left w:val="none" w:sz="0" w:space="0" w:color="000000"/>
+              <w:right w:val="none" w:sz="0" w:space="0" w:color="000000"/>
+            </w:tcBorders>
+            <w:shd w:val="clear" w:color="auto" w:fill="FFFFFF"/>
+            <w:tcMar>
+              <w:top w:w="0" w:type="dxa"/>
+              <w:bottom w:w="0" w:type="dxa"/>
+              <w:left w:w="0" w:type="dxa"/>
+              <w:right w:w="0" w:type="dxa"/>
+            </w:tcMar>
+            <w:vAlign w:val="center"/>
+          </w:tcPr>
+          <w:p>
+            <w:pPr>
+              <w:pStyle w:val="Normal"/>
+              <w:jc w:val="right"/>
+              <w:pBdr>
+                <w:bottom w:val="none" w:sz="0" w:space="0" w:color="000000"/>
+                <w:top w:val="none" w:sz="0" w:space="0" w:color="000000"/>
+                <w:left w:val="none" w:sz="0" w:space="0" w:color="000000"/>
+                <w:right w:val="none" w:sz="0" w:space="0" w:color="000000"/>
+              </w:pBdr>
+              <w:spacing w:after="100" w:before="100" w:line="240"/>
+              <w:ind w:left="100" w:right="100" w:firstLine="0" w:firstLineChars="0"/>
+              <w:rPr>
+                <w:rFonts w:ascii="Arial" w:hAnsi="Arial" w:eastAsia="Arial" w:cs="Arial"/>
+                <w:i w:val="false"/>
+                <w:b w:val="false"/>
+                <w:u w:val="none"/>
+                <w:strike w:val="false"/>
+                <w:sz w:val="22"/>
+                <w:szCs w:val="22"/>
+                <w:color w:val="000000"/>
+              </w:rPr>
+            </w:pPr>
+            <w:r>
+              <w:rPr>
+                <w:rFonts w:ascii="Arial" w:hAnsi="Arial" w:eastAsia="Arial" w:cs="Arial"/>
+                <w:i w:val="false"/>
+                <w:b w:val="false"/>
+                <w:u w:val="none"/>
+                <w:strike w:val="false"/>
+                <w:sz w:val="22"/>
+                <w:szCs w:val="22"/>
+                <w:color w:val="000000"/>
+              </w:rPr>
+              <w:t xml:space="preserve">mean_pct_low</w:t>
+            </w:r>
+          </w:p>
+        </w:tc>
+        <w:tc>
+          <w:tcPr>
+            <w:tcBorders>
+              <w:bottom w:val="single" w:sz="12" w:space="0" w:color="666666"/>
+              <w:top w:val="single" w:sz="12" w:space="0" w:color="666666"/>
+              <w:left w:val="none" w:sz="0" w:space="0" w:color="000000"/>
+              <w:right w:val="none" w:sz="0" w:space="0" w:color="000000"/>
+            </w:tcBorders>
+            <w:shd w:val="clear" w:color="auto" w:fill="FFFFFF"/>
+            <w:tcMar>
+              <w:top w:w="0" w:type="dxa"/>
+              <w:bottom w:w="0" w:type="dxa"/>
+              <w:left w:w="0" w:type="dxa"/>
+              <w:right w:w="0" w:type="dxa"/>
+            </w:tcMar>
+            <w:vAlign w:val="center"/>
+          </w:tcPr>
+          <w:p>
+            <w:pPr>
+              <w:pStyle w:val="Normal"/>
+              <w:jc w:val="right"/>
+              <w:pBdr>
+                <w:bottom w:val="none" w:sz="0" w:space="0" w:color="000000"/>
+                <w:top w:val="none" w:sz="0" w:space="0" w:color="000000"/>
+                <w:left w:val="none" w:sz="0" w:space="0" w:color="000000"/>
+                <w:right w:val="none" w:sz="0" w:space="0" w:color="000000"/>
+              </w:pBdr>
+              <w:spacing w:after="100" w:before="100" w:line="240"/>
+              <w:ind w:left="100" w:right="100" w:firstLine="0" w:firstLineChars="0"/>
+              <w:rPr>
+                <w:rFonts w:ascii="Arial" w:hAnsi="Arial" w:eastAsia="Arial" w:cs="Arial"/>
+                <w:i w:val="false"/>
+                <w:b w:val="false"/>
+                <w:u w:val="none"/>
+                <w:strike w:val="false"/>
+                <w:sz w:val="22"/>
+                <w:szCs w:val="22"/>
+                <w:color w:val="000000"/>
+              </w:rPr>
+            </w:pPr>
+            <w:r>
+              <w:rPr>
+                <w:rFonts w:ascii="Arial" w:hAnsi="Arial" w:eastAsia="Arial" w:cs="Arial"/>
+                <w:i w:val="false"/>
+                <w:b w:val="false"/>
+                <w:u w:val="none"/>
+                <w:strike w:val="false"/>
+                <w:sz w:val="22"/>
+                <w:szCs w:val="22"/>
+                <w:color w:val="000000"/>
+              </w:rPr>
+              <w:t xml:space="preserve">mean_pct_high</w:t>
+            </w:r>
+          </w:p>
+        </w:tc>
+        <w:tc>
+          <w:tcPr>
+            <w:tcBorders>
+              <w:bottom w:val="single" w:sz="12" w:space="0" w:color="666666"/>
+              <w:top w:val="single" w:sz="12" w:space="0" w:color="666666"/>
+              <w:left w:val="none" w:sz="0" w:space="0" w:color="000000"/>
+              <w:right w:val="none" w:sz="0" w:space="0" w:color="000000"/>
+            </w:tcBorders>
+            <w:shd w:val="clear" w:color="auto" w:fill="FFFFFF"/>
+            <w:tcMar>
+              <w:top w:w="0" w:type="dxa"/>
+              <w:bottom w:w="0" w:type="dxa"/>
+              <w:left w:w="0" w:type="dxa"/>
+              <w:right w:w="0" w:type="dxa"/>
+            </w:tcMar>
+            <w:vAlign w:val="center"/>
+          </w:tcPr>
+          <w:p>
+            <w:pPr>
+              <w:pStyle w:val="Normal"/>
+              <w:jc w:val="right"/>
+              <w:pBdr>
+                <w:bottom w:val="none" w:sz="0" w:space="0" w:color="000000"/>
+                <w:top w:val="none" w:sz="0" w:space="0" w:color="000000"/>
+                <w:left w:val="none" w:sz="0" w:space="0" w:color="000000"/>
+                <w:right w:val="none" w:sz="0" w:space="0" w:color="000000"/>
+              </w:pBdr>
+              <w:spacing w:after="100" w:before="100" w:line="240"/>
+              <w:ind w:left="100" w:right="100" w:firstLine="0" w:firstLineChars="0"/>
+              <w:rPr>
+                <w:rFonts w:ascii="Arial" w:hAnsi="Arial" w:eastAsia="Arial" w:cs="Arial"/>
+                <w:i w:val="false"/>
+                <w:b w:val="false"/>
+                <w:u w:val="none"/>
+                <w:strike w:val="false"/>
+                <w:sz w:val="22"/>
+                <w:szCs w:val="22"/>
+                <w:color w:val="000000"/>
+              </w:rPr>
+            </w:pPr>
+            <w:r>
+              <w:rPr>
+                <w:rFonts w:ascii="Arial" w:hAnsi="Arial" w:eastAsia="Arial" w:cs="Arial"/>
+                <w:i w:val="false"/>
+                <w:b w:val="false"/>
+                <w:u w:val="none"/>
+                <w:strike w:val="false"/>
+                <w:sz w:val="22"/>
+                <w:szCs w:val="22"/>
+                <w:color w:val="000000"/>
+              </w:rPr>
+              <w:t xml:space="preserve">mean_gap</w:t>
+            </w:r>
+          </w:p>
+        </w:tc>
+        <w:tc>
+          <w:tcPr>
+            <w:tcBorders>
+              <w:bottom w:val="single" w:sz="12" w:space="0" w:color="666666"/>
+              <w:top w:val="single" w:sz="12" w:space="0" w:color="666666"/>
+              <w:left w:val="none" w:sz="0" w:space="0" w:color="000000"/>
+              <w:right w:val="none" w:sz="0" w:space="0" w:color="000000"/>
+            </w:tcBorders>
+            <w:shd w:val="clear" w:color="auto" w:fill="FFFFFF"/>
+            <w:tcMar>
+              <w:top w:w="0" w:type="dxa"/>
+              <w:bottom w:w="0" w:type="dxa"/>
+              <w:left w:w="0" w:type="dxa"/>
+              <w:right w:w="0" w:type="dxa"/>
+            </w:tcMar>
+            <w:vAlign w:val="center"/>
+          </w:tcPr>
+          <w:p>
+            <w:pPr>
+              <w:pStyle w:val="Normal"/>
+              <w:jc w:val="right"/>
+              <w:pBdr>
+                <w:bottom w:val="none" w:sz="0" w:space="0" w:color="000000"/>
+                <w:top w:val="none" w:sz="0" w:space="0" w:color="000000"/>
+                <w:left w:val="none" w:sz="0" w:space="0" w:color="000000"/>
+                <w:right w:val="none" w:sz="0" w:space="0" w:color="000000"/>
+              </w:pBdr>
+              <w:spacing w:after="100" w:before="100" w:line="240"/>
+              <w:ind w:left="100" w:right="100" w:firstLine="0" w:firstLineChars="0"/>
+              <w:rPr>
+                <w:rFonts w:ascii="Arial" w:hAnsi="Arial" w:eastAsia="Arial" w:cs="Arial"/>
+                <w:i w:val="false"/>
+                <w:b w:val="false"/>
+                <w:u w:val="none"/>
+                <w:strike w:val="false"/>
+                <w:sz w:val="22"/>
+                <w:szCs w:val="22"/>
+                <w:color w:val="000000"/>
+              </w:rPr>
+            </w:pPr>
+            <w:r>
+              <w:rPr>
+                <w:rFonts w:ascii="Arial" w:hAnsi="Arial" w:eastAsia="Arial" w:cs="Arial"/>
+                <w:i w:val="false"/>
+                <w:b w:val="false"/>
+                <w:u w:val="none"/>
+                <w:strike w:val="false"/>
+                <w:sz w:val="22"/>
+                <w:szCs w:val="22"/>
+                <w:color w:val="000000"/>
+              </w:rPr>
+              <w:t xml:space="preserve">mean_gap_L</w:t>
+            </w:r>
+          </w:p>
+        </w:tc>
+        <w:tc>
+          <w:tcPr>
+            <w:tcBorders>
+              <w:bottom w:val="single" w:sz="12" w:space="0" w:color="666666"/>
+              <w:top w:val="single" w:sz="12" w:space="0" w:color="666666"/>
+              <w:left w:val="none" w:sz="0" w:space="0" w:color="000000"/>
+              <w:right w:val="none" w:sz="0" w:space="0" w:color="000000"/>
+            </w:tcBorders>
+            <w:shd w:val="clear" w:color="auto" w:fill="FFFFFF"/>
+            <w:tcMar>
+              <w:top w:w="0" w:type="dxa"/>
+              <w:bottom w:w="0" w:type="dxa"/>
+              <w:left w:w="0" w:type="dxa"/>
+              <w:right w:w="0" w:type="dxa"/>
+            </w:tcMar>
+            <w:vAlign w:val="center"/>
+          </w:tcPr>
+          <w:p>
+            <w:pPr>
+              <w:pStyle w:val="Normal"/>
+              <w:jc w:val="right"/>
+              <w:pBdr>
+                <w:bottom w:val="none" w:sz="0" w:space="0" w:color="000000"/>
+                <w:top w:val="none" w:sz="0" w:space="0" w:color="000000"/>
+                <w:left w:val="none" w:sz="0" w:space="0" w:color="000000"/>
+                <w:right w:val="none" w:sz="0" w:space="0" w:color="000000"/>
+              </w:pBdr>
+              <w:spacing w:after="100" w:before="100" w:line="240"/>
+              <w:ind w:left="100" w:right="100" w:firstLine="0" w:firstLineChars="0"/>
+              <w:rPr>
+                <w:rFonts w:ascii="Arial" w:hAnsi="Arial" w:eastAsia="Arial" w:cs="Arial"/>
+                <w:i w:val="false"/>
+                <w:b w:val="false"/>
+                <w:u w:val="none"/>
+                <w:strike w:val="false"/>
+                <w:sz w:val="22"/>
+                <w:szCs w:val="22"/>
+                <w:color w:val="000000"/>
+              </w:rPr>
+            </w:pPr>
+            <w:r>
+              <w:rPr>
+                <w:rFonts w:ascii="Arial" w:hAnsi="Arial" w:eastAsia="Arial" w:cs="Arial"/>
+                <w:i w:val="false"/>
+                <w:b w:val="false"/>
+                <w:u w:val="none"/>
+                <w:strike w:val="false"/>
+                <w:sz w:val="22"/>
+                <w:szCs w:val="22"/>
+                <w:color w:val="000000"/>
+              </w:rPr>
+              <w:t xml:space="preserve">mean_gap_U</w:t>
+            </w:r>
+          </w:p>
+        </w:tc>
+        <w:tc>
+          <w:tcPr>
+            <w:tcBorders>
+              <w:bottom w:val="single" w:sz="12" w:space="0" w:color="666666"/>
+              <w:top w:val="single" w:sz="12" w:space="0" w:color="666666"/>
+              <w:left w:val="none" w:sz="0" w:space="0" w:color="000000"/>
+              <w:right w:val="none" w:sz="0" w:space="0" w:color="000000"/>
+            </w:tcBorders>
+            <w:shd w:val="clear" w:color="auto" w:fill="FFFFFF"/>
+            <w:tcMar>
+              <w:top w:w="0" w:type="dxa"/>
+              <w:bottom w:w="0" w:type="dxa"/>
+              <w:left w:w="0" w:type="dxa"/>
+              <w:right w:w="0" w:type="dxa"/>
+            </w:tcMar>
+            <w:vAlign w:val="center"/>
+          </w:tcPr>
+          <w:p>
+            <w:pPr>
+              <w:pStyle w:val="Normal"/>
+              <w:jc w:val="right"/>
+              <w:pBdr>
+                <w:bottom w:val="none" w:sz="0" w:space="0" w:color="000000"/>
+                <w:top w:val="none" w:sz="0" w:space="0" w:color="000000"/>
+                <w:left w:val="none" w:sz="0" w:space="0" w:color="000000"/>
+                <w:right w:val="none" w:sz="0" w:space="0" w:color="000000"/>
+              </w:pBdr>
+              <w:spacing w:after="100" w:before="100" w:line="240"/>
+              <w:ind w:left="100" w:right="100" w:firstLine="0" w:firstLineChars="0"/>
+              <w:rPr>
+                <w:rFonts w:ascii="Arial" w:hAnsi="Arial" w:eastAsia="Arial" w:cs="Arial"/>
+                <w:i w:val="false"/>
+                <w:b w:val="false"/>
+                <w:u w:val="none"/>
+                <w:strike w:val="false"/>
+                <w:sz w:val="22"/>
+                <w:szCs w:val="22"/>
+                <w:color w:val="000000"/>
+              </w:rPr>
+            </w:pPr>
+            <w:r>
+              <w:rPr>
+                <w:rFonts w:ascii="Arial" w:hAnsi="Arial" w:eastAsia="Arial" w:cs="Arial"/>
+                <w:i w:val="false"/>
+                <w:b w:val="false"/>
+                <w:u w:val="none"/>
+                <w:strike w:val="false"/>
+                <w:sz w:val="22"/>
+                <w:szCs w:val="22"/>
+                <w:color w:val="000000"/>
+              </w:rPr>
+              <w:t xml:space="preserve">mean_gap_L90</w:t>
+            </w:r>
+          </w:p>
+        </w:tc>
+        <w:tc>
+          <w:tcPr>
+            <w:tcBorders>
+              <w:bottom w:val="single" w:sz="12" w:space="0" w:color="666666"/>
+              <w:top w:val="single" w:sz="12" w:space="0" w:color="666666"/>
+              <w:left w:val="none" w:sz="0" w:space="0" w:color="000000"/>
+              <w:right w:val="none" w:sz="0" w:space="0" w:color="000000"/>
+            </w:tcBorders>
+            <w:shd w:val="clear" w:color="auto" w:fill="FFFFFF"/>
+            <w:tcMar>
+              <w:top w:w="0" w:type="dxa"/>
+              <w:bottom w:w="0" w:type="dxa"/>
+              <w:left w:w="0" w:type="dxa"/>
+              <w:right w:w="0" w:type="dxa"/>
+            </w:tcMar>
+            <w:vAlign w:val="center"/>
+          </w:tcPr>
+          <w:p>
+            <w:pPr>
+              <w:pStyle w:val="Normal"/>
+              <w:jc w:val="right"/>
+              <w:pBdr>
+                <w:bottom w:val="none" w:sz="0" w:space="0" w:color="000000"/>
+                <w:top w:val="none" w:sz="0" w:space="0" w:color="000000"/>
+                <w:left w:val="none" w:sz="0" w:space="0" w:color="000000"/>
+                <w:right w:val="none" w:sz="0" w:space="0" w:color="000000"/>
+              </w:pBdr>
+              <w:spacing w:after="100" w:before="100" w:line="240"/>
+              <w:ind w:left="100" w:right="100" w:firstLine="0" w:firstLineChars="0"/>
+              <w:rPr>
+                <w:rFonts w:ascii="Arial" w:hAnsi="Arial" w:eastAsia="Arial" w:cs="Arial"/>
+                <w:i w:val="false"/>
+                <w:b w:val="false"/>
+                <w:u w:val="none"/>
+                <w:strike w:val="false"/>
+                <w:sz w:val="22"/>
+                <w:szCs w:val="22"/>
+                <w:color w:val="000000"/>
+              </w:rPr>
+            </w:pPr>
+            <w:r>
+              <w:rPr>
+                <w:rFonts w:ascii="Arial" w:hAnsi="Arial" w:eastAsia="Arial" w:cs="Arial"/>
+                <w:i w:val="false"/>
+                <w:b w:val="false"/>
+                <w:u w:val="none"/>
+                <w:strike w:val="false"/>
+                <w:sz w:val="22"/>
+                <w:szCs w:val="22"/>
+                <w:color w:val="000000"/>
+              </w:rPr>
+              <w:t xml:space="preserve">mean_gap_U90</w:t>
+            </w:r>
+          </w:p>
+        </w:tc>
+        <w:tc>
+          <w:tcPr>
+            <w:tcBorders>
+              <w:bottom w:val="single" w:sz="12" w:space="0" w:color="666666"/>
+              <w:top w:val="single" w:sz="12" w:space="0" w:color="666666"/>
+              <w:left w:val="none" w:sz="0" w:space="0" w:color="000000"/>
+              <w:right w:val="none" w:sz="0" w:space="0" w:color="000000"/>
+            </w:tcBorders>
+            <w:shd w:val="clear" w:color="auto" w:fill="FFFFFF"/>
+            <w:tcMar>
+              <w:top w:w="0" w:type="dxa"/>
+              <w:bottom w:w="0" w:type="dxa"/>
+              <w:left w:w="0" w:type="dxa"/>
+              <w:right w:w="0" w:type="dxa"/>
+            </w:tcMar>
+            <w:vAlign w:val="center"/>
+          </w:tcPr>
+          <w:p>
+            <w:pPr>
+              <w:pStyle w:val="Normal"/>
+              <w:jc w:val="right"/>
+              <w:pBdr>
+                <w:bottom w:val="none" w:sz="0" w:space="0" w:color="000000"/>
+                <w:top w:val="none" w:sz="0" w:space="0" w:color="000000"/>
+                <w:left w:val="none" w:sz="0" w:space="0" w:color="000000"/>
+                <w:right w:val="none" w:sz="0" w:space="0" w:color="000000"/>
+              </w:pBdr>
+              <w:spacing w:after="100" w:before="100" w:line="240"/>
+              <w:ind w:left="100" w:right="100" w:firstLine="0" w:firstLineChars="0"/>
+              <w:rPr>
+                <w:rFonts w:ascii="Arial" w:hAnsi="Arial" w:eastAsia="Arial" w:cs="Arial"/>
+                <w:i w:val="false"/>
+                <w:b w:val="false"/>
+                <w:u w:val="none"/>
+                <w:strike w:val="false"/>
+                <w:sz w:val="22"/>
+                <w:szCs w:val="22"/>
+                <w:color w:val="000000"/>
+              </w:rPr>
+            </w:pPr>
+            <w:r>
+              <w:rPr>
+                <w:rFonts w:ascii="Arial" w:hAnsi="Arial" w:eastAsia="Arial" w:cs="Arial"/>
+                <w:i w:val="false"/>
+                <w:b w:val="false"/>
+                <w:u w:val="none"/>
+                <w:strike w:val="false"/>
+                <w:sz w:val="22"/>
+                <w:szCs w:val="22"/>
+                <w:color w:val="000000"/>
+              </w:rPr>
+              <w:t xml:space="preserve">SMD</w:t>
+            </w:r>
+          </w:p>
+        </w:tc>
+        <w:tc>
+          <w:tcPr>
+            <w:tcBorders>
+              <w:bottom w:val="single" w:sz="12" w:space="0" w:color="666666"/>
+              <w:top w:val="single" w:sz="12" w:space="0" w:color="666666"/>
+              <w:left w:val="none" w:sz="0" w:space="0" w:color="000000"/>
+              <w:right w:val="none" w:sz="0" w:space="0" w:color="000000"/>
+            </w:tcBorders>
+            <w:shd w:val="clear" w:color="auto" w:fill="FFFFFF"/>
+            <w:tcMar>
+              <w:top w:w="0" w:type="dxa"/>
+              <w:bottom w:w="0" w:type="dxa"/>
+              <w:left w:w="0" w:type="dxa"/>
+              <w:right w:w="0" w:type="dxa"/>
+            </w:tcMar>
+            <w:vAlign w:val="center"/>
+          </w:tcPr>
+          <w:p>
+            <w:pPr>
+              <w:pStyle w:val="Normal"/>
+              <w:jc w:val="right"/>
+              <w:pBdr>
+                <w:bottom w:val="none" w:sz="0" w:space="0" w:color="000000"/>
+                <w:top w:val="none" w:sz="0" w:space="0" w:color="000000"/>
+                <w:left w:val="none" w:sz="0" w:space="0" w:color="000000"/>
+                <w:right w:val="none" w:sz="0" w:space="0" w:color="000000"/>
+              </w:pBdr>
+              <w:spacing w:after="100" w:before="100" w:line="240"/>
+              <w:ind w:left="100" w:right="100" w:firstLine="0" w:firstLineChars="0"/>
+              <w:rPr>
+                <w:rFonts w:ascii="Arial" w:hAnsi="Arial" w:eastAsia="Arial" w:cs="Arial"/>
+                <w:i w:val="false"/>
+                <w:b w:val="false"/>
+                <w:u w:val="none"/>
+                <w:strike w:val="false"/>
+                <w:sz w:val="22"/>
+                <w:szCs w:val="22"/>
+                <w:color w:val="000000"/>
+              </w:rPr>
+            </w:pPr>
+            <w:r>
+              <w:rPr>
+                <w:rFonts w:ascii="Arial" w:hAnsi="Arial" w:eastAsia="Arial" w:cs="Arial"/>
+                <w:i w:val="false"/>
+                <w:b w:val="false"/>
+                <w:u w:val="none"/>
+                <w:strike w:val="false"/>
+                <w:sz w:val="22"/>
+                <w:szCs w:val="22"/>
+                <w:color w:val="000000"/>
+              </w:rPr>
+              <w:t xml:space="preserve">FOSD_obs_sup</w:t>
+            </w:r>
+          </w:p>
+        </w:tc>
+        <w:tc>
+          <w:tcPr>
+            <w:tcBorders>
+              <w:bottom w:val="single" w:sz="12" w:space="0" w:color="666666"/>
+              <w:top w:val="single" w:sz="12" w:space="0" w:color="666666"/>
+              <w:left w:val="none" w:sz="0" w:space="0" w:color="000000"/>
+              <w:right w:val="none" w:sz="0" w:space="0" w:color="000000"/>
+            </w:tcBorders>
+            <w:shd w:val="clear" w:color="auto" w:fill="FFFFFF"/>
+            <w:tcMar>
+              <w:top w:w="0" w:type="dxa"/>
+              <w:bottom w:w="0" w:type="dxa"/>
+              <w:left w:w="0" w:type="dxa"/>
+              <w:right w:w="0" w:type="dxa"/>
+            </w:tcMar>
+            <w:vAlign w:val="center"/>
+          </w:tcPr>
+          <w:p>
+            <w:pPr>
+              <w:pStyle w:val="Normal"/>
+              <w:jc w:val="right"/>
+              <w:pBdr>
+                <w:bottom w:val="none" w:sz="0" w:space="0" w:color="000000"/>
+                <w:top w:val="none" w:sz="0" w:space="0" w:color="000000"/>
+                <w:left w:val="none" w:sz="0" w:space="0" w:color="000000"/>
+                <w:right w:val="none" w:sz="0" w:space="0" w:color="000000"/>
+              </w:pBdr>
+              <w:spacing w:after="100" w:before="100" w:line="240"/>
+              <w:ind w:left="100" w:right="100" w:firstLine="0" w:firstLineChars="0"/>
+              <w:rPr>
+                <w:rFonts w:ascii="Arial" w:hAnsi="Arial" w:eastAsia="Arial" w:cs="Arial"/>
+                <w:i w:val="false"/>
+                <w:b w:val="false"/>
+                <w:u w:val="none"/>
+                <w:strike w:val="false"/>
+                <w:sz w:val="22"/>
+                <w:szCs w:val="22"/>
+                <w:color w:val="000000"/>
+              </w:rPr>
+            </w:pPr>
+            <w:r>
+              <w:rPr>
+                <w:rFonts w:ascii="Arial" w:hAnsi="Arial" w:eastAsia="Arial" w:cs="Arial"/>
+                <w:i w:val="false"/>
+                <w:b w:val="false"/>
+                <w:u w:val="none"/>
+                <w:strike w:val="false"/>
+                <w:sz w:val="22"/>
+                <w:szCs w:val="22"/>
+                <w:color w:val="000000"/>
+              </w:rPr>
+              <w:t xml:space="preserve">FOSD_sup_CI_L</w:t>
+            </w:r>
+          </w:p>
+        </w:tc>
+        <w:tc>
+          <w:tcPr>
+            <w:tcBorders>
+              <w:bottom w:val="single" w:sz="12" w:space="0" w:color="666666"/>
+              <w:top w:val="single" w:sz="12" w:space="0" w:color="666666"/>
+              <w:left w:val="none" w:sz="0" w:space="0" w:color="000000"/>
+              <w:right w:val="none" w:sz="0" w:space="0" w:color="000000"/>
+            </w:tcBorders>
+            <w:shd w:val="clear" w:color="auto" w:fill="FFFFFF"/>
+            <w:tcMar>
+              <w:top w:w="0" w:type="dxa"/>
+              <w:bottom w:w="0" w:type="dxa"/>
+              <w:left w:w="0" w:type="dxa"/>
+              <w:right w:w="0" w:type="dxa"/>
+            </w:tcMar>
+            <w:vAlign w:val="center"/>
+          </w:tcPr>
+          <w:p>
+            <w:pPr>
+              <w:pStyle w:val="Normal"/>
+              <w:jc w:val="right"/>
+              <w:pBdr>
+                <w:bottom w:val="none" w:sz="0" w:space="0" w:color="000000"/>
+                <w:top w:val="none" w:sz="0" w:space="0" w:color="000000"/>
+                <w:left w:val="none" w:sz="0" w:space="0" w:color="000000"/>
+                <w:right w:val="none" w:sz="0" w:space="0" w:color="000000"/>
+              </w:pBdr>
+              <w:spacing w:after="100" w:before="100" w:line="240"/>
+              <w:ind w:left="100" w:right="100" w:firstLine="0" w:firstLineChars="0"/>
+              <w:rPr>
+                <w:rFonts w:ascii="Arial" w:hAnsi="Arial" w:eastAsia="Arial" w:cs="Arial"/>
+                <w:i w:val="false"/>
+                <w:b w:val="false"/>
+                <w:u w:val="none"/>
+                <w:strike w:val="false"/>
+                <w:sz w:val="22"/>
+                <w:szCs w:val="22"/>
+                <w:color w:val="000000"/>
+              </w:rPr>
+            </w:pPr>
+            <w:r>
+              <w:rPr>
+                <w:rFonts w:ascii="Arial" w:hAnsi="Arial" w:eastAsia="Arial" w:cs="Arial"/>
+                <w:i w:val="false"/>
+                <w:b w:val="false"/>
+                <w:u w:val="none"/>
+                <w:strike w:val="false"/>
+                <w:sz w:val="22"/>
+                <w:szCs w:val="22"/>
+                <w:color w:val="000000"/>
+              </w:rPr>
+              <w:t xml:space="preserve">FOSD_sup_CI_U</w:t>
+            </w:r>
+          </w:p>
+        </w:tc>
+        <w:tc>
+          <w:tcPr>
+            <w:tcBorders>
+              <w:bottom w:val="single" w:sz="12" w:space="0" w:color="666666"/>
+              <w:top w:val="single" w:sz="12" w:space="0" w:color="666666"/>
+              <w:left w:val="none" w:sz="0" w:space="0" w:color="000000"/>
+              <w:right w:val="none" w:sz="0" w:space="0" w:color="000000"/>
+            </w:tcBorders>
+            <w:shd w:val="clear" w:color="auto" w:fill="FFFFFF"/>
+            <w:tcMar>
+              <w:top w:w="0" w:type="dxa"/>
+              <w:bottom w:w="0" w:type="dxa"/>
+              <w:left w:w="0" w:type="dxa"/>
+              <w:right w:w="0" w:type="dxa"/>
+            </w:tcMar>
+            <w:vAlign w:val="center"/>
+          </w:tcPr>
+          <w:p>
+            <w:pPr>
+              <w:pStyle w:val="Normal"/>
+              <w:jc w:val="right"/>
+              <w:pBdr>
+                <w:bottom w:val="none" w:sz="0" w:space="0" w:color="000000"/>
+                <w:top w:val="none" w:sz="0" w:space="0" w:color="000000"/>
+                <w:left w:val="none" w:sz="0" w:space="0" w:color="000000"/>
+                <w:right w:val="none" w:sz="0" w:space="0" w:color="000000"/>
+              </w:pBdr>
+              <w:spacing w:after="100" w:before="100" w:line="240"/>
+              <w:ind w:left="100" w:right="100" w:firstLine="0" w:firstLineChars="0"/>
+              <w:rPr>
+                <w:rFonts w:ascii="Arial" w:hAnsi="Arial" w:eastAsia="Arial" w:cs="Arial"/>
+                <w:i w:val="false"/>
+                <w:b w:val="false"/>
+                <w:u w:val="none"/>
+                <w:strike w:val="false"/>
+                <w:sz w:val="22"/>
+                <w:szCs w:val="22"/>
+                <w:color w:val="000000"/>
+              </w:rPr>
+            </w:pPr>
+            <w:r>
+              <w:rPr>
+                <w:rFonts w:ascii="Arial" w:hAnsi="Arial" w:eastAsia="Arial" w:cs="Arial"/>
+                <w:i w:val="false"/>
+                <w:b w:val="false"/>
+                <w:u w:val="none"/>
+                <w:strike w:val="false"/>
+                <w:sz w:val="22"/>
+                <w:szCs w:val="22"/>
+                <w:color w:val="000000"/>
+              </w:rPr>
+              <w:t xml:space="preserve">FOSD_obs_inf</w:t>
+            </w:r>
+          </w:p>
+        </w:tc>
+        <w:tc>
+          <w:tcPr>
+            <w:tcBorders>
+              <w:bottom w:val="single" w:sz="12" w:space="0" w:color="666666"/>
+              <w:top w:val="single" w:sz="12" w:space="0" w:color="666666"/>
+              <w:left w:val="none" w:sz="0" w:space="0" w:color="000000"/>
+              <w:right w:val="none" w:sz="0" w:space="0" w:color="000000"/>
+            </w:tcBorders>
+            <w:shd w:val="clear" w:color="auto" w:fill="FFFFFF"/>
+            <w:tcMar>
+              <w:top w:w="0" w:type="dxa"/>
+              <w:bottom w:w="0" w:type="dxa"/>
+              <w:left w:w="0" w:type="dxa"/>
+              <w:right w:w="0" w:type="dxa"/>
+            </w:tcMar>
+            <w:vAlign w:val="center"/>
+          </w:tcPr>
+          <w:p>
+            <w:pPr>
+              <w:pStyle w:val="Normal"/>
+              <w:jc w:val="right"/>
+              <w:pBdr>
+                <w:bottom w:val="none" w:sz="0" w:space="0" w:color="000000"/>
+                <w:top w:val="none" w:sz="0" w:space="0" w:color="000000"/>
+                <w:left w:val="none" w:sz="0" w:space="0" w:color="000000"/>
+                <w:right w:val="none" w:sz="0" w:space="0" w:color="000000"/>
+              </w:pBdr>
+              <w:spacing w:after="100" w:before="100" w:line="240"/>
+              <w:ind w:left="100" w:right="100" w:firstLine="0" w:firstLineChars="0"/>
+              <w:rPr>
+                <w:rFonts w:ascii="Arial" w:hAnsi="Arial" w:eastAsia="Arial" w:cs="Arial"/>
+                <w:i w:val="false"/>
+                <w:b w:val="false"/>
+                <w:u w:val="none"/>
+                <w:strike w:val="false"/>
+                <w:sz w:val="22"/>
+                <w:szCs w:val="22"/>
+                <w:color w:val="000000"/>
+              </w:rPr>
+            </w:pPr>
+            <w:r>
+              <w:rPr>
+                <w:rFonts w:ascii="Arial" w:hAnsi="Arial" w:eastAsia="Arial" w:cs="Arial"/>
+                <w:i w:val="false"/>
+                <w:b w:val="false"/>
+                <w:u w:val="none"/>
+                <w:strike w:val="false"/>
+                <w:sz w:val="22"/>
+                <w:szCs w:val="22"/>
+                <w:color w:val="000000"/>
+              </w:rPr>
+              <w:t xml:space="preserve">FOSD_inf_CI_L</w:t>
+            </w:r>
+          </w:p>
+        </w:tc>
+        <w:tc>
+          <w:tcPr>
+            <w:tcBorders>
+              <w:bottom w:val="single" w:sz="12" w:space="0" w:color="666666"/>
+              <w:top w:val="single" w:sz="12" w:space="0" w:color="666666"/>
+              <w:left w:val="none" w:sz="0" w:space="0" w:color="000000"/>
+              <w:right w:val="none" w:sz="0" w:space="0" w:color="000000"/>
+            </w:tcBorders>
+            <w:shd w:val="clear" w:color="auto" w:fill="FFFFFF"/>
+            <w:tcMar>
+              <w:top w:w="0" w:type="dxa"/>
+              <w:bottom w:w="0" w:type="dxa"/>
+              <w:left w:w="0" w:type="dxa"/>
+              <w:right w:w="0" w:type="dxa"/>
+            </w:tcMar>
+            <w:vAlign w:val="center"/>
+          </w:tcPr>
+          <w:p>
+            <w:pPr>
+              <w:pStyle w:val="Normal"/>
+              <w:jc w:val="right"/>
+              <w:pBdr>
+                <w:bottom w:val="none" w:sz="0" w:space="0" w:color="000000"/>
+                <w:top w:val="none" w:sz="0" w:space="0" w:color="000000"/>
+                <w:left w:val="none" w:sz="0" w:space="0" w:color="000000"/>
+                <w:right w:val="none" w:sz="0" w:space="0" w:color="000000"/>
+              </w:pBdr>
+              <w:spacing w:after="100" w:before="100" w:line="240"/>
+              <w:ind w:left="100" w:right="100" w:firstLine="0" w:firstLineChars="0"/>
+              <w:rPr>
+                <w:rFonts w:ascii="Arial" w:hAnsi="Arial" w:eastAsia="Arial" w:cs="Arial"/>
+                <w:i w:val="false"/>
+                <w:b w:val="false"/>
+                <w:u w:val="none"/>
+                <w:strike w:val="false"/>
+                <w:sz w:val="22"/>
+                <w:szCs w:val="22"/>
+                <w:color w:val="000000"/>
+              </w:rPr>
+            </w:pPr>
+            <w:r>
+              <w:rPr>
+                <w:rFonts w:ascii="Arial" w:hAnsi="Arial" w:eastAsia="Arial" w:cs="Arial"/>
+                <w:i w:val="false"/>
+                <w:b w:val="false"/>
+                <w:u w:val="none"/>
+                <w:strike w:val="false"/>
+                <w:sz w:val="22"/>
+                <w:szCs w:val="22"/>
+                <w:color w:val="000000"/>
+              </w:rPr>
+              <w:t xml:space="preserve">FOSD_inf_CI_U</w:t>
+            </w:r>
+          </w:p>
+        </w:tc>
+        <w:tc>
+          <w:tcPr>
+            <w:tcBorders>
+              <w:bottom w:val="single" w:sz="12" w:space="0" w:color="666666"/>
+              <w:top w:val="single" w:sz="12" w:space="0" w:color="666666"/>
+              <w:left w:val="none" w:sz="0" w:space="0" w:color="000000"/>
+              <w:right w:val="none" w:sz="0" w:space="0" w:color="000000"/>
+            </w:tcBorders>
+            <w:shd w:val="clear" w:color="auto" w:fill="FFFFFF"/>
+            <w:tcMar>
+              <w:top w:w="0" w:type="dxa"/>
+              <w:bottom w:w="0" w:type="dxa"/>
+              <w:left w:w="0" w:type="dxa"/>
+              <w:right w:w="0" w:type="dxa"/>
+            </w:tcMar>
+            <w:vAlign w:val="center"/>
+          </w:tcPr>
+          <w:p>
+            <w:pPr>
+              <w:pStyle w:val="Normal"/>
+              <w:jc w:val="right"/>
+              <w:pBdr>
+                <w:bottom w:val="none" w:sz="0" w:space="0" w:color="000000"/>
+                <w:top w:val="none" w:sz="0" w:space="0" w:color="000000"/>
+                <w:left w:val="none" w:sz="0" w:space="0" w:color="000000"/>
+                <w:right w:val="none" w:sz="0" w:space="0" w:color="000000"/>
+              </w:pBdr>
+              <w:spacing w:after="100" w:before="100" w:line="240"/>
+              <w:ind w:left="100" w:right="100" w:firstLine="0" w:firstLineChars="0"/>
+              <w:rPr>
+                <w:rFonts w:ascii="Arial" w:hAnsi="Arial" w:eastAsia="Arial" w:cs="Arial"/>
+                <w:i w:val="false"/>
+                <w:b w:val="false"/>
+                <w:u w:val="none"/>
+                <w:strike w:val="false"/>
+                <w:sz w:val="22"/>
+                <w:szCs w:val="22"/>
+                <w:color w:val="000000"/>
+              </w:rPr>
+            </w:pPr>
+            <w:r>
+              <w:rPr>
+                <w:rFonts w:ascii="Arial" w:hAnsi="Arial" w:eastAsia="Arial" w:cs="Arial"/>
+                <w:i w:val="false"/>
+                <w:b w:val="false"/>
+                <w:u w:val="none"/>
+                <w:strike w:val="false"/>
+                <w:sz w:val="22"/>
+                <w:szCs w:val="22"/>
+                <w:color w:val="000000"/>
+              </w:rPr>
+              <w:t xml:space="preserve">MW_dominance_prob</w:t>
+            </w:r>
+          </w:p>
+        </w:tc>
+        <w:tc>
+          <w:tcPr>
+            <w:tcBorders>
+              <w:bottom w:val="single" w:sz="12" w:space="0" w:color="666666"/>
+              <w:top w:val="single" w:sz="12" w:space="0" w:color="666666"/>
+              <w:left w:val="none" w:sz="0" w:space="0" w:color="000000"/>
+              <w:right w:val="none" w:sz="0" w:space="0" w:color="000000"/>
+            </w:tcBorders>
+            <w:shd w:val="clear" w:color="auto" w:fill="FFFFFF"/>
+            <w:tcMar>
+              <w:top w:w="0" w:type="dxa"/>
+              <w:bottom w:w="0" w:type="dxa"/>
+              <w:left w:w="0" w:type="dxa"/>
+              <w:right w:w="0" w:type="dxa"/>
+            </w:tcMar>
+            <w:vAlign w:val="center"/>
+          </w:tcPr>
+          <w:p>
+            <w:pPr>
+              <w:pStyle w:val="Normal"/>
+              <w:jc w:val="right"/>
+              <w:pBdr>
+                <w:bottom w:val="none" w:sz="0" w:space="0" w:color="000000"/>
+                <w:top w:val="none" w:sz="0" w:space="0" w:color="000000"/>
+                <w:left w:val="none" w:sz="0" w:space="0" w:color="000000"/>
+                <w:right w:val="none" w:sz="0" w:space="0" w:color="000000"/>
+              </w:pBdr>
+              <w:spacing w:after="100" w:before="100" w:line="240"/>
+              <w:ind w:left="100" w:right="100" w:firstLine="0" w:firstLineChars="0"/>
+              <w:rPr>
+                <w:rFonts w:ascii="Arial" w:hAnsi="Arial" w:eastAsia="Arial" w:cs="Arial"/>
+                <w:i w:val="false"/>
+                <w:b w:val="false"/>
+                <w:u w:val="none"/>
+                <w:strike w:val="false"/>
+                <w:sz w:val="22"/>
+                <w:szCs w:val="22"/>
+                <w:color w:val="000000"/>
+              </w:rPr>
+            </w:pPr>
+            <w:r>
+              <w:rPr>
+                <w:rFonts w:ascii="Arial" w:hAnsi="Arial" w:eastAsia="Arial" w:cs="Arial"/>
+                <w:i w:val="false"/>
+                <w:b w:val="false"/>
+                <w:u w:val="none"/>
+                <w:strike w:val="false"/>
+                <w:sz w:val="22"/>
+                <w:szCs w:val="22"/>
+                <w:color w:val="000000"/>
+              </w:rPr>
+              <w:t xml:space="preserve">COS_dominance_prob</w:t>
+            </w:r>
+          </w:p>
+        </w:tc>
+        <w:tc>
+          <w:tcPr>
+            <w:tcBorders>
+              <w:bottom w:val="single" w:sz="12" w:space="0" w:color="666666"/>
+              <w:top w:val="single" w:sz="12" w:space="0" w:color="666666"/>
+              <w:left w:val="none" w:sz="0" w:space="0" w:color="000000"/>
+              <w:right w:val="none" w:sz="0" w:space="0" w:color="000000"/>
+            </w:tcBorders>
+            <w:shd w:val="clear" w:color="auto" w:fill="FFFFFF"/>
+            <w:tcMar>
+              <w:top w:w="0" w:type="dxa"/>
+              <w:bottom w:w="0" w:type="dxa"/>
+              <w:left w:w="0" w:type="dxa"/>
+              <w:right w:w="0" w:type="dxa"/>
+            </w:tcMar>
+            <w:vAlign w:val="center"/>
+          </w:tcPr>
+          <w:p>
+            <w:pPr>
+              <w:pStyle w:val="Normal"/>
+              <w:jc w:val="right"/>
+              <w:pBdr>
+                <w:bottom w:val="none" w:sz="0" w:space="0" w:color="000000"/>
+                <w:top w:val="none" w:sz="0" w:space="0" w:color="000000"/>
+                <w:left w:val="none" w:sz="0" w:space="0" w:color="000000"/>
+                <w:right w:val="none" w:sz="0" w:space="0" w:color="000000"/>
+              </w:pBdr>
+              <w:spacing w:after="100" w:before="100" w:line="240"/>
+              <w:ind w:left="100" w:right="100" w:firstLine="0" w:firstLineChars="0"/>
+              <w:rPr>
+                <w:rFonts w:ascii="Arial" w:hAnsi="Arial" w:eastAsia="Arial" w:cs="Arial"/>
+                <w:i w:val="false"/>
+                <w:b w:val="false"/>
+                <w:u w:val="none"/>
+                <w:strike w:val="false"/>
+                <w:sz w:val="22"/>
+                <w:szCs w:val="22"/>
+                <w:color w:val="000000"/>
+              </w:rPr>
+            </w:pPr>
+            <w:r>
+              <w:rPr>
+                <w:rFonts w:ascii="Arial" w:hAnsi="Arial" w:eastAsia="Arial" w:cs="Arial"/>
+                <w:i w:val="false"/>
+                <w:b w:val="false"/>
+                <w:u w:val="none"/>
+                <w:strike w:val="false"/>
+                <w:sz w:val="22"/>
+                <w:szCs w:val="22"/>
+                <w:color w:val="000000"/>
+              </w:rPr>
+              <w:t xml:space="preserve">pass_DI</w:t>
+            </w:r>
+          </w:p>
+        </w:tc>
+        <w:tc>
+          <w:tcPr>
+            <w:tcBorders>
+              <w:bottom w:val="single" w:sz="12" w:space="0" w:color="666666"/>
+              <w:top w:val="single" w:sz="12" w:space="0" w:color="666666"/>
+              <w:left w:val="none" w:sz="0" w:space="0" w:color="000000"/>
+              <w:right w:val="none" w:sz="0" w:space="0" w:color="000000"/>
+            </w:tcBorders>
+            <w:shd w:val="clear" w:color="auto" w:fill="FFFFFF"/>
+            <w:tcMar>
+              <w:top w:w="0" w:type="dxa"/>
+              <w:bottom w:w="0" w:type="dxa"/>
+              <w:left w:w="0" w:type="dxa"/>
+              <w:right w:w="0" w:type="dxa"/>
+            </w:tcMar>
+            <w:vAlign w:val="center"/>
+          </w:tcPr>
+          <w:p>
+            <w:pPr>
+              <w:pStyle w:val="Normal"/>
+              <w:jc w:val="right"/>
+              <w:pBdr>
+                <w:bottom w:val="none" w:sz="0" w:space="0" w:color="000000"/>
+                <w:top w:val="none" w:sz="0" w:space="0" w:color="000000"/>
+                <w:left w:val="none" w:sz="0" w:space="0" w:color="000000"/>
+                <w:right w:val="none" w:sz="0" w:space="0" w:color="000000"/>
+              </w:pBdr>
+              <w:spacing w:after="100" w:before="100" w:line="240"/>
+              <w:ind w:left="100" w:right="100" w:firstLine="0" w:firstLineChars="0"/>
+              <w:rPr>
+                <w:rFonts w:ascii="Arial" w:hAnsi="Arial" w:eastAsia="Arial" w:cs="Arial"/>
+                <w:i w:val="false"/>
+                <w:b w:val="false"/>
+                <w:u w:val="none"/>
+                <w:strike w:val="false"/>
+                <w:sz w:val="22"/>
+                <w:szCs w:val="22"/>
+                <w:color w:val="000000"/>
+              </w:rPr>
+            </w:pPr>
+            <w:r>
+              <w:rPr>
+                <w:rFonts w:ascii="Arial" w:hAnsi="Arial" w:eastAsia="Arial" w:cs="Arial"/>
+                <w:i w:val="false"/>
+                <w:b w:val="false"/>
+                <w:u w:val="none"/>
+                <w:strike w:val="false"/>
+                <w:sz w:val="22"/>
+                <w:szCs w:val="22"/>
+                <w:color w:val="000000"/>
+              </w:rPr>
+              <w:t xml:space="preserve">pass_gap</w:t>
+            </w:r>
+          </w:p>
+        </w:tc>
+        <w:tc>
+          <w:tcPr>
+            <w:tcBorders>
+              <w:bottom w:val="single" w:sz="12" w:space="0" w:color="666666"/>
+              <w:top w:val="single" w:sz="12" w:space="0" w:color="666666"/>
+              <w:left w:val="none" w:sz="0" w:space="0" w:color="000000"/>
+              <w:right w:val="none" w:sz="0" w:space="0" w:color="000000"/>
+            </w:tcBorders>
+            <w:shd w:val="clear" w:color="auto" w:fill="FFFFFF"/>
+            <w:tcMar>
+              <w:top w:w="0" w:type="dxa"/>
+              <w:bottom w:w="0" w:type="dxa"/>
+              <w:left w:w="0" w:type="dxa"/>
+              <w:right w:w="0" w:type="dxa"/>
+            </w:tcMar>
+            <w:vAlign w:val="center"/>
+          </w:tcPr>
+          <w:p>
+            <w:pPr>
+              <w:pStyle w:val="Normal"/>
+              <w:jc w:val="right"/>
+              <w:pBdr>
+                <w:bottom w:val="none" w:sz="0" w:space="0" w:color="000000"/>
+                <w:top w:val="none" w:sz="0" w:space="0" w:color="000000"/>
+                <w:left w:val="none" w:sz="0" w:space="0" w:color="000000"/>
+                <w:right w:val="none" w:sz="0" w:space="0" w:color="000000"/>
+              </w:pBdr>
+              <w:spacing w:after="100" w:before="100" w:line="240"/>
+              <w:ind w:left="100" w:right="100" w:firstLine="0" w:firstLineChars="0"/>
+              <w:rPr>
+                <w:rFonts w:ascii="Arial" w:hAnsi="Arial" w:eastAsia="Arial" w:cs="Arial"/>
+                <w:i w:val="false"/>
+                <w:b w:val="false"/>
+                <w:u w:val="none"/>
+                <w:strike w:val="false"/>
+                <w:sz w:val="22"/>
+                <w:szCs w:val="22"/>
+                <w:color w:val="000000"/>
+              </w:rPr>
+            </w:pPr>
+            <w:r>
+              <w:rPr>
+                <w:rFonts w:ascii="Arial" w:hAnsi="Arial" w:eastAsia="Arial" w:cs="Arial"/>
+                <w:i w:val="false"/>
+                <w:b w:val="false"/>
+                <w:u w:val="none"/>
+                <w:strike w:val="false"/>
+                <w:sz w:val="22"/>
+                <w:szCs w:val="22"/>
+                <w:color w:val="000000"/>
+              </w:rPr>
+              <w:t xml:space="preserve">pass_SMD</w:t>
+            </w:r>
+          </w:p>
+        </w:tc>
+        <w:tc>
+          <w:tcPr>
+            <w:tcBorders>
+              <w:bottom w:val="single" w:sz="12" w:space="0" w:color="666666"/>
+              <w:top w:val="single" w:sz="12" w:space="0" w:color="666666"/>
+              <w:left w:val="none" w:sz="0" w:space="0" w:color="000000"/>
+              <w:right w:val="none" w:sz="0" w:space="0" w:color="000000"/>
+            </w:tcBorders>
+            <w:shd w:val="clear" w:color="auto" w:fill="FFFFFF"/>
+            <w:tcMar>
+              <w:top w:w="0" w:type="dxa"/>
+              <w:bottom w:w="0" w:type="dxa"/>
+              <w:left w:w="0" w:type="dxa"/>
+              <w:right w:w="0" w:type="dxa"/>
+            </w:tcMar>
+            <w:vAlign w:val="center"/>
+          </w:tcPr>
+          <w:p>
+            <w:pPr>
+              <w:pStyle w:val="Normal"/>
+              <w:jc w:val="right"/>
+              <w:pBdr>
+                <w:bottom w:val="none" w:sz="0" w:space="0" w:color="000000"/>
+                <w:top w:val="none" w:sz="0" w:space="0" w:color="000000"/>
+                <w:left w:val="none" w:sz="0" w:space="0" w:color="000000"/>
+                <w:right w:val="none" w:sz="0" w:space="0" w:color="000000"/>
+              </w:pBdr>
+              <w:spacing w:after="100" w:before="100" w:line="240"/>
+              <w:ind w:left="100" w:right="100" w:firstLine="0" w:firstLineChars="0"/>
+              <w:rPr>
+                <w:rFonts w:ascii="Arial" w:hAnsi="Arial" w:eastAsia="Arial" w:cs="Arial"/>
+                <w:i w:val="false"/>
+                <w:b w:val="false"/>
+                <w:u w:val="none"/>
+                <w:strike w:val="false"/>
+                <w:sz w:val="22"/>
+                <w:szCs w:val="22"/>
+                <w:color w:val="000000"/>
+              </w:rPr>
+            </w:pPr>
+            <w:r>
+              <w:rPr>
+                <w:rFonts w:ascii="Arial" w:hAnsi="Arial" w:eastAsia="Arial" w:cs="Arial"/>
+                <w:i w:val="false"/>
+                <w:b w:val="false"/>
+                <w:u w:val="none"/>
+                <w:strike w:val="false"/>
+                <w:sz w:val="22"/>
+                <w:szCs w:val="22"/>
+                <w:color w:val="000000"/>
+              </w:rPr>
+              <w:t xml:space="preserve">pass_FOSD</w:t>
+            </w:r>
+          </w:p>
+        </w:tc>
+        <w:tc>
+          <w:tcPr>
+            <w:tcBorders>
+              <w:bottom w:val="single" w:sz="12" w:space="0" w:color="666666"/>
+              <w:top w:val="single" w:sz="12" w:space="0" w:color="666666"/>
+              <w:left w:val="none" w:sz="0" w:space="0" w:color="000000"/>
+              <w:right w:val="none" w:sz="0" w:space="0" w:color="000000"/>
+            </w:tcBorders>
+            <w:shd w:val="clear" w:color="auto" w:fill="FFFFFF"/>
+            <w:tcMar>
+              <w:top w:w="0" w:type="dxa"/>
+              <w:bottom w:w="0" w:type="dxa"/>
+              <w:left w:w="0" w:type="dxa"/>
+              <w:right w:w="0" w:type="dxa"/>
+            </w:tcMar>
+            <w:vAlign w:val="center"/>
+          </w:tcPr>
+          <w:p>
+            <w:pPr>
+              <w:pStyle w:val="Normal"/>
+              <w:jc w:val="right"/>
+              <w:pBdr>
+                <w:bottom w:val="none" w:sz="0" w:space="0" w:color="000000"/>
+                <w:top w:val="none" w:sz="0" w:space="0" w:color="000000"/>
+                <w:left w:val="none" w:sz="0" w:space="0" w:color="000000"/>
+                <w:right w:val="none" w:sz="0" w:space="0" w:color="000000"/>
+              </w:pBdr>
+              <w:spacing w:after="100" w:before="100" w:line="240"/>
+              <w:ind w:left="100" w:right="100" w:firstLine="0" w:firstLineChars="0"/>
+              <w:rPr>
+                <w:rFonts w:ascii="Arial" w:hAnsi="Arial" w:eastAsia="Arial" w:cs="Arial"/>
+                <w:i w:val="false"/>
+                <w:b w:val="false"/>
+                <w:u w:val="none"/>
+                <w:strike w:val="false"/>
+                <w:sz w:val="22"/>
+                <w:szCs w:val="22"/>
+                <w:color w:val="000000"/>
+              </w:rPr>
+            </w:pPr>
+            <w:r>
+              <w:rPr>
+                <w:rFonts w:ascii="Arial" w:hAnsi="Arial" w:eastAsia="Arial" w:cs="Arial"/>
+                <w:i w:val="false"/>
+                <w:b w:val="false"/>
+                <w:u w:val="none"/>
+                <w:strike w:val="false"/>
+                <w:sz w:val="22"/>
+                <w:szCs w:val="22"/>
+                <w:color w:val="000000"/>
+              </w:rPr>
+              <w:t xml:space="preserve">fosd_pass_delta10</w:t>
+            </w:r>
+          </w:p>
+        </w:tc>
+        <w:tc>
+          <w:tcPr>
+            <w:tcBorders>
+              <w:bottom w:val="single" w:sz="12" w:space="0" w:color="666666"/>
+              <w:top w:val="single" w:sz="12" w:space="0" w:color="666666"/>
+              <w:left w:val="none" w:sz="0" w:space="0" w:color="000000"/>
+              <w:right w:val="none" w:sz="0" w:space="0" w:color="000000"/>
+            </w:tcBorders>
+            <w:shd w:val="clear" w:color="auto" w:fill="FFFFFF"/>
+            <w:tcMar>
+              <w:top w:w="0" w:type="dxa"/>
+              <w:bottom w:w="0" w:type="dxa"/>
+              <w:left w:w="0" w:type="dxa"/>
+              <w:right w:w="0" w:type="dxa"/>
+            </w:tcMar>
+            <w:vAlign w:val="center"/>
+          </w:tcPr>
+          <w:p>
+            <w:pPr>
+              <w:pStyle w:val="Normal"/>
+              <w:jc w:val="right"/>
+              <w:pBdr>
+                <w:bottom w:val="none" w:sz="0" w:space="0" w:color="000000"/>
+                <w:top w:val="none" w:sz="0" w:space="0" w:color="000000"/>
+                <w:left w:val="none" w:sz="0" w:space="0" w:color="000000"/>
+                <w:right w:val="none" w:sz="0" w:space="0" w:color="000000"/>
+              </w:pBdr>
+              <w:spacing w:after="100" w:before="100" w:line="240"/>
+              <w:ind w:left="100" w:right="100" w:firstLine="0" w:firstLineChars="0"/>
+              <w:rPr>
+                <w:rFonts w:ascii="Arial" w:hAnsi="Arial" w:eastAsia="Arial" w:cs="Arial"/>
+                <w:i w:val="false"/>
+                <w:b w:val="false"/>
+                <w:u w:val="none"/>
+                <w:strike w:val="false"/>
+                <w:sz w:val="22"/>
+                <w:szCs w:val="22"/>
+                <w:color w:val="000000"/>
+              </w:rPr>
+            </w:pPr>
+            <w:r>
+              <w:rPr>
+                <w:rFonts w:ascii="Arial" w:hAnsi="Arial" w:eastAsia="Arial" w:cs="Arial"/>
+                <w:i w:val="false"/>
+                <w:b w:val="false"/>
+                <w:u w:val="none"/>
+                <w:strike w:val="false"/>
+                <w:sz w:val="22"/>
+                <w:szCs w:val="22"/>
+                <w:color w:val="000000"/>
+              </w:rPr>
+              <w:t xml:space="preserve">fosd_pass_delta05</w:t>
+            </w:r>
+          </w:p>
+        </w:tc>
+        <w:tc>
+          <w:tcPr>
+            <w:tcBorders>
+              <w:bottom w:val="single" w:sz="12" w:space="0" w:color="666666"/>
+              <w:top w:val="single" w:sz="12" w:space="0" w:color="666666"/>
+              <w:left w:val="none" w:sz="0" w:space="0" w:color="000000"/>
+              <w:right w:val="none" w:sz="0" w:space="0" w:color="000000"/>
+            </w:tcBorders>
+            <w:shd w:val="clear" w:color="auto" w:fill="FFFFFF"/>
+            <w:tcMar>
+              <w:top w:w="0" w:type="dxa"/>
+              <w:bottom w:w="0" w:type="dxa"/>
+              <w:left w:w="0" w:type="dxa"/>
+              <w:right w:w="0" w:type="dxa"/>
+            </w:tcMar>
+            <w:vAlign w:val="center"/>
+          </w:tcPr>
+          <w:p>
+            <w:pPr>
+              <w:pStyle w:val="Normal"/>
+              <w:jc w:val="right"/>
+              <w:pBdr>
+                <w:bottom w:val="none" w:sz="0" w:space="0" w:color="000000"/>
+                <w:top w:val="none" w:sz="0" w:space="0" w:color="000000"/>
+                <w:left w:val="none" w:sz="0" w:space="0" w:color="000000"/>
+                <w:right w:val="none" w:sz="0" w:space="0" w:color="000000"/>
+              </w:pBdr>
+              <w:spacing w:after="100" w:before="100" w:line="240"/>
+              <w:ind w:left="100" w:right="100" w:firstLine="0" w:firstLineChars="0"/>
+              <w:rPr>
+                <w:rFonts w:ascii="Arial" w:hAnsi="Arial" w:eastAsia="Arial" w:cs="Arial"/>
+                <w:i w:val="false"/>
+                <w:b w:val="false"/>
+                <w:u w:val="none"/>
+                <w:strike w:val="false"/>
+                <w:sz w:val="22"/>
+                <w:szCs w:val="22"/>
+                <w:color w:val="000000"/>
+              </w:rPr>
+            </w:pPr>
+            <w:r>
+              <w:rPr>
+                <w:rFonts w:ascii="Arial" w:hAnsi="Arial" w:eastAsia="Arial" w:cs="Arial"/>
+                <w:i w:val="false"/>
+                <w:b w:val="false"/>
+                <w:u w:val="none"/>
+                <w:strike w:val="false"/>
+                <w:sz w:val="22"/>
+                <w:szCs w:val="22"/>
+                <w:color w:val="000000"/>
+              </w:rPr>
+              <w:t xml:space="preserve">pass_all</w:t>
+            </w:r>
+          </w:p>
+        </w:tc>
+        <w:tc>
+          <w:tcPr>
+            <w:tcBorders>
+              <w:bottom w:val="single" w:sz="12" w:space="0" w:color="666666"/>
+              <w:top w:val="single" w:sz="12" w:space="0" w:color="666666"/>
+              <w:left w:val="none" w:sz="0" w:space="0" w:color="000000"/>
+              <w:right w:val="none" w:sz="0" w:space="0" w:color="000000"/>
+            </w:tcBorders>
+            <w:shd w:val="clear" w:color="auto" w:fill="FFFFFF"/>
+            <w:tcMar>
+              <w:top w:w="0" w:type="dxa"/>
+              <w:bottom w:w="0" w:type="dxa"/>
+              <w:left w:w="0" w:type="dxa"/>
+              <w:right w:w="0" w:type="dxa"/>
+            </w:tcMar>
+            <w:vAlign w:val="center"/>
+          </w:tcPr>
+          <w:p>
+            <w:pPr>
+              <w:pStyle w:val="Normal"/>
               <w:jc w:val="left"/>
               <w:pBdr>
                 <w:bottom w:val="none" w:sz="0" w:space="0" w:color="000000"/>
@@ -195,61 +2042,6 @@
                 <w:color w:val="000000"/>
               </w:rPr>
               <w:t xml:space="preserve">decision</w:t>
-            </w:r>
-          </w:p>
-        </w:tc>
-        <w:tc>
-          <w:tcPr>
-            <w:tcBorders>
-              <w:bottom w:val="single" w:sz="12" w:space="0" w:color="666666"/>
-              <w:top w:val="single" w:sz="12" w:space="0" w:color="666666"/>
-              <w:left w:val="none" w:sz="0" w:space="0" w:color="000000"/>
-              <w:right w:val="none" w:sz="0" w:space="0" w:color="000000"/>
-            </w:tcBorders>
-            <w:shd w:val="clear" w:color="auto" w:fill="FFFFFF"/>
-            <w:tcMar>
-              <w:top w:w="0" w:type="dxa"/>
-              <w:bottom w:w="0" w:type="dxa"/>
-              <w:left w:w="0" w:type="dxa"/>
-              <w:right w:w="0" w:type="dxa"/>
-            </w:tcMar>
-            <w:vAlign w:val="center"/>
-          </w:tcPr>
-          <w:p>
-            <w:pPr>
-              <w:pStyle w:val="Normal"/>
-              <w:jc w:val="left"/>
-              <w:pBdr>
-                <w:bottom w:val="none" w:sz="0" w:space="0" w:color="000000"/>
-                <w:top w:val="none" w:sz="0" w:space="0" w:color="000000"/>
-                <w:left w:val="none" w:sz="0" w:space="0" w:color="000000"/>
-                <w:right w:val="none" w:sz="0" w:space="0" w:color="000000"/>
-              </w:pBdr>
-              <w:spacing w:after="100" w:before="100" w:line="240"/>
-              <w:ind w:left="100" w:right="100" w:firstLine="0" w:firstLineChars="0"/>
-              <w:rPr>
-                <w:rFonts w:ascii="Arial" w:hAnsi="Arial" w:eastAsia="Arial" w:cs="Arial"/>
-                <w:i w:val="false"/>
-                <w:b w:val="false"/>
-                <w:u w:val="none"/>
-                <w:strike w:val="false"/>
-                <w:sz w:val="22"/>
-                <w:szCs w:val="22"/>
-                <w:color w:val="000000"/>
-              </w:rPr>
-            </w:pPr>
-            <w:r>
-              <w:rPr>
-                <w:rFonts w:ascii="Arial" w:hAnsi="Arial" w:eastAsia="Arial" w:cs="Arial"/>
-                <w:i w:val="false"/>
-                <w:b w:val="false"/>
-                <w:u w:val="none"/>
-                <w:strike w:val="false"/>
-                <w:sz w:val="22"/>
-                <w:szCs w:val="22"/>
-                <w:color w:val="000000"/>
-              </w:rPr>
-              <w:t xml:space="preserve">note</w:t>
             </w:r>
           </w:p>
         </w:tc>
@@ -309,7 +2101,1822 @@
                 <w:szCs w:val="22"/>
                 <w:color w:val="000000"/>
               </w:rPr>
-              <w:t xml:space="preserve"/>
+              <w:t xml:space="preserve">1.4</w:t>
+            </w:r>
+          </w:p>
+        </w:tc>
+        <w:tc>
+          <w:tcPr>
+            <w:tcBorders>
+              <w:bottom w:val="single" w:sz="12" w:space="0" w:color="666666"/>
+              <w:top w:val="single" w:sz="12" w:space="0" w:color="666666"/>
+              <w:left w:val="none" w:sz="0" w:space="0" w:color="000000"/>
+              <w:right w:val="none" w:sz="0" w:space="0" w:color="000000"/>
+            </w:tcBorders>
+            <w:shd w:val="clear" w:color="auto" w:fill="FFFFFF"/>
+            <w:tcMar>
+              <w:top w:w="0" w:type="dxa"/>
+              <w:bottom w:w="0" w:type="dxa"/>
+              <w:left w:w="0" w:type="dxa"/>
+              <w:right w:w="0" w:type="dxa"/>
+            </w:tcMar>
+            <w:vAlign w:val="center"/>
+          </w:tcPr>
+          <w:p>
+            <w:pPr>
+              <w:pStyle w:val="Normal"/>
+              <w:jc w:val="right"/>
+              <w:pBdr>
+                <w:bottom w:val="none" w:sz="0" w:space="0" w:color="000000"/>
+                <w:top w:val="none" w:sz="0" w:space="0" w:color="000000"/>
+                <w:left w:val="none" w:sz="0" w:space="0" w:color="000000"/>
+                <w:right w:val="none" w:sz="0" w:space="0" w:color="000000"/>
+              </w:pBdr>
+              <w:spacing w:after="100" w:before="100" w:line="240"/>
+              <w:ind w:left="100" w:right="100" w:firstLine="0" w:firstLineChars="0"/>
+              <w:rPr>
+                <w:rFonts w:ascii="Arial" w:hAnsi="Arial" w:eastAsia="Arial" w:cs="Arial"/>
+                <w:i w:val="false"/>
+                <w:b w:val="false"/>
+                <w:u w:val="none"/>
+                <w:strike w:val="false"/>
+                <w:sz w:val="22"/>
+                <w:szCs w:val="22"/>
+                <w:color w:val="000000"/>
+              </w:rPr>
+            </w:pPr>
+            <w:r>
+              <w:rPr>
+                <w:rFonts w:ascii="Arial" w:hAnsi="Arial" w:eastAsia="Arial" w:cs="Arial"/>
+                <w:i w:val="false"/>
+                <w:b w:val="false"/>
+                <w:u w:val="none"/>
+                <w:strike w:val="false"/>
+                <w:sz w:val="22"/>
+                <w:szCs w:val="22"/>
+                <w:color w:val="000000"/>
+              </w:rPr>
+              <w:t xml:space="preserve">834</w:t>
+            </w:r>
+          </w:p>
+        </w:tc>
+        <w:tc>
+          <w:tcPr>
+            <w:tcBorders>
+              <w:bottom w:val="single" w:sz="12" w:space="0" w:color="666666"/>
+              <w:top w:val="single" w:sz="12" w:space="0" w:color="666666"/>
+              <w:left w:val="none" w:sz="0" w:space="0" w:color="000000"/>
+              <w:right w:val="none" w:sz="0" w:space="0" w:color="000000"/>
+            </w:tcBorders>
+            <w:shd w:val="clear" w:color="auto" w:fill="FFFFFF"/>
+            <w:tcMar>
+              <w:top w:w="0" w:type="dxa"/>
+              <w:bottom w:w="0" w:type="dxa"/>
+              <w:left w:w="0" w:type="dxa"/>
+              <w:right w:w="0" w:type="dxa"/>
+            </w:tcMar>
+            <w:vAlign w:val="center"/>
+          </w:tcPr>
+          <w:p>
+            <w:pPr>
+              <w:pStyle w:val="Normal"/>
+              <w:jc w:val="right"/>
+              <w:pBdr>
+                <w:bottom w:val="none" w:sz="0" w:space="0" w:color="000000"/>
+                <w:top w:val="none" w:sz="0" w:space="0" w:color="000000"/>
+                <w:left w:val="none" w:sz="0" w:space="0" w:color="000000"/>
+                <w:right w:val="none" w:sz="0" w:space="0" w:color="000000"/>
+              </w:pBdr>
+              <w:spacing w:after="100" w:before="100" w:line="240"/>
+              <w:ind w:left="100" w:right="100" w:firstLine="0" w:firstLineChars="0"/>
+              <w:rPr>
+                <w:rFonts w:ascii="Arial" w:hAnsi="Arial" w:eastAsia="Arial" w:cs="Arial"/>
+                <w:i w:val="false"/>
+                <w:b w:val="false"/>
+                <w:u w:val="none"/>
+                <w:strike w:val="false"/>
+                <w:sz w:val="22"/>
+                <w:szCs w:val="22"/>
+                <w:color w:val="000000"/>
+              </w:rPr>
+            </w:pPr>
+            <w:r>
+              <w:rPr>
+                <w:rFonts w:ascii="Arial" w:hAnsi="Arial" w:eastAsia="Arial" w:cs="Arial"/>
+                <w:i w:val="false"/>
+                <w:b w:val="false"/>
+                <w:u w:val="none"/>
+                <w:strike w:val="false"/>
+                <w:sz w:val="22"/>
+                <w:szCs w:val="22"/>
+                <w:color w:val="000000"/>
+              </w:rPr>
+              <w:t xml:space="preserve">0.8417266</w:t>
+            </w:r>
+          </w:p>
+        </w:tc>
+        <w:tc>
+          <w:tcPr>
+            <w:tcBorders>
+              <w:bottom w:val="single" w:sz="12" w:space="0" w:color="666666"/>
+              <w:top w:val="single" w:sz="12" w:space="0" w:color="666666"/>
+              <w:left w:val="none" w:sz="0" w:space="0" w:color="000000"/>
+              <w:right w:val="none" w:sz="0" w:space="0" w:color="000000"/>
+            </w:tcBorders>
+            <w:shd w:val="clear" w:color="auto" w:fill="FFFFFF"/>
+            <w:tcMar>
+              <w:top w:w="0" w:type="dxa"/>
+              <w:bottom w:w="0" w:type="dxa"/>
+              <w:left w:w="0" w:type="dxa"/>
+              <w:right w:w="0" w:type="dxa"/>
+            </w:tcMar>
+            <w:vAlign w:val="center"/>
+          </w:tcPr>
+          <w:p>
+            <w:pPr>
+              <w:pStyle w:val="Normal"/>
+              <w:jc w:val="right"/>
+              <w:pBdr>
+                <w:bottom w:val="none" w:sz="0" w:space="0" w:color="000000"/>
+                <w:top w:val="none" w:sz="0" w:space="0" w:color="000000"/>
+                <w:left w:val="none" w:sz="0" w:space="0" w:color="000000"/>
+                <w:right w:val="none" w:sz="0" w:space="0" w:color="000000"/>
+              </w:pBdr>
+              <w:spacing w:after="100" w:before="100" w:line="240"/>
+              <w:ind w:left="100" w:right="100" w:firstLine="0" w:firstLineChars="0"/>
+              <w:rPr>
+                <w:rFonts w:ascii="Arial" w:hAnsi="Arial" w:eastAsia="Arial" w:cs="Arial"/>
+                <w:i w:val="false"/>
+                <w:b w:val="false"/>
+                <w:u w:val="none"/>
+                <w:strike w:val="false"/>
+                <w:sz w:val="22"/>
+                <w:szCs w:val="22"/>
+                <w:color w:val="000000"/>
+              </w:rPr>
+            </w:pPr>
+            <w:r>
+              <w:rPr>
+                <w:rFonts w:ascii="Arial" w:hAnsi="Arial" w:eastAsia="Arial" w:cs="Arial"/>
+                <w:i w:val="false"/>
+                <w:b w:val="false"/>
+                <w:u w:val="none"/>
+                <w:strike w:val="false"/>
+                <w:sz w:val="22"/>
+                <w:szCs w:val="22"/>
+                <w:color w:val="000000"/>
+              </w:rPr>
+              <w:t xml:space="preserve">348</w:t>
+            </w:r>
+          </w:p>
+        </w:tc>
+        <w:tc>
+          <w:tcPr>
+            <w:tcBorders>
+              <w:bottom w:val="single" w:sz="12" w:space="0" w:color="666666"/>
+              <w:top w:val="single" w:sz="12" w:space="0" w:color="666666"/>
+              <w:left w:val="none" w:sz="0" w:space="0" w:color="000000"/>
+              <w:right w:val="none" w:sz="0" w:space="0" w:color="000000"/>
+            </w:tcBorders>
+            <w:shd w:val="clear" w:color="auto" w:fill="FFFFFF"/>
+            <w:tcMar>
+              <w:top w:w="0" w:type="dxa"/>
+              <w:bottom w:w="0" w:type="dxa"/>
+              <w:left w:w="0" w:type="dxa"/>
+              <w:right w:w="0" w:type="dxa"/>
+            </w:tcMar>
+            <w:vAlign w:val="center"/>
+          </w:tcPr>
+          <w:p>
+            <w:pPr>
+              <w:pStyle w:val="Normal"/>
+              <w:jc w:val="right"/>
+              <w:pBdr>
+                <w:bottom w:val="none" w:sz="0" w:space="0" w:color="000000"/>
+                <w:top w:val="none" w:sz="0" w:space="0" w:color="000000"/>
+                <w:left w:val="none" w:sz="0" w:space="0" w:color="000000"/>
+                <w:right w:val="none" w:sz="0" w:space="0" w:color="000000"/>
+              </w:pBdr>
+              <w:spacing w:after="100" w:before="100" w:line="240"/>
+              <w:ind w:left="100" w:right="100" w:firstLine="0" w:firstLineChars="0"/>
+              <w:rPr>
+                <w:rFonts w:ascii="Arial" w:hAnsi="Arial" w:eastAsia="Arial" w:cs="Arial"/>
+                <w:i w:val="false"/>
+                <w:b w:val="false"/>
+                <w:u w:val="none"/>
+                <w:strike w:val="false"/>
+                <w:sz w:val="22"/>
+                <w:szCs w:val="22"/>
+                <w:color w:val="000000"/>
+              </w:rPr>
+            </w:pPr>
+            <w:r>
+              <w:rPr>
+                <w:rFonts w:ascii="Arial" w:hAnsi="Arial" w:eastAsia="Arial" w:cs="Arial"/>
+                <w:i w:val="false"/>
+                <w:b w:val="false"/>
+                <w:u w:val="none"/>
+                <w:strike w:val="false"/>
+                <w:sz w:val="22"/>
+                <w:szCs w:val="22"/>
+                <w:color w:val="000000"/>
+              </w:rPr>
+              <w:t xml:space="preserve">0.8505747</w:t>
+            </w:r>
+          </w:p>
+        </w:tc>
+        <w:tc>
+          <w:tcPr>
+            <w:tcBorders>
+              <w:bottom w:val="single" w:sz="12" w:space="0" w:color="666666"/>
+              <w:top w:val="single" w:sz="12" w:space="0" w:color="666666"/>
+              <w:left w:val="none" w:sz="0" w:space="0" w:color="000000"/>
+              <w:right w:val="none" w:sz="0" w:space="0" w:color="000000"/>
+            </w:tcBorders>
+            <w:shd w:val="clear" w:color="auto" w:fill="FFFFFF"/>
+            <w:tcMar>
+              <w:top w:w="0" w:type="dxa"/>
+              <w:bottom w:w="0" w:type="dxa"/>
+              <w:left w:w="0" w:type="dxa"/>
+              <w:right w:w="0" w:type="dxa"/>
+            </w:tcMar>
+            <w:vAlign w:val="center"/>
+          </w:tcPr>
+          <w:p>
+            <w:pPr>
+              <w:pStyle w:val="Normal"/>
+              <w:jc w:val="right"/>
+              <w:pBdr>
+                <w:bottom w:val="none" w:sz="0" w:space="0" w:color="000000"/>
+                <w:top w:val="none" w:sz="0" w:space="0" w:color="000000"/>
+                <w:left w:val="none" w:sz="0" w:space="0" w:color="000000"/>
+                <w:right w:val="none" w:sz="0" w:space="0" w:color="000000"/>
+              </w:pBdr>
+              <w:spacing w:after="100" w:before="100" w:line="240"/>
+              <w:ind w:left="100" w:right="100" w:firstLine="0" w:firstLineChars="0"/>
+              <w:rPr>
+                <w:rFonts w:ascii="Arial" w:hAnsi="Arial" w:eastAsia="Arial" w:cs="Arial"/>
+                <w:i w:val="false"/>
+                <w:b w:val="false"/>
+                <w:u w:val="none"/>
+                <w:strike w:val="false"/>
+                <w:sz w:val="22"/>
+                <w:szCs w:val="22"/>
+                <w:color w:val="000000"/>
+              </w:rPr>
+            </w:pPr>
+            <w:r>
+              <w:rPr>
+                <w:rFonts w:ascii="Arial" w:hAnsi="Arial" w:eastAsia="Arial" w:cs="Arial"/>
+                <w:i w:val="false"/>
+                <w:b w:val="false"/>
+                <w:u w:val="none"/>
+                <w:strike w:val="false"/>
+                <w:sz w:val="22"/>
+                <w:szCs w:val="22"/>
+                <w:color w:val="000000"/>
+              </w:rPr>
+              <w:t xml:space="preserve">0.7257063</w:t>
+            </w:r>
+          </w:p>
+        </w:tc>
+        <w:tc>
+          <w:tcPr>
+            <w:tcBorders>
+              <w:bottom w:val="single" w:sz="12" w:space="0" w:color="666666"/>
+              <w:top w:val="single" w:sz="12" w:space="0" w:color="666666"/>
+              <w:left w:val="none" w:sz="0" w:space="0" w:color="000000"/>
+              <w:right w:val="none" w:sz="0" w:space="0" w:color="000000"/>
+            </w:tcBorders>
+            <w:shd w:val="clear" w:color="auto" w:fill="FFFFFF"/>
+            <w:tcMar>
+              <w:top w:w="0" w:type="dxa"/>
+              <w:bottom w:w="0" w:type="dxa"/>
+              <w:left w:w="0" w:type="dxa"/>
+              <w:right w:w="0" w:type="dxa"/>
+            </w:tcMar>
+            <w:vAlign w:val="center"/>
+          </w:tcPr>
+          <w:p>
+            <w:pPr>
+              <w:pStyle w:val="Normal"/>
+              <w:jc w:val="right"/>
+              <w:pBdr>
+                <w:bottom w:val="none" w:sz="0" w:space="0" w:color="000000"/>
+                <w:top w:val="none" w:sz="0" w:space="0" w:color="000000"/>
+                <w:left w:val="none" w:sz="0" w:space="0" w:color="000000"/>
+                <w:right w:val="none" w:sz="0" w:space="0" w:color="000000"/>
+              </w:pBdr>
+              <w:spacing w:after="100" w:before="100" w:line="240"/>
+              <w:ind w:left="100" w:right="100" w:firstLine="0" w:firstLineChars="0"/>
+              <w:rPr>
+                <w:rFonts w:ascii="Arial" w:hAnsi="Arial" w:eastAsia="Arial" w:cs="Arial"/>
+                <w:i w:val="false"/>
+                <w:b w:val="false"/>
+                <w:u w:val="none"/>
+                <w:strike w:val="false"/>
+                <w:sz w:val="22"/>
+                <w:szCs w:val="22"/>
+                <w:color w:val="000000"/>
+              </w:rPr>
+            </w:pPr>
+            <w:r>
+              <w:rPr>
+                <w:rFonts w:ascii="Arial" w:hAnsi="Arial" w:eastAsia="Arial" w:cs="Arial"/>
+                <w:i w:val="false"/>
+                <w:b w:val="false"/>
+                <w:u w:val="none"/>
+                <w:strike w:val="false"/>
+                <w:sz w:val="22"/>
+                <w:szCs w:val="22"/>
+                <w:color w:val="000000"/>
+              </w:rPr>
+              <w:t xml:space="preserve">0.9895975</w:t>
+            </w:r>
+          </w:p>
+        </w:tc>
+        <w:tc>
+          <w:tcPr>
+            <w:tcBorders>
+              <w:bottom w:val="single" w:sz="12" w:space="0" w:color="666666"/>
+              <w:top w:val="single" w:sz="12" w:space="0" w:color="666666"/>
+              <w:left w:val="none" w:sz="0" w:space="0" w:color="000000"/>
+              <w:right w:val="none" w:sz="0" w:space="0" w:color="000000"/>
+            </w:tcBorders>
+            <w:shd w:val="clear" w:color="auto" w:fill="FFFFFF"/>
+            <w:tcMar>
+              <w:top w:w="0" w:type="dxa"/>
+              <w:bottom w:w="0" w:type="dxa"/>
+              <w:left w:w="0" w:type="dxa"/>
+              <w:right w:w="0" w:type="dxa"/>
+            </w:tcMar>
+            <w:vAlign w:val="center"/>
+          </w:tcPr>
+          <w:p>
+            <w:pPr>
+              <w:pStyle w:val="Normal"/>
+              <w:jc w:val="right"/>
+              <w:pBdr>
+                <w:bottom w:val="none" w:sz="0" w:space="0" w:color="000000"/>
+                <w:top w:val="none" w:sz="0" w:space="0" w:color="000000"/>
+                <w:left w:val="none" w:sz="0" w:space="0" w:color="000000"/>
+                <w:right w:val="none" w:sz="0" w:space="0" w:color="000000"/>
+              </w:pBdr>
+              <w:spacing w:after="100" w:before="100" w:line="240"/>
+              <w:ind w:left="100" w:right="100" w:firstLine="0" w:firstLineChars="0"/>
+              <w:rPr>
+                <w:rFonts w:ascii="Arial" w:hAnsi="Arial" w:eastAsia="Arial" w:cs="Arial"/>
+                <w:i w:val="false"/>
+                <w:b w:val="false"/>
+                <w:u w:val="none"/>
+                <w:strike w:val="false"/>
+                <w:sz w:val="22"/>
+                <w:szCs w:val="22"/>
+                <w:color w:val="000000"/>
+              </w:rPr>
+            </w:pPr>
+            <w:r>
+              <w:rPr>
+                <w:rFonts w:ascii="Arial" w:hAnsi="Arial" w:eastAsia="Arial" w:cs="Arial"/>
+                <w:i w:val="false"/>
+                <w:b w:val="false"/>
+                <w:u w:val="none"/>
+                <w:strike w:val="false"/>
+                <w:sz w:val="22"/>
+                <w:szCs w:val="22"/>
+                <w:color w:val="000000"/>
+              </w:rPr>
+              <w:t xml:space="preserve">0.9368299</w:t>
+            </w:r>
+          </w:p>
+        </w:tc>
+        <w:tc>
+          <w:tcPr>
+            <w:tcBorders>
+              <w:bottom w:val="single" w:sz="12" w:space="0" w:color="666666"/>
+              <w:top w:val="single" w:sz="12" w:space="0" w:color="666666"/>
+              <w:left w:val="none" w:sz="0" w:space="0" w:color="000000"/>
+              <w:right w:val="none" w:sz="0" w:space="0" w:color="000000"/>
+            </w:tcBorders>
+            <w:shd w:val="clear" w:color="auto" w:fill="FFFFFF"/>
+            <w:tcMar>
+              <w:top w:w="0" w:type="dxa"/>
+              <w:bottom w:w="0" w:type="dxa"/>
+              <w:left w:w="0" w:type="dxa"/>
+              <w:right w:w="0" w:type="dxa"/>
+            </w:tcMar>
+            <w:vAlign w:val="center"/>
+          </w:tcPr>
+          <w:p>
+            <w:pPr>
+              <w:pStyle w:val="Normal"/>
+              <w:jc w:val="right"/>
+              <w:pBdr>
+                <w:bottom w:val="none" w:sz="0" w:space="0" w:color="000000"/>
+                <w:top w:val="none" w:sz="0" w:space="0" w:color="000000"/>
+                <w:left w:val="none" w:sz="0" w:space="0" w:color="000000"/>
+                <w:right w:val="none" w:sz="0" w:space="0" w:color="000000"/>
+              </w:pBdr>
+              <w:spacing w:after="100" w:before="100" w:line="240"/>
+              <w:ind w:left="100" w:right="100" w:firstLine="0" w:firstLineChars="0"/>
+              <w:rPr>
+                <w:rFonts w:ascii="Arial" w:hAnsi="Arial" w:eastAsia="Arial" w:cs="Arial"/>
+                <w:i w:val="false"/>
+                <w:b w:val="false"/>
+                <w:u w:val="none"/>
+                <w:strike w:val="false"/>
+                <w:sz w:val="22"/>
+                <w:szCs w:val="22"/>
+                <w:color w:val="000000"/>
+              </w:rPr>
+            </w:pPr>
+            <w:r>
+              <w:rPr>
+                <w:rFonts w:ascii="Arial" w:hAnsi="Arial" w:eastAsia="Arial" w:cs="Arial"/>
+                <w:i w:val="false"/>
+                <w:b w:val="false"/>
+                <w:u w:val="none"/>
+                <w:strike w:val="false"/>
+                <w:sz w:val="22"/>
+                <w:szCs w:val="22"/>
+                <w:color w:val="000000"/>
+              </w:rPr>
+              <w:t xml:space="preserve">0.9991355</w:t>
+            </w:r>
+          </w:p>
+        </w:tc>
+        <w:tc>
+          <w:tcPr>
+            <w:tcBorders>
+              <w:bottom w:val="single" w:sz="12" w:space="0" w:color="666666"/>
+              <w:top w:val="single" w:sz="12" w:space="0" w:color="666666"/>
+              <w:left w:val="none" w:sz="0" w:space="0" w:color="000000"/>
+              <w:right w:val="none" w:sz="0" w:space="0" w:color="000000"/>
+            </w:tcBorders>
+            <w:shd w:val="clear" w:color="auto" w:fill="FFFFFF"/>
+            <w:tcMar>
+              <w:top w:w="0" w:type="dxa"/>
+              <w:bottom w:w="0" w:type="dxa"/>
+              <w:left w:w="0" w:type="dxa"/>
+              <w:right w:w="0" w:type="dxa"/>
+            </w:tcMar>
+            <w:vAlign w:val="center"/>
+          </w:tcPr>
+          <w:p>
+            <w:pPr>
+              <w:pStyle w:val="Normal"/>
+              <w:jc w:val="right"/>
+              <w:pBdr>
+                <w:bottom w:val="none" w:sz="0" w:space="0" w:color="000000"/>
+                <w:top w:val="none" w:sz="0" w:space="0" w:color="000000"/>
+                <w:left w:val="none" w:sz="0" w:space="0" w:color="000000"/>
+                <w:right w:val="none" w:sz="0" w:space="0" w:color="000000"/>
+              </w:pBdr>
+              <w:spacing w:after="100" w:before="100" w:line="240"/>
+              <w:ind w:left="100" w:right="100" w:firstLine="0" w:firstLineChars="0"/>
+              <w:rPr>
+                <w:rFonts w:ascii="Arial" w:hAnsi="Arial" w:eastAsia="Arial" w:cs="Arial"/>
+                <w:i w:val="false"/>
+                <w:b w:val="false"/>
+                <w:u w:val="none"/>
+                <w:strike w:val="false"/>
+                <w:sz w:val="22"/>
+                <w:szCs w:val="22"/>
+                <w:color w:val="000000"/>
+              </w:rPr>
+            </w:pPr>
+            <w:r>
+              <w:rPr>
+                <w:rFonts w:ascii="Arial" w:hAnsi="Arial" w:eastAsia="Arial" w:cs="Arial"/>
+                <w:i w:val="false"/>
+                <w:b w:val="false"/>
+                <w:u w:val="none"/>
+                <w:strike w:val="false"/>
+                <w:sz w:val="22"/>
+                <w:szCs w:val="22"/>
+                <w:color w:val="000000"/>
+              </w:rPr>
+              <w:t xml:space="preserve">0.9449852</w:t>
+            </w:r>
+          </w:p>
+        </w:tc>
+        <w:tc>
+          <w:tcPr>
+            <w:tcBorders>
+              <w:bottom w:val="single" w:sz="12" w:space="0" w:color="666666"/>
+              <w:top w:val="single" w:sz="12" w:space="0" w:color="666666"/>
+              <w:left w:val="none" w:sz="0" w:space="0" w:color="000000"/>
+              <w:right w:val="none" w:sz="0" w:space="0" w:color="000000"/>
+            </w:tcBorders>
+            <w:shd w:val="clear" w:color="auto" w:fill="FFFFFF"/>
+            <w:tcMar>
+              <w:top w:w="0" w:type="dxa"/>
+              <w:bottom w:w="0" w:type="dxa"/>
+              <w:left w:w="0" w:type="dxa"/>
+              <w:right w:w="0" w:type="dxa"/>
+            </w:tcMar>
+            <w:vAlign w:val="center"/>
+          </w:tcPr>
+          <w:p>
+            <w:pPr>
+              <w:pStyle w:val="Normal"/>
+              <w:jc w:val="right"/>
+              <w:pBdr>
+                <w:bottom w:val="none" w:sz="0" w:space="0" w:color="000000"/>
+                <w:top w:val="none" w:sz="0" w:space="0" w:color="000000"/>
+                <w:left w:val="none" w:sz="0" w:space="0" w:color="000000"/>
+                <w:right w:val="none" w:sz="0" w:space="0" w:color="000000"/>
+              </w:pBdr>
+              <w:spacing w:after="100" w:before="100" w:line="240"/>
+              <w:ind w:left="100" w:right="100" w:firstLine="0" w:firstLineChars="0"/>
+              <w:rPr>
+                <w:rFonts w:ascii="Arial" w:hAnsi="Arial" w:eastAsia="Arial" w:cs="Arial"/>
+                <w:i w:val="false"/>
+                <w:b w:val="false"/>
+                <w:u w:val="none"/>
+                <w:strike w:val="false"/>
+                <w:sz w:val="22"/>
+                <w:szCs w:val="22"/>
+                <w:color w:val="000000"/>
+              </w:rPr>
+            </w:pPr>
+            <w:r>
+              <w:rPr>
+                <w:rFonts w:ascii="Arial" w:hAnsi="Arial" w:eastAsia="Arial" w:cs="Arial"/>
+                <w:i w:val="false"/>
+                <w:b w:val="false"/>
+                <w:u w:val="none"/>
+                <w:strike w:val="false"/>
+                <w:sz w:val="22"/>
+                <w:szCs w:val="22"/>
+                <w:color w:val="000000"/>
+              </w:rPr>
+              <w:t xml:space="preserve">0.9981188</w:t>
+            </w:r>
+          </w:p>
+        </w:tc>
+        <w:tc>
+          <w:tcPr>
+            <w:tcBorders>
+              <w:bottom w:val="single" w:sz="12" w:space="0" w:color="666666"/>
+              <w:top w:val="single" w:sz="12" w:space="0" w:color="666666"/>
+              <w:left w:val="none" w:sz="0" w:space="0" w:color="000000"/>
+              <w:right w:val="none" w:sz="0" w:space="0" w:color="000000"/>
+            </w:tcBorders>
+            <w:shd w:val="clear" w:color="auto" w:fill="FFFFFF"/>
+            <w:tcMar>
+              <w:top w:w="0" w:type="dxa"/>
+              <w:bottom w:w="0" w:type="dxa"/>
+              <w:left w:w="0" w:type="dxa"/>
+              <w:right w:w="0" w:type="dxa"/>
+            </w:tcMar>
+            <w:vAlign w:val="center"/>
+          </w:tcPr>
+          <w:p>
+            <w:pPr>
+              <w:pStyle w:val="Normal"/>
+              <w:jc w:val="right"/>
+              <w:pBdr>
+                <w:bottom w:val="none" w:sz="0" w:space="0" w:color="000000"/>
+                <w:top w:val="none" w:sz="0" w:space="0" w:color="000000"/>
+                <w:left w:val="none" w:sz="0" w:space="0" w:color="000000"/>
+                <w:right w:val="none" w:sz="0" w:space="0" w:color="000000"/>
+              </w:pBdr>
+              <w:spacing w:after="100" w:before="100" w:line="240"/>
+              <w:ind w:left="100" w:right="100" w:firstLine="0" w:firstLineChars="0"/>
+              <w:rPr>
+                <w:rFonts w:ascii="Arial" w:hAnsi="Arial" w:eastAsia="Arial" w:cs="Arial"/>
+                <w:i w:val="false"/>
+                <w:b w:val="false"/>
+                <w:u w:val="none"/>
+                <w:strike w:val="false"/>
+                <w:sz w:val="22"/>
+                <w:szCs w:val="22"/>
+                <w:color w:val="000000"/>
+              </w:rPr>
+            </w:pPr>
+            <w:r>
+              <w:rPr>
+                <w:rFonts w:ascii="Arial" w:hAnsi="Arial" w:eastAsia="Arial" w:cs="Arial"/>
+                <w:i w:val="false"/>
+                <w:b w:val="false"/>
+                <w:u w:val="none"/>
+                <w:strike w:val="false"/>
+                <w:sz w:val="22"/>
+                <w:szCs w:val="22"/>
+                <w:color w:val="000000"/>
+              </w:rPr>
+              <w:t xml:space="preserve">10.49843</w:t>
+            </w:r>
+          </w:p>
+        </w:tc>
+        <w:tc>
+          <w:tcPr>
+            <w:tcBorders>
+              <w:bottom w:val="single" w:sz="12" w:space="0" w:color="666666"/>
+              <w:top w:val="single" w:sz="12" w:space="0" w:color="666666"/>
+              <w:left w:val="none" w:sz="0" w:space="0" w:color="000000"/>
+              <w:right w:val="none" w:sz="0" w:space="0" w:color="000000"/>
+            </w:tcBorders>
+            <w:shd w:val="clear" w:color="auto" w:fill="FFFFFF"/>
+            <w:tcMar>
+              <w:top w:w="0" w:type="dxa"/>
+              <w:bottom w:w="0" w:type="dxa"/>
+              <w:left w:w="0" w:type="dxa"/>
+              <w:right w:w="0" w:type="dxa"/>
+            </w:tcMar>
+            <w:vAlign w:val="center"/>
+          </w:tcPr>
+          <w:p>
+            <w:pPr>
+              <w:pStyle w:val="Normal"/>
+              <w:jc w:val="right"/>
+              <w:pBdr>
+                <w:bottom w:val="none" w:sz="0" w:space="0" w:color="000000"/>
+                <w:top w:val="none" w:sz="0" w:space="0" w:color="000000"/>
+                <w:left w:val="none" w:sz="0" w:space="0" w:color="000000"/>
+                <w:right w:val="none" w:sz="0" w:space="0" w:color="000000"/>
+              </w:pBdr>
+              <w:spacing w:after="100" w:before="100" w:line="240"/>
+              <w:ind w:left="100" w:right="100" w:firstLine="0" w:firstLineChars="0"/>
+              <w:rPr>
+                <w:rFonts w:ascii="Arial" w:hAnsi="Arial" w:eastAsia="Arial" w:cs="Arial"/>
+                <w:i w:val="false"/>
+                <w:b w:val="false"/>
+                <w:u w:val="none"/>
+                <w:strike w:val="false"/>
+                <w:sz w:val="22"/>
+                <w:szCs w:val="22"/>
+                <w:color w:val="000000"/>
+              </w:rPr>
+            </w:pPr>
+            <w:r>
+              <w:rPr>
+                <w:rFonts w:ascii="Arial" w:hAnsi="Arial" w:eastAsia="Arial" w:cs="Arial"/>
+                <w:i w:val="false"/>
+                <w:b w:val="false"/>
+                <w:u w:val="none"/>
+                <w:strike w:val="false"/>
+                <w:sz w:val="22"/>
+                <w:szCs w:val="22"/>
+                <w:color w:val="000000"/>
+              </w:rPr>
+              <w:t xml:space="preserve">9.633565</w:t>
+            </w:r>
+          </w:p>
+        </w:tc>
+        <w:tc>
+          <w:tcPr>
+            <w:tcBorders>
+              <w:bottom w:val="single" w:sz="12" w:space="0" w:color="666666"/>
+              <w:top w:val="single" w:sz="12" w:space="0" w:color="666666"/>
+              <w:left w:val="none" w:sz="0" w:space="0" w:color="000000"/>
+              <w:right w:val="none" w:sz="0" w:space="0" w:color="000000"/>
+            </w:tcBorders>
+            <w:shd w:val="clear" w:color="auto" w:fill="FFFFFF"/>
+            <w:tcMar>
+              <w:top w:w="0" w:type="dxa"/>
+              <w:bottom w:w="0" w:type="dxa"/>
+              <w:left w:w="0" w:type="dxa"/>
+              <w:right w:w="0" w:type="dxa"/>
+            </w:tcMar>
+            <w:vAlign w:val="center"/>
+          </w:tcPr>
+          <w:p>
+            <w:pPr>
+              <w:pStyle w:val="Normal"/>
+              <w:jc w:val="right"/>
+              <w:pBdr>
+                <w:bottom w:val="none" w:sz="0" w:space="0" w:color="000000"/>
+                <w:top w:val="none" w:sz="0" w:space="0" w:color="000000"/>
+                <w:left w:val="none" w:sz="0" w:space="0" w:color="000000"/>
+                <w:right w:val="none" w:sz="0" w:space="0" w:color="000000"/>
+              </w:pBdr>
+              <w:spacing w:after="100" w:before="100" w:line="240"/>
+              <w:ind w:left="100" w:right="100" w:firstLine="0" w:firstLineChars="0"/>
+              <w:rPr>
+                <w:rFonts w:ascii="Arial" w:hAnsi="Arial" w:eastAsia="Arial" w:cs="Arial"/>
+                <w:i w:val="false"/>
+                <w:b w:val="false"/>
+                <w:u w:val="none"/>
+                <w:strike w:val="false"/>
+                <w:sz w:val="22"/>
+                <w:szCs w:val="22"/>
+                <w:color w:val="000000"/>
+              </w:rPr>
+            </w:pPr>
+            <w:r>
+              <w:rPr>
+                <w:rFonts w:ascii="Arial" w:hAnsi="Arial" w:eastAsia="Arial" w:cs="Arial"/>
+                <w:i w:val="false"/>
+                <w:b w:val="false"/>
+                <w:u w:val="none"/>
+                <w:strike w:val="false"/>
+                <w:sz w:val="22"/>
+                <w:szCs w:val="22"/>
+                <w:color w:val="000000"/>
+              </w:rPr>
+              <w:t xml:space="preserve">-0.8648634</w:t>
+            </w:r>
+          </w:p>
+        </w:tc>
+        <w:tc>
+          <w:tcPr>
+            <w:tcBorders>
+              <w:bottom w:val="single" w:sz="12" w:space="0" w:color="666666"/>
+              <w:top w:val="single" w:sz="12" w:space="0" w:color="666666"/>
+              <w:left w:val="none" w:sz="0" w:space="0" w:color="000000"/>
+              <w:right w:val="none" w:sz="0" w:space="0" w:color="000000"/>
+            </w:tcBorders>
+            <w:shd w:val="clear" w:color="auto" w:fill="FFFFFF"/>
+            <w:tcMar>
+              <w:top w:w="0" w:type="dxa"/>
+              <w:bottom w:w="0" w:type="dxa"/>
+              <w:left w:w="0" w:type="dxa"/>
+              <w:right w:w="0" w:type="dxa"/>
+            </w:tcMar>
+            <w:vAlign w:val="center"/>
+          </w:tcPr>
+          <w:p>
+            <w:pPr>
+              <w:pStyle w:val="Normal"/>
+              <w:jc w:val="right"/>
+              <w:pBdr>
+                <w:bottom w:val="none" w:sz="0" w:space="0" w:color="000000"/>
+                <w:top w:val="none" w:sz="0" w:space="0" w:color="000000"/>
+                <w:left w:val="none" w:sz="0" w:space="0" w:color="000000"/>
+                <w:right w:val="none" w:sz="0" w:space="0" w:color="000000"/>
+              </w:pBdr>
+              <w:spacing w:after="100" w:before="100" w:line="240"/>
+              <w:ind w:left="100" w:right="100" w:firstLine="0" w:firstLineChars="0"/>
+              <w:rPr>
+                <w:rFonts w:ascii="Arial" w:hAnsi="Arial" w:eastAsia="Arial" w:cs="Arial"/>
+                <w:i w:val="false"/>
+                <w:b w:val="false"/>
+                <w:u w:val="none"/>
+                <w:strike w:val="false"/>
+                <w:sz w:val="22"/>
+                <w:szCs w:val="22"/>
+                <w:color w:val="000000"/>
+              </w:rPr>
+            </w:pPr>
+            <w:r>
+              <w:rPr>
+                <w:rFonts w:ascii="Arial" w:hAnsi="Arial" w:eastAsia="Arial" w:cs="Arial"/>
+                <w:i w:val="false"/>
+                <w:b w:val="false"/>
+                <w:u w:val="none"/>
+                <w:strike w:val="false"/>
+                <w:sz w:val="22"/>
+                <w:szCs w:val="22"/>
+                <w:color w:val="000000"/>
+              </w:rPr>
+              <w:t xml:space="preserve">-3.037868</w:t>
+            </w:r>
+          </w:p>
+        </w:tc>
+        <w:tc>
+          <w:tcPr>
+            <w:tcBorders>
+              <w:bottom w:val="single" w:sz="12" w:space="0" w:color="666666"/>
+              <w:top w:val="single" w:sz="12" w:space="0" w:color="666666"/>
+              <w:left w:val="none" w:sz="0" w:space="0" w:color="000000"/>
+              <w:right w:val="none" w:sz="0" w:space="0" w:color="000000"/>
+            </w:tcBorders>
+            <w:shd w:val="clear" w:color="auto" w:fill="FFFFFF"/>
+            <w:tcMar>
+              <w:top w:w="0" w:type="dxa"/>
+              <w:bottom w:w="0" w:type="dxa"/>
+              <w:left w:w="0" w:type="dxa"/>
+              <w:right w:w="0" w:type="dxa"/>
+            </w:tcMar>
+            <w:vAlign w:val="center"/>
+          </w:tcPr>
+          <w:p>
+            <w:pPr>
+              <w:pStyle w:val="Normal"/>
+              <w:jc w:val="right"/>
+              <w:pBdr>
+                <w:bottom w:val="none" w:sz="0" w:space="0" w:color="000000"/>
+                <w:top w:val="none" w:sz="0" w:space="0" w:color="000000"/>
+                <w:left w:val="none" w:sz="0" w:space="0" w:color="000000"/>
+                <w:right w:val="none" w:sz="0" w:space="0" w:color="000000"/>
+              </w:pBdr>
+              <w:spacing w:after="100" w:before="100" w:line="240"/>
+              <w:ind w:left="100" w:right="100" w:firstLine="0" w:firstLineChars="0"/>
+              <w:rPr>
+                <w:rFonts w:ascii="Arial" w:hAnsi="Arial" w:eastAsia="Arial" w:cs="Arial"/>
+                <w:i w:val="false"/>
+                <w:b w:val="false"/>
+                <w:u w:val="none"/>
+                <w:strike w:val="false"/>
+                <w:sz w:val="22"/>
+                <w:szCs w:val="22"/>
+                <w:color w:val="000000"/>
+              </w:rPr>
+            </w:pPr>
+            <w:r>
+              <w:rPr>
+                <w:rFonts w:ascii="Arial" w:hAnsi="Arial" w:eastAsia="Arial" w:cs="Arial"/>
+                <w:i w:val="false"/>
+                <w:b w:val="false"/>
+                <w:u w:val="none"/>
+                <w:strike w:val="false"/>
+                <w:sz w:val="22"/>
+                <w:szCs w:val="22"/>
+                <w:color w:val="000000"/>
+              </w:rPr>
+              <w:t xml:space="preserve">1.51153</w:t>
+            </w:r>
+          </w:p>
+        </w:tc>
+        <w:tc>
+          <w:tcPr>
+            <w:tcBorders>
+              <w:bottom w:val="single" w:sz="12" w:space="0" w:color="666666"/>
+              <w:top w:val="single" w:sz="12" w:space="0" w:color="666666"/>
+              <w:left w:val="none" w:sz="0" w:space="0" w:color="000000"/>
+              <w:right w:val="none" w:sz="0" w:space="0" w:color="000000"/>
+            </w:tcBorders>
+            <w:shd w:val="clear" w:color="auto" w:fill="FFFFFF"/>
+            <w:tcMar>
+              <w:top w:w="0" w:type="dxa"/>
+              <w:bottom w:w="0" w:type="dxa"/>
+              <w:left w:w="0" w:type="dxa"/>
+              <w:right w:w="0" w:type="dxa"/>
+            </w:tcMar>
+            <w:vAlign w:val="center"/>
+          </w:tcPr>
+          <w:p>
+            <w:pPr>
+              <w:pStyle w:val="Normal"/>
+              <w:jc w:val="right"/>
+              <w:pBdr>
+                <w:bottom w:val="none" w:sz="0" w:space="0" w:color="000000"/>
+                <w:top w:val="none" w:sz="0" w:space="0" w:color="000000"/>
+                <w:left w:val="none" w:sz="0" w:space="0" w:color="000000"/>
+                <w:right w:val="none" w:sz="0" w:space="0" w:color="000000"/>
+              </w:pBdr>
+              <w:spacing w:after="100" w:before="100" w:line="240"/>
+              <w:ind w:left="100" w:right="100" w:firstLine="0" w:firstLineChars="0"/>
+              <w:rPr>
+                <w:rFonts w:ascii="Arial" w:hAnsi="Arial" w:eastAsia="Arial" w:cs="Arial"/>
+                <w:i w:val="false"/>
+                <w:b w:val="false"/>
+                <w:u w:val="none"/>
+                <w:strike w:val="false"/>
+                <w:sz w:val="22"/>
+                <w:szCs w:val="22"/>
+                <w:color w:val="000000"/>
+              </w:rPr>
+            </w:pPr>
+            <w:r>
+              <w:rPr>
+                <w:rFonts w:ascii="Arial" w:hAnsi="Arial" w:eastAsia="Arial" w:cs="Arial"/>
+                <w:i w:val="false"/>
+                <w:b w:val="false"/>
+                <w:u w:val="none"/>
+                <w:strike w:val="false"/>
+                <w:sz w:val="22"/>
+                <w:szCs w:val="22"/>
+                <w:color w:val="000000"/>
+              </w:rPr>
+              <w:t xml:space="preserve">-2.677584</w:t>
+            </w:r>
+          </w:p>
+        </w:tc>
+        <w:tc>
+          <w:tcPr>
+            <w:tcBorders>
+              <w:bottom w:val="single" w:sz="12" w:space="0" w:color="666666"/>
+              <w:top w:val="single" w:sz="12" w:space="0" w:color="666666"/>
+              <w:left w:val="none" w:sz="0" w:space="0" w:color="000000"/>
+              <w:right w:val="none" w:sz="0" w:space="0" w:color="000000"/>
+            </w:tcBorders>
+            <w:shd w:val="clear" w:color="auto" w:fill="FFFFFF"/>
+            <w:tcMar>
+              <w:top w:w="0" w:type="dxa"/>
+              <w:bottom w:w="0" w:type="dxa"/>
+              <w:left w:w="0" w:type="dxa"/>
+              <w:right w:w="0" w:type="dxa"/>
+            </w:tcMar>
+            <w:vAlign w:val="center"/>
+          </w:tcPr>
+          <w:p>
+            <w:pPr>
+              <w:pStyle w:val="Normal"/>
+              <w:jc w:val="right"/>
+              <w:pBdr>
+                <w:bottom w:val="none" w:sz="0" w:space="0" w:color="000000"/>
+                <w:top w:val="none" w:sz="0" w:space="0" w:color="000000"/>
+                <w:left w:val="none" w:sz="0" w:space="0" w:color="000000"/>
+                <w:right w:val="none" w:sz="0" w:space="0" w:color="000000"/>
+              </w:pBdr>
+              <w:spacing w:after="100" w:before="100" w:line="240"/>
+              <w:ind w:left="100" w:right="100" w:firstLine="0" w:firstLineChars="0"/>
+              <w:rPr>
+                <w:rFonts w:ascii="Arial" w:hAnsi="Arial" w:eastAsia="Arial" w:cs="Arial"/>
+                <w:i w:val="false"/>
+                <w:b w:val="false"/>
+                <w:u w:val="none"/>
+                <w:strike w:val="false"/>
+                <w:sz w:val="22"/>
+                <w:szCs w:val="22"/>
+                <w:color w:val="000000"/>
+              </w:rPr>
+            </w:pPr>
+            <w:r>
+              <w:rPr>
+                <w:rFonts w:ascii="Arial" w:hAnsi="Arial" w:eastAsia="Arial" w:cs="Arial"/>
+                <w:i w:val="false"/>
+                <w:b w:val="false"/>
+                <w:u w:val="none"/>
+                <w:strike w:val="false"/>
+                <w:sz w:val="22"/>
+                <w:szCs w:val="22"/>
+                <w:color w:val="000000"/>
+              </w:rPr>
+              <w:t xml:space="preserve">1.104561</w:t>
+            </w:r>
+          </w:p>
+        </w:tc>
+        <w:tc>
+          <w:tcPr>
+            <w:tcBorders>
+              <w:bottom w:val="single" w:sz="12" w:space="0" w:color="666666"/>
+              <w:top w:val="single" w:sz="12" w:space="0" w:color="666666"/>
+              <w:left w:val="none" w:sz="0" w:space="0" w:color="000000"/>
+              <w:right w:val="none" w:sz="0" w:space="0" w:color="000000"/>
+            </w:tcBorders>
+            <w:shd w:val="clear" w:color="auto" w:fill="FFFFFF"/>
+            <w:tcMar>
+              <w:top w:w="0" w:type="dxa"/>
+              <w:bottom w:w="0" w:type="dxa"/>
+              <w:left w:w="0" w:type="dxa"/>
+              <w:right w:w="0" w:type="dxa"/>
+            </w:tcMar>
+            <w:vAlign w:val="center"/>
+          </w:tcPr>
+          <w:p>
+            <w:pPr>
+              <w:pStyle w:val="Normal"/>
+              <w:jc w:val="right"/>
+              <w:pBdr>
+                <w:bottom w:val="none" w:sz="0" w:space="0" w:color="000000"/>
+                <w:top w:val="none" w:sz="0" w:space="0" w:color="000000"/>
+                <w:left w:val="none" w:sz="0" w:space="0" w:color="000000"/>
+                <w:right w:val="none" w:sz="0" w:space="0" w:color="000000"/>
+              </w:pBdr>
+              <w:spacing w:after="100" w:before="100" w:line="240"/>
+              <w:ind w:left="100" w:right="100" w:firstLine="0" w:firstLineChars="0"/>
+              <w:rPr>
+                <w:rFonts w:ascii="Arial" w:hAnsi="Arial" w:eastAsia="Arial" w:cs="Arial"/>
+                <w:i w:val="false"/>
+                <w:b w:val="false"/>
+                <w:u w:val="none"/>
+                <w:strike w:val="false"/>
+                <w:sz w:val="22"/>
+                <w:szCs w:val="22"/>
+                <w:color w:val="000000"/>
+              </w:rPr>
+            </w:pPr>
+            <w:r>
+              <w:rPr>
+                <w:rFonts w:ascii="Arial" w:hAnsi="Arial" w:eastAsia="Arial" w:cs="Arial"/>
+                <w:i w:val="false"/>
+                <w:b w:val="false"/>
+                <w:u w:val="none"/>
+                <w:strike w:val="false"/>
+                <w:sz w:val="22"/>
+                <w:szCs w:val="22"/>
+                <w:color w:val="000000"/>
+              </w:rPr>
+              <w:t xml:space="preserve">-0.04752151</w:t>
+            </w:r>
+          </w:p>
+        </w:tc>
+        <w:tc>
+          <w:tcPr>
+            <w:tcBorders>
+              <w:bottom w:val="single" w:sz="12" w:space="0" w:color="666666"/>
+              <w:top w:val="single" w:sz="12" w:space="0" w:color="666666"/>
+              <w:left w:val="none" w:sz="0" w:space="0" w:color="000000"/>
+              <w:right w:val="none" w:sz="0" w:space="0" w:color="000000"/>
+            </w:tcBorders>
+            <w:shd w:val="clear" w:color="auto" w:fill="FFFFFF"/>
+            <w:tcMar>
+              <w:top w:w="0" w:type="dxa"/>
+              <w:bottom w:w="0" w:type="dxa"/>
+              <w:left w:w="0" w:type="dxa"/>
+              <w:right w:w="0" w:type="dxa"/>
+            </w:tcMar>
+            <w:vAlign w:val="center"/>
+          </w:tcPr>
+          <w:p>
+            <w:pPr>
+              <w:pStyle w:val="Normal"/>
+              <w:jc w:val="right"/>
+              <w:pBdr>
+                <w:bottom w:val="none" w:sz="0" w:space="0" w:color="000000"/>
+                <w:top w:val="none" w:sz="0" w:space="0" w:color="000000"/>
+                <w:left w:val="none" w:sz="0" w:space="0" w:color="000000"/>
+                <w:right w:val="none" w:sz="0" w:space="0" w:color="000000"/>
+              </w:pBdr>
+              <w:spacing w:after="100" w:before="100" w:line="240"/>
+              <w:ind w:left="100" w:right="100" w:firstLine="0" w:firstLineChars="0"/>
+              <w:rPr>
+                <w:rFonts w:ascii="Arial" w:hAnsi="Arial" w:eastAsia="Arial" w:cs="Arial"/>
+                <w:i w:val="false"/>
+                <w:b w:val="false"/>
+                <w:u w:val="none"/>
+                <w:strike w:val="false"/>
+                <w:sz w:val="22"/>
+                <w:szCs w:val="22"/>
+                <w:color w:val="000000"/>
+              </w:rPr>
+            </w:pPr>
+            <w:r>
+              <w:rPr>
+                <w:rFonts w:ascii="Arial" w:hAnsi="Arial" w:eastAsia="Arial" w:cs="Arial"/>
+                <w:i w:val="false"/>
+                <w:b w:val="false"/>
+                <w:u w:val="none"/>
+                <w:strike w:val="false"/>
+                <w:sz w:val="22"/>
+                <w:szCs w:val="22"/>
+                <w:color w:val="000000"/>
+              </w:rPr>
+              <w:t xml:space="preserve">0.07814438</w:t>
+            </w:r>
+          </w:p>
+        </w:tc>
+        <w:tc>
+          <w:tcPr>
+            <w:tcBorders>
+              <w:bottom w:val="single" w:sz="12" w:space="0" w:color="666666"/>
+              <w:top w:val="single" w:sz="12" w:space="0" w:color="666666"/>
+              <w:left w:val="none" w:sz="0" w:space="0" w:color="000000"/>
+              <w:right w:val="none" w:sz="0" w:space="0" w:color="000000"/>
+            </w:tcBorders>
+            <w:shd w:val="clear" w:color="auto" w:fill="FFFFFF"/>
+            <w:tcMar>
+              <w:top w:w="0" w:type="dxa"/>
+              <w:bottom w:w="0" w:type="dxa"/>
+              <w:left w:w="0" w:type="dxa"/>
+              <w:right w:w="0" w:type="dxa"/>
+            </w:tcMar>
+            <w:vAlign w:val="center"/>
+          </w:tcPr>
+          <w:p>
+            <w:pPr>
+              <w:pStyle w:val="Normal"/>
+              <w:jc w:val="right"/>
+              <w:pBdr>
+                <w:bottom w:val="none" w:sz="0" w:space="0" w:color="000000"/>
+                <w:top w:val="none" w:sz="0" w:space="0" w:color="000000"/>
+                <w:left w:val="none" w:sz="0" w:space="0" w:color="000000"/>
+                <w:right w:val="none" w:sz="0" w:space="0" w:color="000000"/>
+              </w:pBdr>
+              <w:spacing w:after="100" w:before="100" w:line="240"/>
+              <w:ind w:left="100" w:right="100" w:firstLine="0" w:firstLineChars="0"/>
+              <w:rPr>
+                <w:rFonts w:ascii="Arial" w:hAnsi="Arial" w:eastAsia="Arial" w:cs="Arial"/>
+                <w:i w:val="false"/>
+                <w:b w:val="false"/>
+                <w:u w:val="none"/>
+                <w:strike w:val="false"/>
+                <w:sz w:val="22"/>
+                <w:szCs w:val="22"/>
+                <w:color w:val="000000"/>
+              </w:rPr>
+            </w:pPr>
+            <w:r>
+              <w:rPr>
+                <w:rFonts w:ascii="Arial" w:hAnsi="Arial" w:eastAsia="Arial" w:cs="Arial"/>
+                <w:i w:val="false"/>
+                <w:b w:val="false"/>
+                <w:u w:val="none"/>
+                <w:strike w:val="false"/>
+                <w:sz w:val="22"/>
+                <w:szCs w:val="22"/>
+                <w:color w:val="000000"/>
+              </w:rPr>
+              <w:t xml:space="preserve">0.04589018</w:t>
+            </w:r>
+          </w:p>
+        </w:tc>
+        <w:tc>
+          <w:tcPr>
+            <w:tcBorders>
+              <w:bottom w:val="single" w:sz="12" w:space="0" w:color="666666"/>
+              <w:top w:val="single" w:sz="12" w:space="0" w:color="666666"/>
+              <w:left w:val="none" w:sz="0" w:space="0" w:color="000000"/>
+              <w:right w:val="none" w:sz="0" w:space="0" w:color="000000"/>
+            </w:tcBorders>
+            <w:shd w:val="clear" w:color="auto" w:fill="FFFFFF"/>
+            <w:tcMar>
+              <w:top w:w="0" w:type="dxa"/>
+              <w:bottom w:w="0" w:type="dxa"/>
+              <w:left w:w="0" w:type="dxa"/>
+              <w:right w:w="0" w:type="dxa"/>
+            </w:tcMar>
+            <w:vAlign w:val="center"/>
+          </w:tcPr>
+          <w:p>
+            <w:pPr>
+              <w:pStyle w:val="Normal"/>
+              <w:jc w:val="right"/>
+              <w:pBdr>
+                <w:bottom w:val="none" w:sz="0" w:space="0" w:color="000000"/>
+                <w:top w:val="none" w:sz="0" w:space="0" w:color="000000"/>
+                <w:left w:val="none" w:sz="0" w:space="0" w:color="000000"/>
+                <w:right w:val="none" w:sz="0" w:space="0" w:color="000000"/>
+              </w:pBdr>
+              <w:spacing w:after="100" w:before="100" w:line="240"/>
+              <w:ind w:left="100" w:right="100" w:firstLine="0" w:firstLineChars="0"/>
+              <w:rPr>
+                <w:rFonts w:ascii="Arial" w:hAnsi="Arial" w:eastAsia="Arial" w:cs="Arial"/>
+                <w:i w:val="false"/>
+                <w:b w:val="false"/>
+                <w:u w:val="none"/>
+                <w:strike w:val="false"/>
+                <w:sz w:val="22"/>
+                <w:szCs w:val="22"/>
+                <w:color w:val="000000"/>
+              </w:rPr>
+            </w:pPr>
+            <w:r>
+              <w:rPr>
+                <w:rFonts w:ascii="Arial" w:hAnsi="Arial" w:eastAsia="Arial" w:cs="Arial"/>
+                <w:i w:val="false"/>
+                <w:b w:val="false"/>
+                <w:u w:val="none"/>
+                <w:strike w:val="false"/>
+                <w:sz w:val="22"/>
+                <w:szCs w:val="22"/>
+                <w:color w:val="000000"/>
+              </w:rPr>
+              <w:t xml:space="preserve">0.1394009</w:t>
+            </w:r>
+          </w:p>
+        </w:tc>
+        <w:tc>
+          <w:tcPr>
+            <w:tcBorders>
+              <w:bottom w:val="single" w:sz="12" w:space="0" w:color="666666"/>
+              <w:top w:val="single" w:sz="12" w:space="0" w:color="666666"/>
+              <w:left w:val="none" w:sz="0" w:space="0" w:color="000000"/>
+              <w:right w:val="none" w:sz="0" w:space="0" w:color="000000"/>
+            </w:tcBorders>
+            <w:shd w:val="clear" w:color="auto" w:fill="FFFFFF"/>
+            <w:tcMar>
+              <w:top w:w="0" w:type="dxa"/>
+              <w:bottom w:w="0" w:type="dxa"/>
+              <w:left w:w="0" w:type="dxa"/>
+              <w:right w:w="0" w:type="dxa"/>
+            </w:tcMar>
+            <w:vAlign w:val="center"/>
+          </w:tcPr>
+          <w:p>
+            <w:pPr>
+              <w:pStyle w:val="Normal"/>
+              <w:jc w:val="right"/>
+              <w:pBdr>
+                <w:bottom w:val="none" w:sz="0" w:space="0" w:color="000000"/>
+                <w:top w:val="none" w:sz="0" w:space="0" w:color="000000"/>
+                <w:left w:val="none" w:sz="0" w:space="0" w:color="000000"/>
+                <w:right w:val="none" w:sz="0" w:space="0" w:color="000000"/>
+              </w:pBdr>
+              <w:spacing w:after="100" w:before="100" w:line="240"/>
+              <w:ind w:left="100" w:right="100" w:firstLine="0" w:firstLineChars="0"/>
+              <w:rPr>
+                <w:rFonts w:ascii="Arial" w:hAnsi="Arial" w:eastAsia="Arial" w:cs="Arial"/>
+                <w:i w:val="false"/>
+                <w:b w:val="false"/>
+                <w:u w:val="none"/>
+                <w:strike w:val="false"/>
+                <w:sz w:val="22"/>
+                <w:szCs w:val="22"/>
+                <w:color w:val="000000"/>
+              </w:rPr>
+            </w:pPr>
+            <w:r>
+              <w:rPr>
+                <w:rFonts w:ascii="Arial" w:hAnsi="Arial" w:eastAsia="Arial" w:cs="Arial"/>
+                <w:i w:val="false"/>
+                <w:b w:val="false"/>
+                <w:u w:val="none"/>
+                <w:strike w:val="false"/>
+                <w:sz w:val="22"/>
+                <w:szCs w:val="22"/>
+                <w:color w:val="000000"/>
+              </w:rPr>
+              <w:t xml:space="preserve">-0.01066733</w:t>
+            </w:r>
+          </w:p>
+        </w:tc>
+        <w:tc>
+          <w:tcPr>
+            <w:tcBorders>
+              <w:bottom w:val="single" w:sz="12" w:space="0" w:color="666666"/>
+              <w:top w:val="single" w:sz="12" w:space="0" w:color="666666"/>
+              <w:left w:val="none" w:sz="0" w:space="0" w:color="000000"/>
+              <w:right w:val="none" w:sz="0" w:space="0" w:color="000000"/>
+            </w:tcBorders>
+            <w:shd w:val="clear" w:color="auto" w:fill="FFFFFF"/>
+            <w:tcMar>
+              <w:top w:w="0" w:type="dxa"/>
+              <w:bottom w:w="0" w:type="dxa"/>
+              <w:left w:w="0" w:type="dxa"/>
+              <w:right w:w="0" w:type="dxa"/>
+            </w:tcMar>
+            <w:vAlign w:val="center"/>
+          </w:tcPr>
+          <w:p>
+            <w:pPr>
+              <w:pStyle w:val="Normal"/>
+              <w:jc w:val="right"/>
+              <w:pBdr>
+                <w:bottom w:val="none" w:sz="0" w:space="0" w:color="000000"/>
+                <w:top w:val="none" w:sz="0" w:space="0" w:color="000000"/>
+                <w:left w:val="none" w:sz="0" w:space="0" w:color="000000"/>
+                <w:right w:val="none" w:sz="0" w:space="0" w:color="000000"/>
+              </w:pBdr>
+              <w:spacing w:after="100" w:before="100" w:line="240"/>
+              <w:ind w:left="100" w:right="100" w:firstLine="0" w:firstLineChars="0"/>
+              <w:rPr>
+                <w:rFonts w:ascii="Arial" w:hAnsi="Arial" w:eastAsia="Arial" w:cs="Arial"/>
+                <w:i w:val="false"/>
+                <w:b w:val="false"/>
+                <w:u w:val="none"/>
+                <w:strike w:val="false"/>
+                <w:sz w:val="22"/>
+                <w:szCs w:val="22"/>
+                <w:color w:val="000000"/>
+              </w:rPr>
+            </w:pPr>
+            <w:r>
+              <w:rPr>
+                <w:rFonts w:ascii="Arial" w:hAnsi="Arial" w:eastAsia="Arial" w:cs="Arial"/>
+                <w:i w:val="false"/>
+                <w:b w:val="false"/>
+                <w:u w:val="none"/>
+                <w:strike w:val="false"/>
+                <w:sz w:val="22"/>
+                <w:szCs w:val="22"/>
+                <w:color w:val="000000"/>
+              </w:rPr>
+              <w:t xml:space="preserve">-0.04649591</w:t>
+            </w:r>
+          </w:p>
+        </w:tc>
+        <w:tc>
+          <w:tcPr>
+            <w:tcBorders>
+              <w:bottom w:val="single" w:sz="12" w:space="0" w:color="666666"/>
+              <w:top w:val="single" w:sz="12" w:space="0" w:color="666666"/>
+              <w:left w:val="none" w:sz="0" w:space="0" w:color="000000"/>
+              <w:right w:val="none" w:sz="0" w:space="0" w:color="000000"/>
+            </w:tcBorders>
+            <w:shd w:val="clear" w:color="auto" w:fill="FFFFFF"/>
+            <w:tcMar>
+              <w:top w:w="0" w:type="dxa"/>
+              <w:bottom w:w="0" w:type="dxa"/>
+              <w:left w:w="0" w:type="dxa"/>
+              <w:right w:w="0" w:type="dxa"/>
+            </w:tcMar>
+            <w:vAlign w:val="center"/>
+          </w:tcPr>
+          <w:p>
+            <w:pPr>
+              <w:pStyle w:val="Normal"/>
+              <w:jc w:val="right"/>
+              <w:pBdr>
+                <w:bottom w:val="none" w:sz="0" w:space="0" w:color="000000"/>
+                <w:top w:val="none" w:sz="0" w:space="0" w:color="000000"/>
+                <w:left w:val="none" w:sz="0" w:space="0" w:color="000000"/>
+                <w:right w:val="none" w:sz="0" w:space="0" w:color="000000"/>
+              </w:pBdr>
+              <w:spacing w:after="100" w:before="100" w:line="240"/>
+              <w:ind w:left="100" w:right="100" w:firstLine="0" w:firstLineChars="0"/>
+              <w:rPr>
+                <w:rFonts w:ascii="Arial" w:hAnsi="Arial" w:eastAsia="Arial" w:cs="Arial"/>
+                <w:i w:val="false"/>
+                <w:b w:val="false"/>
+                <w:u w:val="none"/>
+                <w:strike w:val="false"/>
+                <w:sz w:val="22"/>
+                <w:szCs w:val="22"/>
+                <w:color w:val="000000"/>
+              </w:rPr>
+            </w:pPr>
+            <w:r>
+              <w:rPr>
+                <w:rFonts w:ascii="Arial" w:hAnsi="Arial" w:eastAsia="Arial" w:cs="Arial"/>
+                <w:i w:val="false"/>
+                <w:b w:val="false"/>
+                <w:u w:val="none"/>
+                <w:strike w:val="false"/>
+                <w:sz w:val="22"/>
+                <w:szCs w:val="22"/>
+                <w:color w:val="000000"/>
+              </w:rPr>
+              <w:t xml:space="preserve">-0.003349045</w:t>
+            </w:r>
+          </w:p>
+        </w:tc>
+        <w:tc>
+          <w:tcPr>
+            <w:tcBorders>
+              <w:bottom w:val="single" w:sz="12" w:space="0" w:color="666666"/>
+              <w:top w:val="single" w:sz="12" w:space="0" w:color="666666"/>
+              <w:left w:val="none" w:sz="0" w:space="0" w:color="000000"/>
+              <w:right w:val="none" w:sz="0" w:space="0" w:color="000000"/>
+            </w:tcBorders>
+            <w:shd w:val="clear" w:color="auto" w:fill="FFFFFF"/>
+            <w:tcMar>
+              <w:top w:w="0" w:type="dxa"/>
+              <w:bottom w:w="0" w:type="dxa"/>
+              <w:left w:w="0" w:type="dxa"/>
+              <w:right w:w="0" w:type="dxa"/>
+            </w:tcMar>
+            <w:vAlign w:val="center"/>
+          </w:tcPr>
+          <w:p>
+            <w:pPr>
+              <w:pStyle w:val="Normal"/>
+              <w:jc w:val="right"/>
+              <w:pBdr>
+                <w:bottom w:val="none" w:sz="0" w:space="0" w:color="000000"/>
+                <w:top w:val="none" w:sz="0" w:space="0" w:color="000000"/>
+                <w:left w:val="none" w:sz="0" w:space="0" w:color="000000"/>
+                <w:right w:val="none" w:sz="0" w:space="0" w:color="000000"/>
+              </w:pBdr>
+              <w:spacing w:after="100" w:before="100" w:line="240"/>
+              <w:ind w:left="100" w:right="100" w:firstLine="0" w:firstLineChars="0"/>
+              <w:rPr>
+                <w:rFonts w:ascii="Arial" w:hAnsi="Arial" w:eastAsia="Arial" w:cs="Arial"/>
+                <w:i w:val="false"/>
+                <w:b w:val="false"/>
+                <w:u w:val="none"/>
+                <w:strike w:val="false"/>
+                <w:sz w:val="22"/>
+                <w:szCs w:val="22"/>
+                <w:color w:val="000000"/>
+              </w:rPr>
+            </w:pPr>
+            <w:r>
+              <w:rPr>
+                <w:rFonts w:ascii="Arial" w:hAnsi="Arial" w:eastAsia="Arial" w:cs="Arial"/>
+                <w:i w:val="false"/>
+                <w:b w:val="false"/>
+                <w:u w:val="none"/>
+                <w:strike w:val="false"/>
+                <w:sz w:val="22"/>
+                <w:szCs w:val="22"/>
+                <w:color w:val="000000"/>
+              </w:rPr>
+              <w:t xml:space="preserve">0.0152</w:t>
+            </w:r>
+          </w:p>
+        </w:tc>
+        <w:tc>
+          <w:tcPr>
+            <w:tcBorders>
+              <w:bottom w:val="single" w:sz="12" w:space="0" w:color="666666"/>
+              <w:top w:val="single" w:sz="12" w:space="0" w:color="666666"/>
+              <w:left w:val="none" w:sz="0" w:space="0" w:color="000000"/>
+              <w:right w:val="none" w:sz="0" w:space="0" w:color="000000"/>
+            </w:tcBorders>
+            <w:shd w:val="clear" w:color="auto" w:fill="FFFFFF"/>
+            <w:tcMar>
+              <w:top w:w="0" w:type="dxa"/>
+              <w:bottom w:w="0" w:type="dxa"/>
+              <w:left w:w="0" w:type="dxa"/>
+              <w:right w:w="0" w:type="dxa"/>
+            </w:tcMar>
+            <w:vAlign w:val="center"/>
+          </w:tcPr>
+          <w:p>
+            <w:pPr>
+              <w:pStyle w:val="Normal"/>
+              <w:jc w:val="right"/>
+              <w:pBdr>
+                <w:bottom w:val="none" w:sz="0" w:space="0" w:color="000000"/>
+                <w:top w:val="none" w:sz="0" w:space="0" w:color="000000"/>
+                <w:left w:val="none" w:sz="0" w:space="0" w:color="000000"/>
+                <w:right w:val="none" w:sz="0" w:space="0" w:color="000000"/>
+              </w:pBdr>
+              <w:spacing w:after="100" w:before="100" w:line="240"/>
+              <w:ind w:left="100" w:right="100" w:firstLine="0" w:firstLineChars="0"/>
+              <w:rPr>
+                <w:rFonts w:ascii="Arial" w:hAnsi="Arial" w:eastAsia="Arial" w:cs="Arial"/>
+                <w:i w:val="false"/>
+                <w:b w:val="false"/>
+                <w:u w:val="none"/>
+                <w:strike w:val="false"/>
+                <w:sz w:val="22"/>
+                <w:szCs w:val="22"/>
+                <w:color w:val="000000"/>
+              </w:rPr>
+            </w:pPr>
+            <w:r>
+              <w:rPr>
+                <w:rFonts w:ascii="Arial" w:hAnsi="Arial" w:eastAsia="Arial" w:cs="Arial"/>
+                <w:i w:val="false"/>
+                <w:b w:val="false"/>
+                <w:u w:val="none"/>
+                <w:strike w:val="false"/>
+                <w:sz w:val="22"/>
+                <w:szCs w:val="22"/>
+                <w:color w:val="000000"/>
+              </w:rPr>
+              <w:t xml:space="preserve">0.0001</w:t>
+            </w:r>
+          </w:p>
+        </w:tc>
+        <w:tc>
+          <w:tcPr>
+            <w:tcBorders>
+              <w:bottom w:val="single" w:sz="12" w:space="0" w:color="666666"/>
+              <w:top w:val="single" w:sz="12" w:space="0" w:color="666666"/>
+              <w:left w:val="none" w:sz="0" w:space="0" w:color="000000"/>
+              <w:right w:val="none" w:sz="0" w:space="0" w:color="000000"/>
+            </w:tcBorders>
+            <w:shd w:val="clear" w:color="auto" w:fill="FFFFFF"/>
+            <w:tcMar>
+              <w:top w:w="0" w:type="dxa"/>
+              <w:bottom w:w="0" w:type="dxa"/>
+              <w:left w:w="0" w:type="dxa"/>
+              <w:right w:w="0" w:type="dxa"/>
+            </w:tcMar>
+            <w:vAlign w:val="center"/>
+          </w:tcPr>
+          <w:p>
+            <w:pPr>
+              <w:pStyle w:val="Normal"/>
+              <w:jc w:val="right"/>
+              <w:pBdr>
+                <w:bottom w:val="none" w:sz="0" w:space="0" w:color="000000"/>
+                <w:top w:val="none" w:sz="0" w:space="0" w:color="000000"/>
+                <w:left w:val="none" w:sz="0" w:space="0" w:color="000000"/>
+                <w:right w:val="none" w:sz="0" w:space="0" w:color="000000"/>
+              </w:pBdr>
+              <w:spacing w:after="100" w:before="100" w:line="240"/>
+              <w:ind w:left="100" w:right="100" w:firstLine="0" w:firstLineChars="0"/>
+              <w:rPr>
+                <w:rFonts w:ascii="Arial" w:hAnsi="Arial" w:eastAsia="Arial" w:cs="Arial"/>
+                <w:i w:val="false"/>
+                <w:b w:val="false"/>
+                <w:u w:val="none"/>
+                <w:strike w:val="false"/>
+                <w:sz w:val="22"/>
+                <w:szCs w:val="22"/>
+                <w:color w:val="000000"/>
+              </w:rPr>
+            </w:pPr>
+            <w:r>
+              <w:rPr>
+                <w:rFonts w:ascii="Arial" w:hAnsi="Arial" w:eastAsia="Arial" w:cs="Arial"/>
+                <w:i w:val="false"/>
+                <w:b w:val="false"/>
+                <w:u w:val="none"/>
+                <w:strike w:val="false"/>
+                <w:sz w:val="22"/>
+                <w:szCs w:val="22"/>
+                <w:color w:val="000000"/>
+              </w:rPr>
+              <w:t xml:space="preserve">true</w:t>
+            </w:r>
+          </w:p>
+        </w:tc>
+        <w:tc>
+          <w:tcPr>
+            <w:tcBorders>
+              <w:bottom w:val="single" w:sz="12" w:space="0" w:color="666666"/>
+              <w:top w:val="single" w:sz="12" w:space="0" w:color="666666"/>
+              <w:left w:val="none" w:sz="0" w:space="0" w:color="000000"/>
+              <w:right w:val="none" w:sz="0" w:space="0" w:color="000000"/>
+            </w:tcBorders>
+            <w:shd w:val="clear" w:color="auto" w:fill="FFFFFF"/>
+            <w:tcMar>
+              <w:top w:w="0" w:type="dxa"/>
+              <w:bottom w:w="0" w:type="dxa"/>
+              <w:left w:w="0" w:type="dxa"/>
+              <w:right w:w="0" w:type="dxa"/>
+            </w:tcMar>
+            <w:vAlign w:val="center"/>
+          </w:tcPr>
+          <w:p>
+            <w:pPr>
+              <w:pStyle w:val="Normal"/>
+              <w:jc w:val="right"/>
+              <w:pBdr>
+                <w:bottom w:val="none" w:sz="0" w:space="0" w:color="000000"/>
+                <w:top w:val="none" w:sz="0" w:space="0" w:color="000000"/>
+                <w:left w:val="none" w:sz="0" w:space="0" w:color="000000"/>
+                <w:right w:val="none" w:sz="0" w:space="0" w:color="000000"/>
+              </w:pBdr>
+              <w:spacing w:after="100" w:before="100" w:line="240"/>
+              <w:ind w:left="100" w:right="100" w:firstLine="0" w:firstLineChars="0"/>
+              <w:rPr>
+                <w:rFonts w:ascii="Arial" w:hAnsi="Arial" w:eastAsia="Arial" w:cs="Arial"/>
+                <w:i w:val="false"/>
+                <w:b w:val="false"/>
+                <w:u w:val="none"/>
+                <w:strike w:val="false"/>
+                <w:sz w:val="22"/>
+                <w:szCs w:val="22"/>
+                <w:color w:val="000000"/>
+              </w:rPr>
+            </w:pPr>
+            <w:r>
+              <w:rPr>
+                <w:rFonts w:ascii="Arial" w:hAnsi="Arial" w:eastAsia="Arial" w:cs="Arial"/>
+                <w:i w:val="false"/>
+                <w:b w:val="false"/>
+                <w:u w:val="none"/>
+                <w:strike w:val="false"/>
+                <w:sz w:val="22"/>
+                <w:szCs w:val="22"/>
+                <w:color w:val="000000"/>
+              </w:rPr>
+              <w:t xml:space="preserve">true</w:t>
+            </w:r>
+          </w:p>
+        </w:tc>
+        <w:tc>
+          <w:tcPr>
+            <w:tcBorders>
+              <w:bottom w:val="single" w:sz="12" w:space="0" w:color="666666"/>
+              <w:top w:val="single" w:sz="12" w:space="0" w:color="666666"/>
+              <w:left w:val="none" w:sz="0" w:space="0" w:color="000000"/>
+              <w:right w:val="none" w:sz="0" w:space="0" w:color="000000"/>
+            </w:tcBorders>
+            <w:shd w:val="clear" w:color="auto" w:fill="FFFFFF"/>
+            <w:tcMar>
+              <w:top w:w="0" w:type="dxa"/>
+              <w:bottom w:w="0" w:type="dxa"/>
+              <w:left w:w="0" w:type="dxa"/>
+              <w:right w:w="0" w:type="dxa"/>
+            </w:tcMar>
+            <w:vAlign w:val="center"/>
+          </w:tcPr>
+          <w:p>
+            <w:pPr>
+              <w:pStyle w:val="Normal"/>
+              <w:jc w:val="right"/>
+              <w:pBdr>
+                <w:bottom w:val="none" w:sz="0" w:space="0" w:color="000000"/>
+                <w:top w:val="none" w:sz="0" w:space="0" w:color="000000"/>
+                <w:left w:val="none" w:sz="0" w:space="0" w:color="000000"/>
+                <w:right w:val="none" w:sz="0" w:space="0" w:color="000000"/>
+              </w:pBdr>
+              <w:spacing w:after="100" w:before="100" w:line="240"/>
+              <w:ind w:left="100" w:right="100" w:firstLine="0" w:firstLineChars="0"/>
+              <w:rPr>
+                <w:rFonts w:ascii="Arial" w:hAnsi="Arial" w:eastAsia="Arial" w:cs="Arial"/>
+                <w:i w:val="false"/>
+                <w:b w:val="false"/>
+                <w:u w:val="none"/>
+                <w:strike w:val="false"/>
+                <w:sz w:val="22"/>
+                <w:szCs w:val="22"/>
+                <w:color w:val="000000"/>
+              </w:rPr>
+            </w:pPr>
+            <w:r>
+              <w:rPr>
+                <w:rFonts w:ascii="Arial" w:hAnsi="Arial" w:eastAsia="Arial" w:cs="Arial"/>
+                <w:i w:val="false"/>
+                <w:b w:val="false"/>
+                <w:u w:val="none"/>
+                <w:strike w:val="false"/>
+                <w:sz w:val="22"/>
+                <w:szCs w:val="22"/>
+                <w:color w:val="000000"/>
+              </w:rPr>
+              <w:t xml:space="preserve">true</w:t>
+            </w:r>
+          </w:p>
+        </w:tc>
+        <w:tc>
+          <w:tcPr>
+            <w:tcBorders>
+              <w:bottom w:val="single" w:sz="12" w:space="0" w:color="666666"/>
+              <w:top w:val="single" w:sz="12" w:space="0" w:color="666666"/>
+              <w:left w:val="none" w:sz="0" w:space="0" w:color="000000"/>
+              <w:right w:val="none" w:sz="0" w:space="0" w:color="000000"/>
+            </w:tcBorders>
+            <w:shd w:val="clear" w:color="auto" w:fill="FFFFFF"/>
+            <w:tcMar>
+              <w:top w:w="0" w:type="dxa"/>
+              <w:bottom w:w="0" w:type="dxa"/>
+              <w:left w:w="0" w:type="dxa"/>
+              <w:right w:w="0" w:type="dxa"/>
+            </w:tcMar>
+            <w:vAlign w:val="center"/>
+          </w:tcPr>
+          <w:p>
+            <w:pPr>
+              <w:pStyle w:val="Normal"/>
+              <w:jc w:val="right"/>
+              <w:pBdr>
+                <w:bottom w:val="none" w:sz="0" w:space="0" w:color="000000"/>
+                <w:top w:val="none" w:sz="0" w:space="0" w:color="000000"/>
+                <w:left w:val="none" w:sz="0" w:space="0" w:color="000000"/>
+                <w:right w:val="none" w:sz="0" w:space="0" w:color="000000"/>
+              </w:pBdr>
+              <w:spacing w:after="100" w:before="100" w:line="240"/>
+              <w:ind w:left="100" w:right="100" w:firstLine="0" w:firstLineChars="0"/>
+              <w:rPr>
+                <w:rFonts w:ascii="Arial" w:hAnsi="Arial" w:eastAsia="Arial" w:cs="Arial"/>
+                <w:i w:val="false"/>
+                <w:b w:val="false"/>
+                <w:u w:val="none"/>
+                <w:strike w:val="false"/>
+                <w:sz w:val="22"/>
+                <w:szCs w:val="22"/>
+                <w:color w:val="000000"/>
+              </w:rPr>
+            </w:pPr>
+            <w:r>
+              <w:rPr>
+                <w:rFonts w:ascii="Arial" w:hAnsi="Arial" w:eastAsia="Arial" w:cs="Arial"/>
+                <w:i w:val="false"/>
+                <w:b w:val="false"/>
+                <w:u w:val="none"/>
+                <w:strike w:val="false"/>
+                <w:sz w:val="22"/>
+                <w:szCs w:val="22"/>
+                <w:color w:val="000000"/>
+              </w:rPr>
+              <w:t xml:space="preserve">false</w:t>
+            </w:r>
+          </w:p>
+        </w:tc>
+        <w:tc>
+          <w:tcPr>
+            <w:tcBorders>
+              <w:bottom w:val="single" w:sz="12" w:space="0" w:color="666666"/>
+              <w:top w:val="single" w:sz="12" w:space="0" w:color="666666"/>
+              <w:left w:val="none" w:sz="0" w:space="0" w:color="000000"/>
+              <w:right w:val="none" w:sz="0" w:space="0" w:color="000000"/>
+            </w:tcBorders>
+            <w:shd w:val="clear" w:color="auto" w:fill="FFFFFF"/>
+            <w:tcMar>
+              <w:top w:w="0" w:type="dxa"/>
+              <w:bottom w:w="0" w:type="dxa"/>
+              <w:left w:w="0" w:type="dxa"/>
+              <w:right w:w="0" w:type="dxa"/>
+            </w:tcMar>
+            <w:vAlign w:val="center"/>
+          </w:tcPr>
+          <w:p>
+            <w:pPr>
+              <w:pStyle w:val="Normal"/>
+              <w:jc w:val="right"/>
+              <w:pBdr>
+                <w:bottom w:val="none" w:sz="0" w:space="0" w:color="000000"/>
+                <w:top w:val="none" w:sz="0" w:space="0" w:color="000000"/>
+                <w:left w:val="none" w:sz="0" w:space="0" w:color="000000"/>
+                <w:right w:val="none" w:sz="0" w:space="0" w:color="000000"/>
+              </w:pBdr>
+              <w:spacing w:after="100" w:before="100" w:line="240"/>
+              <w:ind w:left="100" w:right="100" w:firstLine="0" w:firstLineChars="0"/>
+              <w:rPr>
+                <w:rFonts w:ascii="Arial" w:hAnsi="Arial" w:eastAsia="Arial" w:cs="Arial"/>
+                <w:i w:val="false"/>
+                <w:b w:val="false"/>
+                <w:u w:val="none"/>
+                <w:strike w:val="false"/>
+                <w:sz w:val="22"/>
+                <w:szCs w:val="22"/>
+                <w:color w:val="000000"/>
+              </w:rPr>
+            </w:pPr>
+            <w:r>
+              <w:rPr>
+                <w:rFonts w:ascii="Arial" w:hAnsi="Arial" w:eastAsia="Arial" w:cs="Arial"/>
+                <w:i w:val="false"/>
+                <w:b w:val="false"/>
+                <w:u w:val="none"/>
+                <w:strike w:val="false"/>
+                <w:sz w:val="22"/>
+                <w:szCs w:val="22"/>
+                <w:color w:val="000000"/>
+              </w:rPr>
+              <w:t xml:space="preserve">false</w:t>
+            </w:r>
+          </w:p>
+        </w:tc>
+        <w:tc>
+          <w:tcPr>
+            <w:tcBorders>
+              <w:bottom w:val="single" w:sz="12" w:space="0" w:color="666666"/>
+              <w:top w:val="single" w:sz="12" w:space="0" w:color="666666"/>
+              <w:left w:val="none" w:sz="0" w:space="0" w:color="000000"/>
+              <w:right w:val="none" w:sz="0" w:space="0" w:color="000000"/>
+            </w:tcBorders>
+            <w:shd w:val="clear" w:color="auto" w:fill="FFFFFF"/>
+            <w:tcMar>
+              <w:top w:w="0" w:type="dxa"/>
+              <w:bottom w:w="0" w:type="dxa"/>
+              <w:left w:w="0" w:type="dxa"/>
+              <w:right w:w="0" w:type="dxa"/>
+            </w:tcMar>
+            <w:vAlign w:val="center"/>
+          </w:tcPr>
+          <w:p>
+            <w:pPr>
+              <w:pStyle w:val="Normal"/>
+              <w:jc w:val="right"/>
+              <w:pBdr>
+                <w:bottom w:val="none" w:sz="0" w:space="0" w:color="000000"/>
+                <w:top w:val="none" w:sz="0" w:space="0" w:color="000000"/>
+                <w:left w:val="none" w:sz="0" w:space="0" w:color="000000"/>
+                <w:right w:val="none" w:sz="0" w:space="0" w:color="000000"/>
+              </w:pBdr>
+              <w:spacing w:after="100" w:before="100" w:line="240"/>
+              <w:ind w:left="100" w:right="100" w:firstLine="0" w:firstLineChars="0"/>
+              <w:rPr>
+                <w:rFonts w:ascii="Arial" w:hAnsi="Arial" w:eastAsia="Arial" w:cs="Arial"/>
+                <w:i w:val="false"/>
+                <w:b w:val="false"/>
+                <w:u w:val="none"/>
+                <w:strike w:val="false"/>
+                <w:sz w:val="22"/>
+                <w:szCs w:val="22"/>
+                <w:color w:val="000000"/>
+              </w:rPr>
+            </w:pPr>
+            <w:r>
+              <w:rPr>
+                <w:rFonts w:ascii="Arial" w:hAnsi="Arial" w:eastAsia="Arial" w:cs="Arial"/>
+                <w:i w:val="false"/>
+                <w:b w:val="false"/>
+                <w:u w:val="none"/>
+                <w:strike w:val="false"/>
+                <w:sz w:val="22"/>
+                <w:szCs w:val="22"/>
+                <w:color w:val="000000"/>
+              </w:rPr>
+              <w:t xml:space="preserve">false</w:t>
+            </w:r>
+          </w:p>
+        </w:tc>
+        <w:tc>
+          <w:tcPr>
+            <w:tcBorders>
+              <w:bottom w:val="single" w:sz="12" w:space="0" w:color="666666"/>
+              <w:top w:val="single" w:sz="12" w:space="0" w:color="666666"/>
+              <w:left w:val="none" w:sz="0" w:space="0" w:color="000000"/>
+              <w:right w:val="none" w:sz="0" w:space="0" w:color="000000"/>
+            </w:tcBorders>
+            <w:shd w:val="clear" w:color="auto" w:fill="FFFFFF"/>
+            <w:tcMar>
+              <w:top w:w="0" w:type="dxa"/>
+              <w:bottom w:w="0" w:type="dxa"/>
+              <w:left w:w="0" w:type="dxa"/>
+              <w:right w:w="0" w:type="dxa"/>
+            </w:tcMar>
+            <w:vAlign w:val="center"/>
+          </w:tcPr>
+          <w:p>
+            <w:pPr>
+              <w:pStyle w:val="Normal"/>
+              <w:jc w:val="right"/>
+              <w:pBdr>
+                <w:bottom w:val="none" w:sz="0" w:space="0" w:color="000000"/>
+                <w:top w:val="none" w:sz="0" w:space="0" w:color="000000"/>
+                <w:left w:val="none" w:sz="0" w:space="0" w:color="000000"/>
+                <w:right w:val="none" w:sz="0" w:space="0" w:color="000000"/>
+              </w:pBdr>
+              <w:spacing w:after="100" w:before="100" w:line="240"/>
+              <w:ind w:left="100" w:right="100" w:firstLine="0" w:firstLineChars="0"/>
+              <w:rPr>
+                <w:rFonts w:ascii="Arial" w:hAnsi="Arial" w:eastAsia="Arial" w:cs="Arial"/>
+                <w:i w:val="false"/>
+                <w:b w:val="false"/>
+                <w:u w:val="none"/>
+                <w:strike w:val="false"/>
+                <w:sz w:val="22"/>
+                <w:szCs w:val="22"/>
+                <w:color w:val="000000"/>
+              </w:rPr>
+            </w:pPr>
+            <w:r>
+              <w:rPr>
+                <w:rFonts w:ascii="Arial" w:hAnsi="Arial" w:eastAsia="Arial" w:cs="Arial"/>
+                <w:i w:val="false"/>
+                <w:b w:val="false"/>
+                <w:u w:val="none"/>
+                <w:strike w:val="false"/>
+                <w:sz w:val="22"/>
+                <w:szCs w:val="22"/>
+                <w:color w:val="000000"/>
+              </w:rPr>
+              <w:t xml:space="preserve">true</w:t>
             </w:r>
           </w:p>
         </w:tc>
@@ -364,62 +3971,7 @@
                 <w:szCs w:val="22"/>
                 <w:color w:val="000000"/>
               </w:rPr>
-              <w:t xml:space="preserve">No u in grid satisfies all fairness rules</w:t>
-            </w:r>
-          </w:p>
-        </w:tc>
-        <w:tc>
-          <w:tcPr>
-            <w:tcBorders>
-              <w:bottom w:val="single" w:sz="12" w:space="0" w:color="666666"/>
-              <w:top w:val="single" w:sz="12" w:space="0" w:color="666666"/>
-              <w:left w:val="none" w:sz="0" w:space="0" w:color="000000"/>
-              <w:right w:val="none" w:sz="0" w:space="0" w:color="000000"/>
-            </w:tcBorders>
-            <w:shd w:val="clear" w:color="auto" w:fill="FFFFFF"/>
-            <w:tcMar>
-              <w:top w:w="0" w:type="dxa"/>
-              <w:bottom w:w="0" w:type="dxa"/>
-              <w:left w:w="0" w:type="dxa"/>
-              <w:right w:w="0" w:type="dxa"/>
-            </w:tcMar>
-            <w:vAlign w:val="center"/>
-          </w:tcPr>
-          <w:p>
-            <w:pPr>
-              <w:pStyle w:val="Normal"/>
-              <w:jc w:val="left"/>
-              <w:pBdr>
-                <w:bottom w:val="none" w:sz="0" w:space="0" w:color="000000"/>
-                <w:top w:val="none" w:sz="0" w:space="0" w:color="000000"/>
-                <w:left w:val="none" w:sz="0" w:space="0" w:color="000000"/>
-                <w:right w:val="none" w:sz="0" w:space="0" w:color="000000"/>
-              </w:pBdr>
-              <w:spacing w:after="100" w:before="100" w:line="240"/>
-              <w:ind w:left="100" w:right="100" w:firstLine="0" w:firstLineChars="0"/>
-              <w:rPr>
-                <w:rFonts w:ascii="Arial" w:hAnsi="Arial" w:eastAsia="Arial" w:cs="Arial"/>
-                <w:i w:val="false"/>
-                <w:b w:val="false"/>
-                <w:u w:val="none"/>
-                <w:strike w:val="false"/>
-                <w:sz w:val="22"/>
-                <w:szCs w:val="22"/>
-                <w:color w:val="000000"/>
-              </w:rPr>
-            </w:pPr>
-            <w:r>
-              <w:rPr>
-                <w:rFonts w:ascii="Arial" w:hAnsi="Arial" w:eastAsia="Arial" w:cs="Arial"/>
-                <w:i w:val="false"/>
-                <w:b w:val="false"/>
-                <w:u w:val="none"/>
-                <w:strike w:val="false"/>
-                <w:sz w:val="22"/>
-                <w:szCs w:val="22"/>
-                <w:color w:val="000000"/>
-              </w:rPr>
-              <w:t xml:space="preserve">Consider widening thresholds or inspecting CI plots manually.</w:t>
+              <w:t xml:space="preserve">Selected as Proposed u (meets DI, gap, and SMD gates; FOSD reported diagnostically)</w:t>
             </w:r>
           </w:p>
         </w:tc>

--- a/artifacts/Proposed_u_decision_legacy_fairness_tost.docx
+++ b/artifacts/Proposed_u_decision_legacy_fairness_tost.docx
@@ -23,9 +23,9 @@
         <w:gridCol w:w="1071"/>
         <w:gridCol w:w="1451"/>
         <w:gridCol w:w="1451"/>
+        <w:gridCol w:w="1328"/>
         <w:gridCol w:w="1451"/>
-        <w:gridCol w:w="1451"/>
-        <w:gridCol w:w="1451"/>
+        <w:gridCol w:w="1328"/>
         <w:gridCol w:w="1451"/>
         <w:gridCol w:w="1451"/>
         <w:gridCol w:w="1829"/>
@@ -2101,1437 +2101,1437 @@
                 <w:szCs w:val="22"/>
                 <w:color w:val="000000"/>
               </w:rPr>
-              <w:t xml:space="preserve">1.4</w:t>
-            </w:r>
-          </w:p>
-        </w:tc>
-        <w:tc>
-          <w:tcPr>
-            <w:tcBorders>
-              <w:bottom w:val="single" w:sz="12" w:space="0" w:color="666666"/>
-              <w:top w:val="single" w:sz="12" w:space="0" w:color="666666"/>
-              <w:left w:val="none" w:sz="0" w:space="0" w:color="000000"/>
-              <w:right w:val="none" w:sz="0" w:space="0" w:color="000000"/>
-            </w:tcBorders>
-            <w:shd w:val="clear" w:color="auto" w:fill="FFFFFF"/>
-            <w:tcMar>
-              <w:top w:w="0" w:type="dxa"/>
-              <w:bottom w:w="0" w:type="dxa"/>
-              <w:left w:w="0" w:type="dxa"/>
-              <w:right w:w="0" w:type="dxa"/>
-            </w:tcMar>
-            <w:vAlign w:val="center"/>
-          </w:tcPr>
-          <w:p>
-            <w:pPr>
-              <w:pStyle w:val="Normal"/>
-              <w:jc w:val="right"/>
-              <w:pBdr>
-                <w:bottom w:val="none" w:sz="0" w:space="0" w:color="000000"/>
-                <w:top w:val="none" w:sz="0" w:space="0" w:color="000000"/>
-                <w:left w:val="none" w:sz="0" w:space="0" w:color="000000"/>
-                <w:right w:val="none" w:sz="0" w:space="0" w:color="000000"/>
-              </w:pBdr>
-              <w:spacing w:after="100" w:before="100" w:line="240"/>
-              <w:ind w:left="100" w:right="100" w:firstLine="0" w:firstLineChars="0"/>
-              <w:rPr>
-                <w:rFonts w:ascii="Arial" w:hAnsi="Arial" w:eastAsia="Arial" w:cs="Arial"/>
-                <w:i w:val="false"/>
-                <w:b w:val="false"/>
-                <w:u w:val="none"/>
-                <w:strike w:val="false"/>
-                <w:sz w:val="22"/>
-                <w:szCs w:val="22"/>
-                <w:color w:val="000000"/>
-              </w:rPr>
-            </w:pPr>
-            <w:r>
-              <w:rPr>
-                <w:rFonts w:ascii="Arial" w:hAnsi="Arial" w:eastAsia="Arial" w:cs="Arial"/>
-                <w:i w:val="false"/>
-                <w:b w:val="false"/>
-                <w:u w:val="none"/>
-                <w:strike w:val="false"/>
-                <w:sz w:val="22"/>
-                <w:szCs w:val="22"/>
-                <w:color w:val="000000"/>
-              </w:rPr>
-              <w:t xml:space="preserve">834</w:t>
-            </w:r>
-          </w:p>
-        </w:tc>
-        <w:tc>
-          <w:tcPr>
-            <w:tcBorders>
-              <w:bottom w:val="single" w:sz="12" w:space="0" w:color="666666"/>
-              <w:top w:val="single" w:sz="12" w:space="0" w:color="666666"/>
-              <w:left w:val="none" w:sz="0" w:space="0" w:color="000000"/>
-              <w:right w:val="none" w:sz="0" w:space="0" w:color="000000"/>
-            </w:tcBorders>
-            <w:shd w:val="clear" w:color="auto" w:fill="FFFFFF"/>
-            <w:tcMar>
-              <w:top w:w="0" w:type="dxa"/>
-              <w:bottom w:w="0" w:type="dxa"/>
-              <w:left w:w="0" w:type="dxa"/>
-              <w:right w:w="0" w:type="dxa"/>
-            </w:tcMar>
-            <w:vAlign w:val="center"/>
-          </w:tcPr>
-          <w:p>
-            <w:pPr>
-              <w:pStyle w:val="Normal"/>
-              <w:jc w:val="right"/>
-              <w:pBdr>
-                <w:bottom w:val="none" w:sz="0" w:space="0" w:color="000000"/>
-                <w:top w:val="none" w:sz="0" w:space="0" w:color="000000"/>
-                <w:left w:val="none" w:sz="0" w:space="0" w:color="000000"/>
-                <w:right w:val="none" w:sz="0" w:space="0" w:color="000000"/>
-              </w:pBdr>
-              <w:spacing w:after="100" w:before="100" w:line="240"/>
-              <w:ind w:left="100" w:right="100" w:firstLine="0" w:firstLineChars="0"/>
-              <w:rPr>
-                <w:rFonts w:ascii="Arial" w:hAnsi="Arial" w:eastAsia="Arial" w:cs="Arial"/>
-                <w:i w:val="false"/>
-                <w:b w:val="false"/>
-                <w:u w:val="none"/>
-                <w:strike w:val="false"/>
-                <w:sz w:val="22"/>
-                <w:szCs w:val="22"/>
-                <w:color w:val="000000"/>
-              </w:rPr>
-            </w:pPr>
-            <w:r>
-              <w:rPr>
-                <w:rFonts w:ascii="Arial" w:hAnsi="Arial" w:eastAsia="Arial" w:cs="Arial"/>
-                <w:i w:val="false"/>
-                <w:b w:val="false"/>
-                <w:u w:val="none"/>
-                <w:strike w:val="false"/>
-                <w:sz w:val="22"/>
-                <w:szCs w:val="22"/>
-                <w:color w:val="000000"/>
-              </w:rPr>
-              <w:t xml:space="preserve">0.8417266</w:t>
-            </w:r>
-          </w:p>
-        </w:tc>
-        <w:tc>
-          <w:tcPr>
-            <w:tcBorders>
-              <w:bottom w:val="single" w:sz="12" w:space="0" w:color="666666"/>
-              <w:top w:val="single" w:sz="12" w:space="0" w:color="666666"/>
-              <w:left w:val="none" w:sz="0" w:space="0" w:color="000000"/>
-              <w:right w:val="none" w:sz="0" w:space="0" w:color="000000"/>
-            </w:tcBorders>
-            <w:shd w:val="clear" w:color="auto" w:fill="FFFFFF"/>
-            <w:tcMar>
-              <w:top w:w="0" w:type="dxa"/>
-              <w:bottom w:w="0" w:type="dxa"/>
-              <w:left w:w="0" w:type="dxa"/>
-              <w:right w:w="0" w:type="dxa"/>
-            </w:tcMar>
-            <w:vAlign w:val="center"/>
-          </w:tcPr>
-          <w:p>
-            <w:pPr>
-              <w:pStyle w:val="Normal"/>
-              <w:jc w:val="right"/>
-              <w:pBdr>
-                <w:bottom w:val="none" w:sz="0" w:space="0" w:color="000000"/>
-                <w:top w:val="none" w:sz="0" w:space="0" w:color="000000"/>
-                <w:left w:val="none" w:sz="0" w:space="0" w:color="000000"/>
-                <w:right w:val="none" w:sz="0" w:space="0" w:color="000000"/>
-              </w:pBdr>
-              <w:spacing w:after="100" w:before="100" w:line="240"/>
-              <w:ind w:left="100" w:right="100" w:firstLine="0" w:firstLineChars="0"/>
-              <w:rPr>
-                <w:rFonts w:ascii="Arial" w:hAnsi="Arial" w:eastAsia="Arial" w:cs="Arial"/>
-                <w:i w:val="false"/>
-                <w:b w:val="false"/>
-                <w:u w:val="none"/>
-                <w:strike w:val="false"/>
-                <w:sz w:val="22"/>
-                <w:szCs w:val="22"/>
-                <w:color w:val="000000"/>
-              </w:rPr>
-            </w:pPr>
-            <w:r>
-              <w:rPr>
-                <w:rFonts w:ascii="Arial" w:hAnsi="Arial" w:eastAsia="Arial" w:cs="Arial"/>
-                <w:i w:val="false"/>
-                <w:b w:val="false"/>
-                <w:u w:val="none"/>
-                <w:strike w:val="false"/>
-                <w:sz w:val="22"/>
-                <w:szCs w:val="22"/>
-                <w:color w:val="000000"/>
-              </w:rPr>
-              <w:t xml:space="preserve">348</w:t>
-            </w:r>
-          </w:p>
-        </w:tc>
-        <w:tc>
-          <w:tcPr>
-            <w:tcBorders>
-              <w:bottom w:val="single" w:sz="12" w:space="0" w:color="666666"/>
-              <w:top w:val="single" w:sz="12" w:space="0" w:color="666666"/>
-              <w:left w:val="none" w:sz="0" w:space="0" w:color="000000"/>
-              <w:right w:val="none" w:sz="0" w:space="0" w:color="000000"/>
-            </w:tcBorders>
-            <w:shd w:val="clear" w:color="auto" w:fill="FFFFFF"/>
-            <w:tcMar>
-              <w:top w:w="0" w:type="dxa"/>
-              <w:bottom w:w="0" w:type="dxa"/>
-              <w:left w:w="0" w:type="dxa"/>
-              <w:right w:w="0" w:type="dxa"/>
-            </w:tcMar>
-            <w:vAlign w:val="center"/>
-          </w:tcPr>
-          <w:p>
-            <w:pPr>
-              <w:pStyle w:val="Normal"/>
-              <w:jc w:val="right"/>
-              <w:pBdr>
-                <w:bottom w:val="none" w:sz="0" w:space="0" w:color="000000"/>
-                <w:top w:val="none" w:sz="0" w:space="0" w:color="000000"/>
-                <w:left w:val="none" w:sz="0" w:space="0" w:color="000000"/>
-                <w:right w:val="none" w:sz="0" w:space="0" w:color="000000"/>
-              </w:pBdr>
-              <w:spacing w:after="100" w:before="100" w:line="240"/>
-              <w:ind w:left="100" w:right="100" w:firstLine="0" w:firstLineChars="0"/>
-              <w:rPr>
-                <w:rFonts w:ascii="Arial" w:hAnsi="Arial" w:eastAsia="Arial" w:cs="Arial"/>
-                <w:i w:val="false"/>
-                <w:b w:val="false"/>
-                <w:u w:val="none"/>
-                <w:strike w:val="false"/>
-                <w:sz w:val="22"/>
-                <w:szCs w:val="22"/>
-                <w:color w:val="000000"/>
-              </w:rPr>
-            </w:pPr>
-            <w:r>
-              <w:rPr>
-                <w:rFonts w:ascii="Arial" w:hAnsi="Arial" w:eastAsia="Arial" w:cs="Arial"/>
-                <w:i w:val="false"/>
-                <w:b w:val="false"/>
-                <w:u w:val="none"/>
-                <w:strike w:val="false"/>
-                <w:sz w:val="22"/>
-                <w:szCs w:val="22"/>
-                <w:color w:val="000000"/>
-              </w:rPr>
-              <w:t xml:space="preserve">0.8505747</w:t>
-            </w:r>
-          </w:p>
-        </w:tc>
-        <w:tc>
-          <w:tcPr>
-            <w:tcBorders>
-              <w:bottom w:val="single" w:sz="12" w:space="0" w:color="666666"/>
-              <w:top w:val="single" w:sz="12" w:space="0" w:color="666666"/>
-              <w:left w:val="none" w:sz="0" w:space="0" w:color="000000"/>
-              <w:right w:val="none" w:sz="0" w:space="0" w:color="000000"/>
-            </w:tcBorders>
-            <w:shd w:val="clear" w:color="auto" w:fill="FFFFFF"/>
-            <w:tcMar>
-              <w:top w:w="0" w:type="dxa"/>
-              <w:bottom w:w="0" w:type="dxa"/>
-              <w:left w:w="0" w:type="dxa"/>
-              <w:right w:w="0" w:type="dxa"/>
-            </w:tcMar>
-            <w:vAlign w:val="center"/>
-          </w:tcPr>
-          <w:p>
-            <w:pPr>
-              <w:pStyle w:val="Normal"/>
-              <w:jc w:val="right"/>
-              <w:pBdr>
-                <w:bottom w:val="none" w:sz="0" w:space="0" w:color="000000"/>
-                <w:top w:val="none" w:sz="0" w:space="0" w:color="000000"/>
-                <w:left w:val="none" w:sz="0" w:space="0" w:color="000000"/>
-                <w:right w:val="none" w:sz="0" w:space="0" w:color="000000"/>
-              </w:pBdr>
-              <w:spacing w:after="100" w:before="100" w:line="240"/>
-              <w:ind w:left="100" w:right="100" w:firstLine="0" w:firstLineChars="0"/>
-              <w:rPr>
-                <w:rFonts w:ascii="Arial" w:hAnsi="Arial" w:eastAsia="Arial" w:cs="Arial"/>
-                <w:i w:val="false"/>
-                <w:b w:val="false"/>
-                <w:u w:val="none"/>
-                <w:strike w:val="false"/>
-                <w:sz w:val="22"/>
-                <w:szCs w:val="22"/>
-                <w:color w:val="000000"/>
-              </w:rPr>
-            </w:pPr>
-            <w:r>
-              <w:rPr>
-                <w:rFonts w:ascii="Arial" w:hAnsi="Arial" w:eastAsia="Arial" w:cs="Arial"/>
-                <w:i w:val="false"/>
-                <w:b w:val="false"/>
-                <w:u w:val="none"/>
-                <w:strike w:val="false"/>
-                <w:sz w:val="22"/>
-                <w:szCs w:val="22"/>
-                <w:color w:val="000000"/>
-              </w:rPr>
-              <w:t xml:space="preserve">0.7257063</w:t>
-            </w:r>
-          </w:p>
-        </w:tc>
-        <w:tc>
-          <w:tcPr>
-            <w:tcBorders>
-              <w:bottom w:val="single" w:sz="12" w:space="0" w:color="666666"/>
-              <w:top w:val="single" w:sz="12" w:space="0" w:color="666666"/>
-              <w:left w:val="none" w:sz="0" w:space="0" w:color="000000"/>
-              <w:right w:val="none" w:sz="0" w:space="0" w:color="000000"/>
-            </w:tcBorders>
-            <w:shd w:val="clear" w:color="auto" w:fill="FFFFFF"/>
-            <w:tcMar>
-              <w:top w:w="0" w:type="dxa"/>
-              <w:bottom w:w="0" w:type="dxa"/>
-              <w:left w:w="0" w:type="dxa"/>
-              <w:right w:w="0" w:type="dxa"/>
-            </w:tcMar>
-            <w:vAlign w:val="center"/>
-          </w:tcPr>
-          <w:p>
-            <w:pPr>
-              <w:pStyle w:val="Normal"/>
-              <w:jc w:val="right"/>
-              <w:pBdr>
-                <w:bottom w:val="none" w:sz="0" w:space="0" w:color="000000"/>
-                <w:top w:val="none" w:sz="0" w:space="0" w:color="000000"/>
-                <w:left w:val="none" w:sz="0" w:space="0" w:color="000000"/>
-                <w:right w:val="none" w:sz="0" w:space="0" w:color="000000"/>
-              </w:pBdr>
-              <w:spacing w:after="100" w:before="100" w:line="240"/>
-              <w:ind w:left="100" w:right="100" w:firstLine="0" w:firstLineChars="0"/>
-              <w:rPr>
-                <w:rFonts w:ascii="Arial" w:hAnsi="Arial" w:eastAsia="Arial" w:cs="Arial"/>
-                <w:i w:val="false"/>
-                <w:b w:val="false"/>
-                <w:u w:val="none"/>
-                <w:strike w:val="false"/>
-                <w:sz w:val="22"/>
-                <w:szCs w:val="22"/>
-                <w:color w:val="000000"/>
-              </w:rPr>
-            </w:pPr>
-            <w:r>
-              <w:rPr>
-                <w:rFonts w:ascii="Arial" w:hAnsi="Arial" w:eastAsia="Arial" w:cs="Arial"/>
-                <w:i w:val="false"/>
-                <w:b w:val="false"/>
-                <w:u w:val="none"/>
-                <w:strike w:val="false"/>
-                <w:sz w:val="22"/>
-                <w:szCs w:val="22"/>
-                <w:color w:val="000000"/>
-              </w:rPr>
-              <w:t xml:space="preserve">0.9895975</w:t>
-            </w:r>
-          </w:p>
-        </w:tc>
-        <w:tc>
-          <w:tcPr>
-            <w:tcBorders>
-              <w:bottom w:val="single" w:sz="12" w:space="0" w:color="666666"/>
-              <w:top w:val="single" w:sz="12" w:space="0" w:color="666666"/>
-              <w:left w:val="none" w:sz="0" w:space="0" w:color="000000"/>
-              <w:right w:val="none" w:sz="0" w:space="0" w:color="000000"/>
-            </w:tcBorders>
-            <w:shd w:val="clear" w:color="auto" w:fill="FFFFFF"/>
-            <w:tcMar>
-              <w:top w:w="0" w:type="dxa"/>
-              <w:bottom w:w="0" w:type="dxa"/>
-              <w:left w:w="0" w:type="dxa"/>
-              <w:right w:w="0" w:type="dxa"/>
-            </w:tcMar>
-            <w:vAlign w:val="center"/>
-          </w:tcPr>
-          <w:p>
-            <w:pPr>
-              <w:pStyle w:val="Normal"/>
-              <w:jc w:val="right"/>
-              <w:pBdr>
-                <w:bottom w:val="none" w:sz="0" w:space="0" w:color="000000"/>
-                <w:top w:val="none" w:sz="0" w:space="0" w:color="000000"/>
-                <w:left w:val="none" w:sz="0" w:space="0" w:color="000000"/>
-                <w:right w:val="none" w:sz="0" w:space="0" w:color="000000"/>
-              </w:pBdr>
-              <w:spacing w:after="100" w:before="100" w:line="240"/>
-              <w:ind w:left="100" w:right="100" w:firstLine="0" w:firstLineChars="0"/>
-              <w:rPr>
-                <w:rFonts w:ascii="Arial" w:hAnsi="Arial" w:eastAsia="Arial" w:cs="Arial"/>
-                <w:i w:val="false"/>
-                <w:b w:val="false"/>
-                <w:u w:val="none"/>
-                <w:strike w:val="false"/>
-                <w:sz w:val="22"/>
-                <w:szCs w:val="22"/>
-                <w:color w:val="000000"/>
-              </w:rPr>
-            </w:pPr>
-            <w:r>
-              <w:rPr>
-                <w:rFonts w:ascii="Arial" w:hAnsi="Arial" w:eastAsia="Arial" w:cs="Arial"/>
-                <w:i w:val="false"/>
-                <w:b w:val="false"/>
-                <w:u w:val="none"/>
-                <w:strike w:val="false"/>
-                <w:sz w:val="22"/>
-                <w:szCs w:val="22"/>
-                <w:color w:val="000000"/>
-              </w:rPr>
-              <w:t xml:space="preserve">0.9368299</w:t>
-            </w:r>
-          </w:p>
-        </w:tc>
-        <w:tc>
-          <w:tcPr>
-            <w:tcBorders>
-              <w:bottom w:val="single" w:sz="12" w:space="0" w:color="666666"/>
-              <w:top w:val="single" w:sz="12" w:space="0" w:color="666666"/>
-              <w:left w:val="none" w:sz="0" w:space="0" w:color="000000"/>
-              <w:right w:val="none" w:sz="0" w:space="0" w:color="000000"/>
-            </w:tcBorders>
-            <w:shd w:val="clear" w:color="auto" w:fill="FFFFFF"/>
-            <w:tcMar>
-              <w:top w:w="0" w:type="dxa"/>
-              <w:bottom w:w="0" w:type="dxa"/>
-              <w:left w:w="0" w:type="dxa"/>
-              <w:right w:w="0" w:type="dxa"/>
-            </w:tcMar>
-            <w:vAlign w:val="center"/>
-          </w:tcPr>
-          <w:p>
-            <w:pPr>
-              <w:pStyle w:val="Normal"/>
-              <w:jc w:val="right"/>
-              <w:pBdr>
-                <w:bottom w:val="none" w:sz="0" w:space="0" w:color="000000"/>
-                <w:top w:val="none" w:sz="0" w:space="0" w:color="000000"/>
-                <w:left w:val="none" w:sz="0" w:space="0" w:color="000000"/>
-                <w:right w:val="none" w:sz="0" w:space="0" w:color="000000"/>
-              </w:pBdr>
-              <w:spacing w:after="100" w:before="100" w:line="240"/>
-              <w:ind w:left="100" w:right="100" w:firstLine="0" w:firstLineChars="0"/>
-              <w:rPr>
-                <w:rFonts w:ascii="Arial" w:hAnsi="Arial" w:eastAsia="Arial" w:cs="Arial"/>
-                <w:i w:val="false"/>
-                <w:b w:val="false"/>
-                <w:u w:val="none"/>
-                <w:strike w:val="false"/>
-                <w:sz w:val="22"/>
-                <w:szCs w:val="22"/>
-                <w:color w:val="000000"/>
-              </w:rPr>
-            </w:pPr>
-            <w:r>
-              <w:rPr>
-                <w:rFonts w:ascii="Arial" w:hAnsi="Arial" w:eastAsia="Arial" w:cs="Arial"/>
-                <w:i w:val="false"/>
-                <w:b w:val="false"/>
-                <w:u w:val="none"/>
-                <w:strike w:val="false"/>
-                <w:sz w:val="22"/>
-                <w:szCs w:val="22"/>
-                <w:color w:val="000000"/>
-              </w:rPr>
-              <w:t xml:space="preserve">0.9991355</w:t>
-            </w:r>
-          </w:p>
-        </w:tc>
-        <w:tc>
-          <w:tcPr>
-            <w:tcBorders>
-              <w:bottom w:val="single" w:sz="12" w:space="0" w:color="666666"/>
-              <w:top w:val="single" w:sz="12" w:space="0" w:color="666666"/>
-              <w:left w:val="none" w:sz="0" w:space="0" w:color="000000"/>
-              <w:right w:val="none" w:sz="0" w:space="0" w:color="000000"/>
-            </w:tcBorders>
-            <w:shd w:val="clear" w:color="auto" w:fill="FFFFFF"/>
-            <w:tcMar>
-              <w:top w:w="0" w:type="dxa"/>
-              <w:bottom w:w="0" w:type="dxa"/>
-              <w:left w:w="0" w:type="dxa"/>
-              <w:right w:w="0" w:type="dxa"/>
-            </w:tcMar>
-            <w:vAlign w:val="center"/>
-          </w:tcPr>
-          <w:p>
-            <w:pPr>
-              <w:pStyle w:val="Normal"/>
-              <w:jc w:val="right"/>
-              <w:pBdr>
-                <w:bottom w:val="none" w:sz="0" w:space="0" w:color="000000"/>
-                <w:top w:val="none" w:sz="0" w:space="0" w:color="000000"/>
-                <w:left w:val="none" w:sz="0" w:space="0" w:color="000000"/>
-                <w:right w:val="none" w:sz="0" w:space="0" w:color="000000"/>
-              </w:pBdr>
-              <w:spacing w:after="100" w:before="100" w:line="240"/>
-              <w:ind w:left="100" w:right="100" w:firstLine="0" w:firstLineChars="0"/>
-              <w:rPr>
-                <w:rFonts w:ascii="Arial" w:hAnsi="Arial" w:eastAsia="Arial" w:cs="Arial"/>
-                <w:i w:val="false"/>
-                <w:b w:val="false"/>
-                <w:u w:val="none"/>
-                <w:strike w:val="false"/>
-                <w:sz w:val="22"/>
-                <w:szCs w:val="22"/>
-                <w:color w:val="000000"/>
-              </w:rPr>
-            </w:pPr>
-            <w:r>
-              <w:rPr>
-                <w:rFonts w:ascii="Arial" w:hAnsi="Arial" w:eastAsia="Arial" w:cs="Arial"/>
-                <w:i w:val="false"/>
-                <w:b w:val="false"/>
-                <w:u w:val="none"/>
-                <w:strike w:val="false"/>
-                <w:sz w:val="22"/>
-                <w:szCs w:val="22"/>
-                <w:color w:val="000000"/>
-              </w:rPr>
-              <w:t xml:space="preserve">0.9449852</w:t>
-            </w:r>
-          </w:p>
-        </w:tc>
-        <w:tc>
-          <w:tcPr>
-            <w:tcBorders>
-              <w:bottom w:val="single" w:sz="12" w:space="0" w:color="666666"/>
-              <w:top w:val="single" w:sz="12" w:space="0" w:color="666666"/>
-              <w:left w:val="none" w:sz="0" w:space="0" w:color="000000"/>
-              <w:right w:val="none" w:sz="0" w:space="0" w:color="000000"/>
-            </w:tcBorders>
-            <w:shd w:val="clear" w:color="auto" w:fill="FFFFFF"/>
-            <w:tcMar>
-              <w:top w:w="0" w:type="dxa"/>
-              <w:bottom w:w="0" w:type="dxa"/>
-              <w:left w:w="0" w:type="dxa"/>
-              <w:right w:w="0" w:type="dxa"/>
-            </w:tcMar>
-            <w:vAlign w:val="center"/>
-          </w:tcPr>
-          <w:p>
-            <w:pPr>
-              <w:pStyle w:val="Normal"/>
-              <w:jc w:val="right"/>
-              <w:pBdr>
-                <w:bottom w:val="none" w:sz="0" w:space="0" w:color="000000"/>
-                <w:top w:val="none" w:sz="0" w:space="0" w:color="000000"/>
-                <w:left w:val="none" w:sz="0" w:space="0" w:color="000000"/>
-                <w:right w:val="none" w:sz="0" w:space="0" w:color="000000"/>
-              </w:pBdr>
-              <w:spacing w:after="100" w:before="100" w:line="240"/>
-              <w:ind w:left="100" w:right="100" w:firstLine="0" w:firstLineChars="0"/>
-              <w:rPr>
-                <w:rFonts w:ascii="Arial" w:hAnsi="Arial" w:eastAsia="Arial" w:cs="Arial"/>
-                <w:i w:val="false"/>
-                <w:b w:val="false"/>
-                <w:u w:val="none"/>
-                <w:strike w:val="false"/>
-                <w:sz w:val="22"/>
-                <w:szCs w:val="22"/>
-                <w:color w:val="000000"/>
-              </w:rPr>
-            </w:pPr>
-            <w:r>
-              <w:rPr>
-                <w:rFonts w:ascii="Arial" w:hAnsi="Arial" w:eastAsia="Arial" w:cs="Arial"/>
-                <w:i w:val="false"/>
-                <w:b w:val="false"/>
-                <w:u w:val="none"/>
-                <w:strike w:val="false"/>
-                <w:sz w:val="22"/>
-                <w:szCs w:val="22"/>
-                <w:color w:val="000000"/>
-              </w:rPr>
-              <w:t xml:space="preserve">0.9981188</w:t>
-            </w:r>
-          </w:p>
-        </w:tc>
-        <w:tc>
-          <w:tcPr>
-            <w:tcBorders>
-              <w:bottom w:val="single" w:sz="12" w:space="0" w:color="666666"/>
-              <w:top w:val="single" w:sz="12" w:space="0" w:color="666666"/>
-              <w:left w:val="none" w:sz="0" w:space="0" w:color="000000"/>
-              <w:right w:val="none" w:sz="0" w:space="0" w:color="000000"/>
-            </w:tcBorders>
-            <w:shd w:val="clear" w:color="auto" w:fill="FFFFFF"/>
-            <w:tcMar>
-              <w:top w:w="0" w:type="dxa"/>
-              <w:bottom w:w="0" w:type="dxa"/>
-              <w:left w:w="0" w:type="dxa"/>
-              <w:right w:w="0" w:type="dxa"/>
-            </w:tcMar>
-            <w:vAlign w:val="center"/>
-          </w:tcPr>
-          <w:p>
-            <w:pPr>
-              <w:pStyle w:val="Normal"/>
-              <w:jc w:val="right"/>
-              <w:pBdr>
-                <w:bottom w:val="none" w:sz="0" w:space="0" w:color="000000"/>
-                <w:top w:val="none" w:sz="0" w:space="0" w:color="000000"/>
-                <w:left w:val="none" w:sz="0" w:space="0" w:color="000000"/>
-                <w:right w:val="none" w:sz="0" w:space="0" w:color="000000"/>
-              </w:pBdr>
-              <w:spacing w:after="100" w:before="100" w:line="240"/>
-              <w:ind w:left="100" w:right="100" w:firstLine="0" w:firstLineChars="0"/>
-              <w:rPr>
-                <w:rFonts w:ascii="Arial" w:hAnsi="Arial" w:eastAsia="Arial" w:cs="Arial"/>
-                <w:i w:val="false"/>
-                <w:b w:val="false"/>
-                <w:u w:val="none"/>
-                <w:strike w:val="false"/>
-                <w:sz w:val="22"/>
-                <w:szCs w:val="22"/>
-                <w:color w:val="000000"/>
-              </w:rPr>
-            </w:pPr>
-            <w:r>
-              <w:rPr>
-                <w:rFonts w:ascii="Arial" w:hAnsi="Arial" w:eastAsia="Arial" w:cs="Arial"/>
-                <w:i w:val="false"/>
-                <w:b w:val="false"/>
-                <w:u w:val="none"/>
-                <w:strike w:val="false"/>
-                <w:sz w:val="22"/>
-                <w:szCs w:val="22"/>
-                <w:color w:val="000000"/>
-              </w:rPr>
-              <w:t xml:space="preserve">10.49843</w:t>
-            </w:r>
-          </w:p>
-        </w:tc>
-        <w:tc>
-          <w:tcPr>
-            <w:tcBorders>
-              <w:bottom w:val="single" w:sz="12" w:space="0" w:color="666666"/>
-              <w:top w:val="single" w:sz="12" w:space="0" w:color="666666"/>
-              <w:left w:val="none" w:sz="0" w:space="0" w:color="000000"/>
-              <w:right w:val="none" w:sz="0" w:space="0" w:color="000000"/>
-            </w:tcBorders>
-            <w:shd w:val="clear" w:color="auto" w:fill="FFFFFF"/>
-            <w:tcMar>
-              <w:top w:w="0" w:type="dxa"/>
-              <w:bottom w:w="0" w:type="dxa"/>
-              <w:left w:w="0" w:type="dxa"/>
-              <w:right w:w="0" w:type="dxa"/>
-            </w:tcMar>
-            <w:vAlign w:val="center"/>
-          </w:tcPr>
-          <w:p>
-            <w:pPr>
-              <w:pStyle w:val="Normal"/>
-              <w:jc w:val="right"/>
-              <w:pBdr>
-                <w:bottom w:val="none" w:sz="0" w:space="0" w:color="000000"/>
-                <w:top w:val="none" w:sz="0" w:space="0" w:color="000000"/>
-                <w:left w:val="none" w:sz="0" w:space="0" w:color="000000"/>
-                <w:right w:val="none" w:sz="0" w:space="0" w:color="000000"/>
-              </w:pBdr>
-              <w:spacing w:after="100" w:before="100" w:line="240"/>
-              <w:ind w:left="100" w:right="100" w:firstLine="0" w:firstLineChars="0"/>
-              <w:rPr>
-                <w:rFonts w:ascii="Arial" w:hAnsi="Arial" w:eastAsia="Arial" w:cs="Arial"/>
-                <w:i w:val="false"/>
-                <w:b w:val="false"/>
-                <w:u w:val="none"/>
-                <w:strike w:val="false"/>
-                <w:sz w:val="22"/>
-                <w:szCs w:val="22"/>
-                <w:color w:val="000000"/>
-              </w:rPr>
-            </w:pPr>
-            <w:r>
-              <w:rPr>
-                <w:rFonts w:ascii="Arial" w:hAnsi="Arial" w:eastAsia="Arial" w:cs="Arial"/>
-                <w:i w:val="false"/>
-                <w:b w:val="false"/>
-                <w:u w:val="none"/>
-                <w:strike w:val="false"/>
-                <w:sz w:val="22"/>
-                <w:szCs w:val="22"/>
-                <w:color w:val="000000"/>
-              </w:rPr>
-              <w:t xml:space="preserve">9.633565</w:t>
-            </w:r>
-          </w:p>
-        </w:tc>
-        <w:tc>
-          <w:tcPr>
-            <w:tcBorders>
-              <w:bottom w:val="single" w:sz="12" w:space="0" w:color="666666"/>
-              <w:top w:val="single" w:sz="12" w:space="0" w:color="666666"/>
-              <w:left w:val="none" w:sz="0" w:space="0" w:color="000000"/>
-              <w:right w:val="none" w:sz="0" w:space="0" w:color="000000"/>
-            </w:tcBorders>
-            <w:shd w:val="clear" w:color="auto" w:fill="FFFFFF"/>
-            <w:tcMar>
-              <w:top w:w="0" w:type="dxa"/>
-              <w:bottom w:w="0" w:type="dxa"/>
-              <w:left w:w="0" w:type="dxa"/>
-              <w:right w:w="0" w:type="dxa"/>
-            </w:tcMar>
-            <w:vAlign w:val="center"/>
-          </w:tcPr>
-          <w:p>
-            <w:pPr>
-              <w:pStyle w:val="Normal"/>
-              <w:jc w:val="right"/>
-              <w:pBdr>
-                <w:bottom w:val="none" w:sz="0" w:space="0" w:color="000000"/>
-                <w:top w:val="none" w:sz="0" w:space="0" w:color="000000"/>
-                <w:left w:val="none" w:sz="0" w:space="0" w:color="000000"/>
-                <w:right w:val="none" w:sz="0" w:space="0" w:color="000000"/>
-              </w:pBdr>
-              <w:spacing w:after="100" w:before="100" w:line="240"/>
-              <w:ind w:left="100" w:right="100" w:firstLine="0" w:firstLineChars="0"/>
-              <w:rPr>
-                <w:rFonts w:ascii="Arial" w:hAnsi="Arial" w:eastAsia="Arial" w:cs="Arial"/>
-                <w:i w:val="false"/>
-                <w:b w:val="false"/>
-                <w:u w:val="none"/>
-                <w:strike w:val="false"/>
-                <w:sz w:val="22"/>
-                <w:szCs w:val="22"/>
-                <w:color w:val="000000"/>
-              </w:rPr>
-            </w:pPr>
-            <w:r>
-              <w:rPr>
-                <w:rFonts w:ascii="Arial" w:hAnsi="Arial" w:eastAsia="Arial" w:cs="Arial"/>
-                <w:i w:val="false"/>
-                <w:b w:val="false"/>
-                <w:u w:val="none"/>
-                <w:strike w:val="false"/>
-                <w:sz w:val="22"/>
-                <w:szCs w:val="22"/>
-                <w:color w:val="000000"/>
-              </w:rPr>
-              <w:t xml:space="preserve">-0.8648634</w:t>
-            </w:r>
-          </w:p>
-        </w:tc>
-        <w:tc>
-          <w:tcPr>
-            <w:tcBorders>
-              <w:bottom w:val="single" w:sz="12" w:space="0" w:color="666666"/>
-              <w:top w:val="single" w:sz="12" w:space="0" w:color="666666"/>
-              <w:left w:val="none" w:sz="0" w:space="0" w:color="000000"/>
-              <w:right w:val="none" w:sz="0" w:space="0" w:color="000000"/>
-            </w:tcBorders>
-            <w:shd w:val="clear" w:color="auto" w:fill="FFFFFF"/>
-            <w:tcMar>
-              <w:top w:w="0" w:type="dxa"/>
-              <w:bottom w:w="0" w:type="dxa"/>
-              <w:left w:w="0" w:type="dxa"/>
-              <w:right w:w="0" w:type="dxa"/>
-            </w:tcMar>
-            <w:vAlign w:val="center"/>
-          </w:tcPr>
-          <w:p>
-            <w:pPr>
-              <w:pStyle w:val="Normal"/>
-              <w:jc w:val="right"/>
-              <w:pBdr>
-                <w:bottom w:val="none" w:sz="0" w:space="0" w:color="000000"/>
-                <w:top w:val="none" w:sz="0" w:space="0" w:color="000000"/>
-                <w:left w:val="none" w:sz="0" w:space="0" w:color="000000"/>
-                <w:right w:val="none" w:sz="0" w:space="0" w:color="000000"/>
-              </w:pBdr>
-              <w:spacing w:after="100" w:before="100" w:line="240"/>
-              <w:ind w:left="100" w:right="100" w:firstLine="0" w:firstLineChars="0"/>
-              <w:rPr>
-                <w:rFonts w:ascii="Arial" w:hAnsi="Arial" w:eastAsia="Arial" w:cs="Arial"/>
-                <w:i w:val="false"/>
-                <w:b w:val="false"/>
-                <w:u w:val="none"/>
-                <w:strike w:val="false"/>
-                <w:sz w:val="22"/>
-                <w:szCs w:val="22"/>
-                <w:color w:val="000000"/>
-              </w:rPr>
-            </w:pPr>
-            <w:r>
-              <w:rPr>
-                <w:rFonts w:ascii="Arial" w:hAnsi="Arial" w:eastAsia="Arial" w:cs="Arial"/>
-                <w:i w:val="false"/>
-                <w:b w:val="false"/>
-                <w:u w:val="none"/>
-                <w:strike w:val="false"/>
-                <w:sz w:val="22"/>
-                <w:szCs w:val="22"/>
-                <w:color w:val="000000"/>
-              </w:rPr>
-              <w:t xml:space="preserve">-3.037868</w:t>
-            </w:r>
-          </w:p>
-        </w:tc>
-        <w:tc>
-          <w:tcPr>
-            <w:tcBorders>
-              <w:bottom w:val="single" w:sz="12" w:space="0" w:color="666666"/>
-              <w:top w:val="single" w:sz="12" w:space="0" w:color="666666"/>
-              <w:left w:val="none" w:sz="0" w:space="0" w:color="000000"/>
-              <w:right w:val="none" w:sz="0" w:space="0" w:color="000000"/>
-            </w:tcBorders>
-            <w:shd w:val="clear" w:color="auto" w:fill="FFFFFF"/>
-            <w:tcMar>
-              <w:top w:w="0" w:type="dxa"/>
-              <w:bottom w:w="0" w:type="dxa"/>
-              <w:left w:w="0" w:type="dxa"/>
-              <w:right w:w="0" w:type="dxa"/>
-            </w:tcMar>
-            <w:vAlign w:val="center"/>
-          </w:tcPr>
-          <w:p>
-            <w:pPr>
-              <w:pStyle w:val="Normal"/>
-              <w:jc w:val="right"/>
-              <w:pBdr>
-                <w:bottom w:val="none" w:sz="0" w:space="0" w:color="000000"/>
-                <w:top w:val="none" w:sz="0" w:space="0" w:color="000000"/>
-                <w:left w:val="none" w:sz="0" w:space="0" w:color="000000"/>
-                <w:right w:val="none" w:sz="0" w:space="0" w:color="000000"/>
-              </w:pBdr>
-              <w:spacing w:after="100" w:before="100" w:line="240"/>
-              <w:ind w:left="100" w:right="100" w:firstLine="0" w:firstLineChars="0"/>
-              <w:rPr>
-                <w:rFonts w:ascii="Arial" w:hAnsi="Arial" w:eastAsia="Arial" w:cs="Arial"/>
-                <w:i w:val="false"/>
-                <w:b w:val="false"/>
-                <w:u w:val="none"/>
-                <w:strike w:val="false"/>
-                <w:sz w:val="22"/>
-                <w:szCs w:val="22"/>
-                <w:color w:val="000000"/>
-              </w:rPr>
-            </w:pPr>
-            <w:r>
-              <w:rPr>
-                <w:rFonts w:ascii="Arial" w:hAnsi="Arial" w:eastAsia="Arial" w:cs="Arial"/>
-                <w:i w:val="false"/>
-                <w:b w:val="false"/>
-                <w:u w:val="none"/>
-                <w:strike w:val="false"/>
-                <w:sz w:val="22"/>
-                <w:szCs w:val="22"/>
-                <w:color w:val="000000"/>
-              </w:rPr>
-              <w:t xml:space="preserve">1.51153</w:t>
-            </w:r>
-          </w:p>
-        </w:tc>
-        <w:tc>
-          <w:tcPr>
-            <w:tcBorders>
-              <w:bottom w:val="single" w:sz="12" w:space="0" w:color="666666"/>
-              <w:top w:val="single" w:sz="12" w:space="0" w:color="666666"/>
-              <w:left w:val="none" w:sz="0" w:space="0" w:color="000000"/>
-              <w:right w:val="none" w:sz="0" w:space="0" w:color="000000"/>
-            </w:tcBorders>
-            <w:shd w:val="clear" w:color="auto" w:fill="FFFFFF"/>
-            <w:tcMar>
-              <w:top w:w="0" w:type="dxa"/>
-              <w:bottom w:w="0" w:type="dxa"/>
-              <w:left w:w="0" w:type="dxa"/>
-              <w:right w:w="0" w:type="dxa"/>
-            </w:tcMar>
-            <w:vAlign w:val="center"/>
-          </w:tcPr>
-          <w:p>
-            <w:pPr>
-              <w:pStyle w:val="Normal"/>
-              <w:jc w:val="right"/>
-              <w:pBdr>
-                <w:bottom w:val="none" w:sz="0" w:space="0" w:color="000000"/>
-                <w:top w:val="none" w:sz="0" w:space="0" w:color="000000"/>
-                <w:left w:val="none" w:sz="0" w:space="0" w:color="000000"/>
-                <w:right w:val="none" w:sz="0" w:space="0" w:color="000000"/>
-              </w:pBdr>
-              <w:spacing w:after="100" w:before="100" w:line="240"/>
-              <w:ind w:left="100" w:right="100" w:firstLine="0" w:firstLineChars="0"/>
-              <w:rPr>
-                <w:rFonts w:ascii="Arial" w:hAnsi="Arial" w:eastAsia="Arial" w:cs="Arial"/>
-                <w:i w:val="false"/>
-                <w:b w:val="false"/>
-                <w:u w:val="none"/>
-                <w:strike w:val="false"/>
-                <w:sz w:val="22"/>
-                <w:szCs w:val="22"/>
-                <w:color w:val="000000"/>
-              </w:rPr>
-            </w:pPr>
-            <w:r>
-              <w:rPr>
-                <w:rFonts w:ascii="Arial" w:hAnsi="Arial" w:eastAsia="Arial" w:cs="Arial"/>
-                <w:i w:val="false"/>
-                <w:b w:val="false"/>
-                <w:u w:val="none"/>
-                <w:strike w:val="false"/>
-                <w:sz w:val="22"/>
-                <w:szCs w:val="22"/>
-                <w:color w:val="000000"/>
-              </w:rPr>
-              <w:t xml:space="preserve">-2.677584</w:t>
-            </w:r>
-          </w:p>
-        </w:tc>
-        <w:tc>
-          <w:tcPr>
-            <w:tcBorders>
-              <w:bottom w:val="single" w:sz="12" w:space="0" w:color="666666"/>
-              <w:top w:val="single" w:sz="12" w:space="0" w:color="666666"/>
-              <w:left w:val="none" w:sz="0" w:space="0" w:color="000000"/>
-              <w:right w:val="none" w:sz="0" w:space="0" w:color="000000"/>
-            </w:tcBorders>
-            <w:shd w:val="clear" w:color="auto" w:fill="FFFFFF"/>
-            <w:tcMar>
-              <w:top w:w="0" w:type="dxa"/>
-              <w:bottom w:w="0" w:type="dxa"/>
-              <w:left w:w="0" w:type="dxa"/>
-              <w:right w:w="0" w:type="dxa"/>
-            </w:tcMar>
-            <w:vAlign w:val="center"/>
-          </w:tcPr>
-          <w:p>
-            <w:pPr>
-              <w:pStyle w:val="Normal"/>
-              <w:jc w:val="right"/>
-              <w:pBdr>
-                <w:bottom w:val="none" w:sz="0" w:space="0" w:color="000000"/>
-                <w:top w:val="none" w:sz="0" w:space="0" w:color="000000"/>
-                <w:left w:val="none" w:sz="0" w:space="0" w:color="000000"/>
-                <w:right w:val="none" w:sz="0" w:space="0" w:color="000000"/>
-              </w:pBdr>
-              <w:spacing w:after="100" w:before="100" w:line="240"/>
-              <w:ind w:left="100" w:right="100" w:firstLine="0" w:firstLineChars="0"/>
-              <w:rPr>
-                <w:rFonts w:ascii="Arial" w:hAnsi="Arial" w:eastAsia="Arial" w:cs="Arial"/>
-                <w:i w:val="false"/>
-                <w:b w:val="false"/>
-                <w:u w:val="none"/>
-                <w:strike w:val="false"/>
-                <w:sz w:val="22"/>
-                <w:szCs w:val="22"/>
-                <w:color w:val="000000"/>
-              </w:rPr>
-            </w:pPr>
-            <w:r>
-              <w:rPr>
-                <w:rFonts w:ascii="Arial" w:hAnsi="Arial" w:eastAsia="Arial" w:cs="Arial"/>
-                <w:i w:val="false"/>
-                <w:b w:val="false"/>
-                <w:u w:val="none"/>
-                <w:strike w:val="false"/>
-                <w:sz w:val="22"/>
-                <w:szCs w:val="22"/>
-                <w:color w:val="000000"/>
-              </w:rPr>
-              <w:t xml:space="preserve">1.104561</w:t>
-            </w:r>
-          </w:p>
-        </w:tc>
-        <w:tc>
-          <w:tcPr>
-            <w:tcBorders>
-              <w:bottom w:val="single" w:sz="12" w:space="0" w:color="666666"/>
-              <w:top w:val="single" w:sz="12" w:space="0" w:color="666666"/>
-              <w:left w:val="none" w:sz="0" w:space="0" w:color="000000"/>
-              <w:right w:val="none" w:sz="0" w:space="0" w:color="000000"/>
-            </w:tcBorders>
-            <w:shd w:val="clear" w:color="auto" w:fill="FFFFFF"/>
-            <w:tcMar>
-              <w:top w:w="0" w:type="dxa"/>
-              <w:bottom w:w="0" w:type="dxa"/>
-              <w:left w:w="0" w:type="dxa"/>
-              <w:right w:w="0" w:type="dxa"/>
-            </w:tcMar>
-            <w:vAlign w:val="center"/>
-          </w:tcPr>
-          <w:p>
-            <w:pPr>
-              <w:pStyle w:val="Normal"/>
-              <w:jc w:val="right"/>
-              <w:pBdr>
-                <w:bottom w:val="none" w:sz="0" w:space="0" w:color="000000"/>
-                <w:top w:val="none" w:sz="0" w:space="0" w:color="000000"/>
-                <w:left w:val="none" w:sz="0" w:space="0" w:color="000000"/>
-                <w:right w:val="none" w:sz="0" w:space="0" w:color="000000"/>
-              </w:pBdr>
-              <w:spacing w:after="100" w:before="100" w:line="240"/>
-              <w:ind w:left="100" w:right="100" w:firstLine="0" w:firstLineChars="0"/>
-              <w:rPr>
-                <w:rFonts w:ascii="Arial" w:hAnsi="Arial" w:eastAsia="Arial" w:cs="Arial"/>
-                <w:i w:val="false"/>
-                <w:b w:val="false"/>
-                <w:u w:val="none"/>
-                <w:strike w:val="false"/>
-                <w:sz w:val="22"/>
-                <w:szCs w:val="22"/>
-                <w:color w:val="000000"/>
-              </w:rPr>
-            </w:pPr>
-            <w:r>
-              <w:rPr>
-                <w:rFonts w:ascii="Arial" w:hAnsi="Arial" w:eastAsia="Arial" w:cs="Arial"/>
-                <w:i w:val="false"/>
-                <w:b w:val="false"/>
-                <w:u w:val="none"/>
-                <w:strike w:val="false"/>
-                <w:sz w:val="22"/>
-                <w:szCs w:val="22"/>
-                <w:color w:val="000000"/>
-              </w:rPr>
-              <w:t xml:space="preserve">-0.04752151</w:t>
-            </w:r>
-          </w:p>
-        </w:tc>
-        <w:tc>
-          <w:tcPr>
-            <w:tcBorders>
-              <w:bottom w:val="single" w:sz="12" w:space="0" w:color="666666"/>
-              <w:top w:val="single" w:sz="12" w:space="0" w:color="666666"/>
-              <w:left w:val="none" w:sz="0" w:space="0" w:color="000000"/>
-              <w:right w:val="none" w:sz="0" w:space="0" w:color="000000"/>
-            </w:tcBorders>
-            <w:shd w:val="clear" w:color="auto" w:fill="FFFFFF"/>
-            <w:tcMar>
-              <w:top w:w="0" w:type="dxa"/>
-              <w:bottom w:w="0" w:type="dxa"/>
-              <w:left w:w="0" w:type="dxa"/>
-              <w:right w:w="0" w:type="dxa"/>
-            </w:tcMar>
-            <w:vAlign w:val="center"/>
-          </w:tcPr>
-          <w:p>
-            <w:pPr>
-              <w:pStyle w:val="Normal"/>
-              <w:jc w:val="right"/>
-              <w:pBdr>
-                <w:bottom w:val="none" w:sz="0" w:space="0" w:color="000000"/>
-                <w:top w:val="none" w:sz="0" w:space="0" w:color="000000"/>
-                <w:left w:val="none" w:sz="0" w:space="0" w:color="000000"/>
-                <w:right w:val="none" w:sz="0" w:space="0" w:color="000000"/>
-              </w:pBdr>
-              <w:spacing w:after="100" w:before="100" w:line="240"/>
-              <w:ind w:left="100" w:right="100" w:firstLine="0" w:firstLineChars="0"/>
-              <w:rPr>
-                <w:rFonts w:ascii="Arial" w:hAnsi="Arial" w:eastAsia="Arial" w:cs="Arial"/>
-                <w:i w:val="false"/>
-                <w:b w:val="false"/>
-                <w:u w:val="none"/>
-                <w:strike w:val="false"/>
-                <w:sz w:val="22"/>
-                <w:szCs w:val="22"/>
-                <w:color w:val="000000"/>
-              </w:rPr>
-            </w:pPr>
-            <w:r>
-              <w:rPr>
-                <w:rFonts w:ascii="Arial" w:hAnsi="Arial" w:eastAsia="Arial" w:cs="Arial"/>
-                <w:i w:val="false"/>
-                <w:b w:val="false"/>
-                <w:u w:val="none"/>
-                <w:strike w:val="false"/>
-                <w:sz w:val="22"/>
-                <w:szCs w:val="22"/>
-                <w:color w:val="000000"/>
-              </w:rPr>
-              <w:t xml:space="preserve">0.07814438</w:t>
-            </w:r>
-          </w:p>
-        </w:tc>
-        <w:tc>
-          <w:tcPr>
-            <w:tcBorders>
-              <w:bottom w:val="single" w:sz="12" w:space="0" w:color="666666"/>
-              <w:top w:val="single" w:sz="12" w:space="0" w:color="666666"/>
-              <w:left w:val="none" w:sz="0" w:space="0" w:color="000000"/>
-              <w:right w:val="none" w:sz="0" w:space="0" w:color="000000"/>
-            </w:tcBorders>
-            <w:shd w:val="clear" w:color="auto" w:fill="FFFFFF"/>
-            <w:tcMar>
-              <w:top w:w="0" w:type="dxa"/>
-              <w:bottom w:w="0" w:type="dxa"/>
-              <w:left w:w="0" w:type="dxa"/>
-              <w:right w:w="0" w:type="dxa"/>
-            </w:tcMar>
-            <w:vAlign w:val="center"/>
-          </w:tcPr>
-          <w:p>
-            <w:pPr>
-              <w:pStyle w:val="Normal"/>
-              <w:jc w:val="right"/>
-              <w:pBdr>
-                <w:bottom w:val="none" w:sz="0" w:space="0" w:color="000000"/>
-                <w:top w:val="none" w:sz="0" w:space="0" w:color="000000"/>
-                <w:left w:val="none" w:sz="0" w:space="0" w:color="000000"/>
-                <w:right w:val="none" w:sz="0" w:space="0" w:color="000000"/>
-              </w:pBdr>
-              <w:spacing w:after="100" w:before="100" w:line="240"/>
-              <w:ind w:left="100" w:right="100" w:firstLine="0" w:firstLineChars="0"/>
-              <w:rPr>
-                <w:rFonts w:ascii="Arial" w:hAnsi="Arial" w:eastAsia="Arial" w:cs="Arial"/>
-                <w:i w:val="false"/>
-                <w:b w:val="false"/>
-                <w:u w:val="none"/>
-                <w:strike w:val="false"/>
-                <w:sz w:val="22"/>
-                <w:szCs w:val="22"/>
-                <w:color w:val="000000"/>
-              </w:rPr>
-            </w:pPr>
-            <w:r>
-              <w:rPr>
-                <w:rFonts w:ascii="Arial" w:hAnsi="Arial" w:eastAsia="Arial" w:cs="Arial"/>
-                <w:i w:val="false"/>
-                <w:b w:val="false"/>
-                <w:u w:val="none"/>
-                <w:strike w:val="false"/>
-                <w:sz w:val="22"/>
-                <w:szCs w:val="22"/>
-                <w:color w:val="000000"/>
-              </w:rPr>
-              <w:t xml:space="preserve">0.04589018</w:t>
-            </w:r>
-          </w:p>
-        </w:tc>
-        <w:tc>
-          <w:tcPr>
-            <w:tcBorders>
-              <w:bottom w:val="single" w:sz="12" w:space="0" w:color="666666"/>
-              <w:top w:val="single" w:sz="12" w:space="0" w:color="666666"/>
-              <w:left w:val="none" w:sz="0" w:space="0" w:color="000000"/>
-              <w:right w:val="none" w:sz="0" w:space="0" w:color="000000"/>
-            </w:tcBorders>
-            <w:shd w:val="clear" w:color="auto" w:fill="FFFFFF"/>
-            <w:tcMar>
-              <w:top w:w="0" w:type="dxa"/>
-              <w:bottom w:w="0" w:type="dxa"/>
-              <w:left w:w="0" w:type="dxa"/>
-              <w:right w:w="0" w:type="dxa"/>
-            </w:tcMar>
-            <w:vAlign w:val="center"/>
-          </w:tcPr>
-          <w:p>
-            <w:pPr>
-              <w:pStyle w:val="Normal"/>
-              <w:jc w:val="right"/>
-              <w:pBdr>
-                <w:bottom w:val="none" w:sz="0" w:space="0" w:color="000000"/>
-                <w:top w:val="none" w:sz="0" w:space="0" w:color="000000"/>
-                <w:left w:val="none" w:sz="0" w:space="0" w:color="000000"/>
-                <w:right w:val="none" w:sz="0" w:space="0" w:color="000000"/>
-              </w:pBdr>
-              <w:spacing w:after="100" w:before="100" w:line="240"/>
-              <w:ind w:left="100" w:right="100" w:firstLine="0" w:firstLineChars="0"/>
-              <w:rPr>
-                <w:rFonts w:ascii="Arial" w:hAnsi="Arial" w:eastAsia="Arial" w:cs="Arial"/>
-                <w:i w:val="false"/>
-                <w:b w:val="false"/>
-                <w:u w:val="none"/>
-                <w:strike w:val="false"/>
-                <w:sz w:val="22"/>
-                <w:szCs w:val="22"/>
-                <w:color w:val="000000"/>
-              </w:rPr>
-            </w:pPr>
-            <w:r>
-              <w:rPr>
-                <w:rFonts w:ascii="Arial" w:hAnsi="Arial" w:eastAsia="Arial" w:cs="Arial"/>
-                <w:i w:val="false"/>
-                <w:b w:val="false"/>
-                <w:u w:val="none"/>
-                <w:strike w:val="false"/>
-                <w:sz w:val="22"/>
-                <w:szCs w:val="22"/>
-                <w:color w:val="000000"/>
-              </w:rPr>
-              <w:t xml:space="preserve">0.1394009</w:t>
-            </w:r>
-          </w:p>
-        </w:tc>
-        <w:tc>
-          <w:tcPr>
-            <w:tcBorders>
-              <w:bottom w:val="single" w:sz="12" w:space="0" w:color="666666"/>
-              <w:top w:val="single" w:sz="12" w:space="0" w:color="666666"/>
-              <w:left w:val="none" w:sz="0" w:space="0" w:color="000000"/>
-              <w:right w:val="none" w:sz="0" w:space="0" w:color="000000"/>
-            </w:tcBorders>
-            <w:shd w:val="clear" w:color="auto" w:fill="FFFFFF"/>
-            <w:tcMar>
-              <w:top w:w="0" w:type="dxa"/>
-              <w:bottom w:w="0" w:type="dxa"/>
-              <w:left w:w="0" w:type="dxa"/>
-              <w:right w:w="0" w:type="dxa"/>
-            </w:tcMar>
-            <w:vAlign w:val="center"/>
-          </w:tcPr>
-          <w:p>
-            <w:pPr>
-              <w:pStyle w:val="Normal"/>
-              <w:jc w:val="right"/>
-              <w:pBdr>
-                <w:bottom w:val="none" w:sz="0" w:space="0" w:color="000000"/>
-                <w:top w:val="none" w:sz="0" w:space="0" w:color="000000"/>
-                <w:left w:val="none" w:sz="0" w:space="0" w:color="000000"/>
-                <w:right w:val="none" w:sz="0" w:space="0" w:color="000000"/>
-              </w:pBdr>
-              <w:spacing w:after="100" w:before="100" w:line="240"/>
-              <w:ind w:left="100" w:right="100" w:firstLine="0" w:firstLineChars="0"/>
-              <w:rPr>
-                <w:rFonts w:ascii="Arial" w:hAnsi="Arial" w:eastAsia="Arial" w:cs="Arial"/>
-                <w:i w:val="false"/>
-                <w:b w:val="false"/>
-                <w:u w:val="none"/>
-                <w:strike w:val="false"/>
-                <w:sz w:val="22"/>
-                <w:szCs w:val="22"/>
-                <w:color w:val="000000"/>
-              </w:rPr>
-            </w:pPr>
-            <w:r>
-              <w:rPr>
-                <w:rFonts w:ascii="Arial" w:hAnsi="Arial" w:eastAsia="Arial" w:cs="Arial"/>
-                <w:i w:val="false"/>
-                <w:b w:val="false"/>
-                <w:u w:val="none"/>
-                <w:strike w:val="false"/>
-                <w:sz w:val="22"/>
-                <w:szCs w:val="22"/>
-                <w:color w:val="000000"/>
-              </w:rPr>
-              <w:t xml:space="preserve">-0.01066733</w:t>
-            </w:r>
-          </w:p>
-        </w:tc>
-        <w:tc>
-          <w:tcPr>
-            <w:tcBorders>
-              <w:bottom w:val="single" w:sz="12" w:space="0" w:color="666666"/>
-              <w:top w:val="single" w:sz="12" w:space="0" w:color="666666"/>
-              <w:left w:val="none" w:sz="0" w:space="0" w:color="000000"/>
-              <w:right w:val="none" w:sz="0" w:space="0" w:color="000000"/>
-            </w:tcBorders>
-            <w:shd w:val="clear" w:color="auto" w:fill="FFFFFF"/>
-            <w:tcMar>
-              <w:top w:w="0" w:type="dxa"/>
-              <w:bottom w:w="0" w:type="dxa"/>
-              <w:left w:w="0" w:type="dxa"/>
-              <w:right w:w="0" w:type="dxa"/>
-            </w:tcMar>
-            <w:vAlign w:val="center"/>
-          </w:tcPr>
-          <w:p>
-            <w:pPr>
-              <w:pStyle w:val="Normal"/>
-              <w:jc w:val="right"/>
-              <w:pBdr>
-                <w:bottom w:val="none" w:sz="0" w:space="0" w:color="000000"/>
-                <w:top w:val="none" w:sz="0" w:space="0" w:color="000000"/>
-                <w:left w:val="none" w:sz="0" w:space="0" w:color="000000"/>
-                <w:right w:val="none" w:sz="0" w:space="0" w:color="000000"/>
-              </w:pBdr>
-              <w:spacing w:after="100" w:before="100" w:line="240"/>
-              <w:ind w:left="100" w:right="100" w:firstLine="0" w:firstLineChars="0"/>
-              <w:rPr>
-                <w:rFonts w:ascii="Arial" w:hAnsi="Arial" w:eastAsia="Arial" w:cs="Arial"/>
-                <w:i w:val="false"/>
-                <w:b w:val="false"/>
-                <w:u w:val="none"/>
-                <w:strike w:val="false"/>
-                <w:sz w:val="22"/>
-                <w:szCs w:val="22"/>
-                <w:color w:val="000000"/>
-              </w:rPr>
-            </w:pPr>
-            <w:r>
-              <w:rPr>
-                <w:rFonts w:ascii="Arial" w:hAnsi="Arial" w:eastAsia="Arial" w:cs="Arial"/>
-                <w:i w:val="false"/>
-                <w:b w:val="false"/>
-                <w:u w:val="none"/>
-                <w:strike w:val="false"/>
-                <w:sz w:val="22"/>
-                <w:szCs w:val="22"/>
-                <w:color w:val="000000"/>
-              </w:rPr>
-              <w:t xml:space="preserve">-0.04649591</w:t>
-            </w:r>
-          </w:p>
-        </w:tc>
-        <w:tc>
-          <w:tcPr>
-            <w:tcBorders>
-              <w:bottom w:val="single" w:sz="12" w:space="0" w:color="666666"/>
-              <w:top w:val="single" w:sz="12" w:space="0" w:color="666666"/>
-              <w:left w:val="none" w:sz="0" w:space="0" w:color="000000"/>
-              <w:right w:val="none" w:sz="0" w:space="0" w:color="000000"/>
-            </w:tcBorders>
-            <w:shd w:val="clear" w:color="auto" w:fill="FFFFFF"/>
-            <w:tcMar>
-              <w:top w:w="0" w:type="dxa"/>
-              <w:bottom w:w="0" w:type="dxa"/>
-              <w:left w:w="0" w:type="dxa"/>
-              <w:right w:w="0" w:type="dxa"/>
-            </w:tcMar>
-            <w:vAlign w:val="center"/>
-          </w:tcPr>
-          <w:p>
-            <w:pPr>
-              <w:pStyle w:val="Normal"/>
-              <w:jc w:val="right"/>
-              <w:pBdr>
-                <w:bottom w:val="none" w:sz="0" w:space="0" w:color="000000"/>
-                <w:top w:val="none" w:sz="0" w:space="0" w:color="000000"/>
-                <w:left w:val="none" w:sz="0" w:space="0" w:color="000000"/>
-                <w:right w:val="none" w:sz="0" w:space="0" w:color="000000"/>
-              </w:pBdr>
-              <w:spacing w:after="100" w:before="100" w:line="240"/>
-              <w:ind w:left="100" w:right="100" w:firstLine="0" w:firstLineChars="0"/>
-              <w:rPr>
-                <w:rFonts w:ascii="Arial" w:hAnsi="Arial" w:eastAsia="Arial" w:cs="Arial"/>
-                <w:i w:val="false"/>
-                <w:b w:val="false"/>
-                <w:u w:val="none"/>
-                <w:strike w:val="false"/>
-                <w:sz w:val="22"/>
-                <w:szCs w:val="22"/>
-                <w:color w:val="000000"/>
-              </w:rPr>
-            </w:pPr>
-            <w:r>
-              <w:rPr>
-                <w:rFonts w:ascii="Arial" w:hAnsi="Arial" w:eastAsia="Arial" w:cs="Arial"/>
-                <w:i w:val="false"/>
-                <w:b w:val="false"/>
-                <w:u w:val="none"/>
-                <w:strike w:val="false"/>
-                <w:sz w:val="22"/>
-                <w:szCs w:val="22"/>
-                <w:color w:val="000000"/>
-              </w:rPr>
-              <w:t xml:space="preserve">-0.003349045</w:t>
-            </w:r>
-          </w:p>
-        </w:tc>
-        <w:tc>
-          <w:tcPr>
-            <w:tcBorders>
-              <w:bottom w:val="single" w:sz="12" w:space="0" w:color="666666"/>
-              <w:top w:val="single" w:sz="12" w:space="0" w:color="666666"/>
-              <w:left w:val="none" w:sz="0" w:space="0" w:color="000000"/>
-              <w:right w:val="none" w:sz="0" w:space="0" w:color="000000"/>
-            </w:tcBorders>
-            <w:shd w:val="clear" w:color="auto" w:fill="FFFFFF"/>
-            <w:tcMar>
-              <w:top w:w="0" w:type="dxa"/>
-              <w:bottom w:w="0" w:type="dxa"/>
-              <w:left w:w="0" w:type="dxa"/>
-              <w:right w:w="0" w:type="dxa"/>
-            </w:tcMar>
-            <w:vAlign w:val="center"/>
-          </w:tcPr>
-          <w:p>
-            <w:pPr>
-              <w:pStyle w:val="Normal"/>
-              <w:jc w:val="right"/>
-              <w:pBdr>
-                <w:bottom w:val="none" w:sz="0" w:space="0" w:color="000000"/>
-                <w:top w:val="none" w:sz="0" w:space="0" w:color="000000"/>
-                <w:left w:val="none" w:sz="0" w:space="0" w:color="000000"/>
-                <w:right w:val="none" w:sz="0" w:space="0" w:color="000000"/>
-              </w:pBdr>
-              <w:spacing w:after="100" w:before="100" w:line="240"/>
-              <w:ind w:left="100" w:right="100" w:firstLine="0" w:firstLineChars="0"/>
-              <w:rPr>
-                <w:rFonts w:ascii="Arial" w:hAnsi="Arial" w:eastAsia="Arial" w:cs="Arial"/>
-                <w:i w:val="false"/>
-                <w:b w:val="false"/>
-                <w:u w:val="none"/>
-                <w:strike w:val="false"/>
-                <w:sz w:val="22"/>
-                <w:szCs w:val="22"/>
-                <w:color w:val="000000"/>
-              </w:rPr>
-            </w:pPr>
-            <w:r>
-              <w:rPr>
-                <w:rFonts w:ascii="Arial" w:hAnsi="Arial" w:eastAsia="Arial" w:cs="Arial"/>
-                <w:i w:val="false"/>
-                <w:b w:val="false"/>
-                <w:u w:val="none"/>
-                <w:strike w:val="false"/>
-                <w:sz w:val="22"/>
-                <w:szCs w:val="22"/>
-                <w:color w:val="000000"/>
-              </w:rPr>
-              <w:t xml:space="preserve">0.0152</w:t>
-            </w:r>
-          </w:p>
-        </w:tc>
-        <w:tc>
-          <w:tcPr>
-            <w:tcBorders>
-              <w:bottom w:val="single" w:sz="12" w:space="0" w:color="666666"/>
-              <w:top w:val="single" w:sz="12" w:space="0" w:color="666666"/>
-              <w:left w:val="none" w:sz="0" w:space="0" w:color="000000"/>
-              <w:right w:val="none" w:sz="0" w:space="0" w:color="000000"/>
-            </w:tcBorders>
-            <w:shd w:val="clear" w:color="auto" w:fill="FFFFFF"/>
-            <w:tcMar>
-              <w:top w:w="0" w:type="dxa"/>
-              <w:bottom w:w="0" w:type="dxa"/>
-              <w:left w:w="0" w:type="dxa"/>
-              <w:right w:w="0" w:type="dxa"/>
-            </w:tcMar>
-            <w:vAlign w:val="center"/>
-          </w:tcPr>
-          <w:p>
-            <w:pPr>
-              <w:pStyle w:val="Normal"/>
-              <w:jc w:val="right"/>
-              <w:pBdr>
-                <w:bottom w:val="none" w:sz="0" w:space="0" w:color="000000"/>
-                <w:top w:val="none" w:sz="0" w:space="0" w:color="000000"/>
-                <w:left w:val="none" w:sz="0" w:space="0" w:color="000000"/>
-                <w:right w:val="none" w:sz="0" w:space="0" w:color="000000"/>
-              </w:pBdr>
-              <w:spacing w:after="100" w:before="100" w:line="240"/>
-              <w:ind w:left="100" w:right="100" w:firstLine="0" w:firstLineChars="0"/>
-              <w:rPr>
-                <w:rFonts w:ascii="Arial" w:hAnsi="Arial" w:eastAsia="Arial" w:cs="Arial"/>
-                <w:i w:val="false"/>
-                <w:b w:val="false"/>
-                <w:u w:val="none"/>
-                <w:strike w:val="false"/>
-                <w:sz w:val="22"/>
-                <w:szCs w:val="22"/>
-                <w:color w:val="000000"/>
-              </w:rPr>
-            </w:pPr>
-            <w:r>
-              <w:rPr>
-                <w:rFonts w:ascii="Arial" w:hAnsi="Arial" w:eastAsia="Arial" w:cs="Arial"/>
-                <w:i w:val="false"/>
-                <w:b w:val="false"/>
-                <w:u w:val="none"/>
-                <w:strike w:val="false"/>
-                <w:sz w:val="22"/>
-                <w:szCs w:val="22"/>
-                <w:color w:val="000000"/>
-              </w:rPr>
-              <w:t xml:space="preserve">0.0001</w:t>
+              <w:t xml:space="preserve">1.5</w:t>
+            </w:r>
+          </w:p>
+        </w:tc>
+        <w:tc>
+          <w:tcPr>
+            <w:tcBorders>
+              <w:bottom w:val="single" w:sz="12" w:space="0" w:color="666666"/>
+              <w:top w:val="single" w:sz="12" w:space="0" w:color="666666"/>
+              <w:left w:val="none" w:sz="0" w:space="0" w:color="000000"/>
+              <w:right w:val="none" w:sz="0" w:space="0" w:color="000000"/>
+            </w:tcBorders>
+            <w:shd w:val="clear" w:color="auto" w:fill="FFFFFF"/>
+            <w:tcMar>
+              <w:top w:w="0" w:type="dxa"/>
+              <w:bottom w:w="0" w:type="dxa"/>
+              <w:left w:w="0" w:type="dxa"/>
+              <w:right w:w="0" w:type="dxa"/>
+            </w:tcMar>
+            <w:vAlign w:val="center"/>
+          </w:tcPr>
+          <w:p>
+            <w:pPr>
+              <w:pStyle w:val="Normal"/>
+              <w:jc w:val="right"/>
+              <w:pBdr>
+                <w:bottom w:val="none" w:sz="0" w:space="0" w:color="000000"/>
+                <w:top w:val="none" w:sz="0" w:space="0" w:color="000000"/>
+                <w:left w:val="none" w:sz="0" w:space="0" w:color="000000"/>
+                <w:right w:val="none" w:sz="0" w:space="0" w:color="000000"/>
+              </w:pBdr>
+              <w:spacing w:after="100" w:before="100" w:line="240"/>
+              <w:ind w:left="100" w:right="100" w:firstLine="0" w:firstLineChars="0"/>
+              <w:rPr>
+                <w:rFonts w:ascii="Arial" w:hAnsi="Arial" w:eastAsia="Arial" w:cs="Arial"/>
+                <w:i w:val="false"/>
+                <w:b w:val="false"/>
+                <w:u w:val="none"/>
+                <w:strike w:val="false"/>
+                <w:sz w:val="22"/>
+                <w:szCs w:val="22"/>
+                <w:color w:val="000000"/>
+              </w:rPr>
+            </w:pPr>
+            <w:r>
+              <w:rPr>
+                <w:rFonts w:ascii="Arial" w:hAnsi="Arial" w:eastAsia="Arial" w:cs="Arial"/>
+                <w:i w:val="false"/>
+                <w:b w:val="false"/>
+                <w:u w:val="none"/>
+                <w:strike w:val="false"/>
+                <w:sz w:val="22"/>
+                <w:szCs w:val="22"/>
+                <w:color w:val="000000"/>
+              </w:rPr>
+              <w:t xml:space="preserve">774</w:t>
+            </w:r>
+          </w:p>
+        </w:tc>
+        <w:tc>
+          <w:tcPr>
+            <w:tcBorders>
+              <w:bottom w:val="single" w:sz="12" w:space="0" w:color="666666"/>
+              <w:top w:val="single" w:sz="12" w:space="0" w:color="666666"/>
+              <w:left w:val="none" w:sz="0" w:space="0" w:color="000000"/>
+              <w:right w:val="none" w:sz="0" w:space="0" w:color="000000"/>
+            </w:tcBorders>
+            <w:shd w:val="clear" w:color="auto" w:fill="FFFFFF"/>
+            <w:tcMar>
+              <w:top w:w="0" w:type="dxa"/>
+              <w:bottom w:w="0" w:type="dxa"/>
+              <w:left w:w="0" w:type="dxa"/>
+              <w:right w:w="0" w:type="dxa"/>
+            </w:tcMar>
+            <w:vAlign w:val="center"/>
+          </w:tcPr>
+          <w:p>
+            <w:pPr>
+              <w:pStyle w:val="Normal"/>
+              <w:jc w:val="right"/>
+              <w:pBdr>
+                <w:bottom w:val="none" w:sz="0" w:space="0" w:color="000000"/>
+                <w:top w:val="none" w:sz="0" w:space="0" w:color="000000"/>
+                <w:left w:val="none" w:sz="0" w:space="0" w:color="000000"/>
+                <w:right w:val="none" w:sz="0" w:space="0" w:color="000000"/>
+              </w:pBdr>
+              <w:spacing w:after="100" w:before="100" w:line="240"/>
+              <w:ind w:left="100" w:right="100" w:firstLine="0" w:firstLineChars="0"/>
+              <w:rPr>
+                <w:rFonts w:ascii="Arial" w:hAnsi="Arial" w:eastAsia="Arial" w:cs="Arial"/>
+                <w:i w:val="false"/>
+                <w:b w:val="false"/>
+                <w:u w:val="none"/>
+                <w:strike w:val="false"/>
+                <w:sz w:val="22"/>
+                <w:szCs w:val="22"/>
+                <w:color w:val="000000"/>
+              </w:rPr>
+            </w:pPr>
+            <w:r>
+              <w:rPr>
+                <w:rFonts w:ascii="Arial" w:hAnsi="Arial" w:eastAsia="Arial" w:cs="Arial"/>
+                <w:i w:val="false"/>
+                <w:b w:val="false"/>
+                <w:u w:val="none"/>
+                <w:strike w:val="false"/>
+                <w:sz w:val="22"/>
+                <w:szCs w:val="22"/>
+                <w:color w:val="000000"/>
+              </w:rPr>
+              <w:t xml:space="preserve">0.8410853</w:t>
+            </w:r>
+          </w:p>
+        </w:tc>
+        <w:tc>
+          <w:tcPr>
+            <w:tcBorders>
+              <w:bottom w:val="single" w:sz="12" w:space="0" w:color="666666"/>
+              <w:top w:val="single" w:sz="12" w:space="0" w:color="666666"/>
+              <w:left w:val="none" w:sz="0" w:space="0" w:color="000000"/>
+              <w:right w:val="none" w:sz="0" w:space="0" w:color="000000"/>
+            </w:tcBorders>
+            <w:shd w:val="clear" w:color="auto" w:fill="FFFFFF"/>
+            <w:tcMar>
+              <w:top w:w="0" w:type="dxa"/>
+              <w:bottom w:w="0" w:type="dxa"/>
+              <w:left w:w="0" w:type="dxa"/>
+              <w:right w:w="0" w:type="dxa"/>
+            </w:tcMar>
+            <w:vAlign w:val="center"/>
+          </w:tcPr>
+          <w:p>
+            <w:pPr>
+              <w:pStyle w:val="Normal"/>
+              <w:jc w:val="right"/>
+              <w:pBdr>
+                <w:bottom w:val="none" w:sz="0" w:space="0" w:color="000000"/>
+                <w:top w:val="none" w:sz="0" w:space="0" w:color="000000"/>
+                <w:left w:val="none" w:sz="0" w:space="0" w:color="000000"/>
+                <w:right w:val="none" w:sz="0" w:space="0" w:color="000000"/>
+              </w:pBdr>
+              <w:spacing w:after="100" w:before="100" w:line="240"/>
+              <w:ind w:left="100" w:right="100" w:firstLine="0" w:firstLineChars="0"/>
+              <w:rPr>
+                <w:rFonts w:ascii="Arial" w:hAnsi="Arial" w:eastAsia="Arial" w:cs="Arial"/>
+                <w:i w:val="false"/>
+                <w:b w:val="false"/>
+                <w:u w:val="none"/>
+                <w:strike w:val="false"/>
+                <w:sz w:val="22"/>
+                <w:szCs w:val="22"/>
+                <w:color w:val="000000"/>
+              </w:rPr>
+            </w:pPr>
+            <w:r>
+              <w:rPr>
+                <w:rFonts w:ascii="Arial" w:hAnsi="Arial" w:eastAsia="Arial" w:cs="Arial"/>
+                <w:i w:val="false"/>
+                <w:b w:val="false"/>
+                <w:u w:val="none"/>
+                <w:strike w:val="false"/>
+                <w:sz w:val="22"/>
+                <w:szCs w:val="22"/>
+                <w:color w:val="000000"/>
+              </w:rPr>
+              <w:t xml:space="preserve">324</w:t>
+            </w:r>
+          </w:p>
+        </w:tc>
+        <w:tc>
+          <w:tcPr>
+            <w:tcBorders>
+              <w:bottom w:val="single" w:sz="12" w:space="0" w:color="666666"/>
+              <w:top w:val="single" w:sz="12" w:space="0" w:color="666666"/>
+              <w:left w:val="none" w:sz="0" w:space="0" w:color="000000"/>
+              <w:right w:val="none" w:sz="0" w:space="0" w:color="000000"/>
+            </w:tcBorders>
+            <w:shd w:val="clear" w:color="auto" w:fill="FFFFFF"/>
+            <w:tcMar>
+              <w:top w:w="0" w:type="dxa"/>
+              <w:bottom w:w="0" w:type="dxa"/>
+              <w:left w:w="0" w:type="dxa"/>
+              <w:right w:w="0" w:type="dxa"/>
+            </w:tcMar>
+            <w:vAlign w:val="center"/>
+          </w:tcPr>
+          <w:p>
+            <w:pPr>
+              <w:pStyle w:val="Normal"/>
+              <w:jc w:val="right"/>
+              <w:pBdr>
+                <w:bottom w:val="none" w:sz="0" w:space="0" w:color="000000"/>
+                <w:top w:val="none" w:sz="0" w:space="0" w:color="000000"/>
+                <w:left w:val="none" w:sz="0" w:space="0" w:color="000000"/>
+                <w:right w:val="none" w:sz="0" w:space="0" w:color="000000"/>
+              </w:pBdr>
+              <w:spacing w:after="100" w:before="100" w:line="240"/>
+              <w:ind w:left="100" w:right="100" w:firstLine="0" w:firstLineChars="0"/>
+              <w:rPr>
+                <w:rFonts w:ascii="Arial" w:hAnsi="Arial" w:eastAsia="Arial" w:cs="Arial"/>
+                <w:i w:val="false"/>
+                <w:b w:val="false"/>
+                <w:u w:val="none"/>
+                <w:strike w:val="false"/>
+                <w:sz w:val="22"/>
+                <w:szCs w:val="22"/>
+                <w:color w:val="000000"/>
+              </w:rPr>
+            </w:pPr>
+            <w:r>
+              <w:rPr>
+                <w:rFonts w:ascii="Arial" w:hAnsi="Arial" w:eastAsia="Arial" w:cs="Arial"/>
+                <w:i w:val="false"/>
+                <w:b w:val="false"/>
+                <w:u w:val="none"/>
+                <w:strike w:val="false"/>
+                <w:sz w:val="22"/>
+                <w:szCs w:val="22"/>
+                <w:color w:val="000000"/>
+              </w:rPr>
+              <w:t xml:space="preserve">0.8518519</w:t>
+            </w:r>
+          </w:p>
+        </w:tc>
+        <w:tc>
+          <w:tcPr>
+            <w:tcBorders>
+              <w:bottom w:val="single" w:sz="12" w:space="0" w:color="666666"/>
+              <w:top w:val="single" w:sz="12" w:space="0" w:color="666666"/>
+              <w:left w:val="none" w:sz="0" w:space="0" w:color="000000"/>
+              <w:right w:val="none" w:sz="0" w:space="0" w:color="000000"/>
+            </w:tcBorders>
+            <w:shd w:val="clear" w:color="auto" w:fill="FFFFFF"/>
+            <w:tcMar>
+              <w:top w:w="0" w:type="dxa"/>
+              <w:bottom w:w="0" w:type="dxa"/>
+              <w:left w:w="0" w:type="dxa"/>
+              <w:right w:w="0" w:type="dxa"/>
+            </w:tcMar>
+            <w:vAlign w:val="center"/>
+          </w:tcPr>
+          <w:p>
+            <w:pPr>
+              <w:pStyle w:val="Normal"/>
+              <w:jc w:val="right"/>
+              <w:pBdr>
+                <w:bottom w:val="none" w:sz="0" w:space="0" w:color="000000"/>
+                <w:top w:val="none" w:sz="0" w:space="0" w:color="000000"/>
+                <w:left w:val="none" w:sz="0" w:space="0" w:color="000000"/>
+                <w:right w:val="none" w:sz="0" w:space="0" w:color="000000"/>
+              </w:pBdr>
+              <w:spacing w:after="100" w:before="100" w:line="240"/>
+              <w:ind w:left="100" w:right="100" w:firstLine="0" w:firstLineChars="0"/>
+              <w:rPr>
+                <w:rFonts w:ascii="Arial" w:hAnsi="Arial" w:eastAsia="Arial" w:cs="Arial"/>
+                <w:i w:val="false"/>
+                <w:b w:val="false"/>
+                <w:u w:val="none"/>
+                <w:strike w:val="false"/>
+                <w:sz w:val="22"/>
+                <w:szCs w:val="22"/>
+                <w:color w:val="000000"/>
+              </w:rPr>
+            </w:pPr>
+            <w:r>
+              <w:rPr>
+                <w:rFonts w:ascii="Arial" w:hAnsi="Arial" w:eastAsia="Arial" w:cs="Arial"/>
+                <w:i w:val="false"/>
+                <w:b w:val="false"/>
+                <w:u w:val="none"/>
+                <w:strike w:val="false"/>
+                <w:sz w:val="22"/>
+                <w:szCs w:val="22"/>
+                <w:color w:val="000000"/>
+              </w:rPr>
+              <w:t xml:space="preserve">0.7153144</w:t>
+            </w:r>
+          </w:p>
+        </w:tc>
+        <w:tc>
+          <w:tcPr>
+            <w:tcBorders>
+              <w:bottom w:val="single" w:sz="12" w:space="0" w:color="666666"/>
+              <w:top w:val="single" w:sz="12" w:space="0" w:color="666666"/>
+              <w:left w:val="none" w:sz="0" w:space="0" w:color="000000"/>
+              <w:right w:val="none" w:sz="0" w:space="0" w:color="000000"/>
+            </w:tcBorders>
+            <w:shd w:val="clear" w:color="auto" w:fill="FFFFFF"/>
+            <w:tcMar>
+              <w:top w:w="0" w:type="dxa"/>
+              <w:bottom w:w="0" w:type="dxa"/>
+              <w:left w:w="0" w:type="dxa"/>
+              <w:right w:w="0" w:type="dxa"/>
+            </w:tcMar>
+            <w:vAlign w:val="center"/>
+          </w:tcPr>
+          <w:p>
+            <w:pPr>
+              <w:pStyle w:val="Normal"/>
+              <w:jc w:val="right"/>
+              <w:pBdr>
+                <w:bottom w:val="none" w:sz="0" w:space="0" w:color="000000"/>
+                <w:top w:val="none" w:sz="0" w:space="0" w:color="000000"/>
+                <w:left w:val="none" w:sz="0" w:space="0" w:color="000000"/>
+                <w:right w:val="none" w:sz="0" w:space="0" w:color="000000"/>
+              </w:pBdr>
+              <w:spacing w:after="100" w:before="100" w:line="240"/>
+              <w:ind w:left="100" w:right="100" w:firstLine="0" w:firstLineChars="0"/>
+              <w:rPr>
+                <w:rFonts w:ascii="Arial" w:hAnsi="Arial" w:eastAsia="Arial" w:cs="Arial"/>
+                <w:i w:val="false"/>
+                <w:b w:val="false"/>
+                <w:u w:val="none"/>
+                <w:strike w:val="false"/>
+                <w:sz w:val="22"/>
+                <w:szCs w:val="22"/>
+                <w:color w:val="000000"/>
+              </w:rPr>
+            </w:pPr>
+            <w:r>
+              <w:rPr>
+                <w:rFonts w:ascii="Arial" w:hAnsi="Arial" w:eastAsia="Arial" w:cs="Arial"/>
+                <w:i w:val="false"/>
+                <w:b w:val="false"/>
+                <w:u w:val="none"/>
+                <w:strike w:val="false"/>
+                <w:sz w:val="22"/>
+                <w:szCs w:val="22"/>
+                <w:color w:val="000000"/>
+              </w:rPr>
+              <w:t xml:space="preserve">0.987361</w:t>
+            </w:r>
+          </w:p>
+        </w:tc>
+        <w:tc>
+          <w:tcPr>
+            <w:tcBorders>
+              <w:bottom w:val="single" w:sz="12" w:space="0" w:color="666666"/>
+              <w:top w:val="single" w:sz="12" w:space="0" w:color="666666"/>
+              <w:left w:val="none" w:sz="0" w:space="0" w:color="000000"/>
+              <w:right w:val="none" w:sz="0" w:space="0" w:color="000000"/>
+            </w:tcBorders>
+            <w:shd w:val="clear" w:color="auto" w:fill="FFFFFF"/>
+            <w:tcMar>
+              <w:top w:w="0" w:type="dxa"/>
+              <w:bottom w:w="0" w:type="dxa"/>
+              <w:left w:w="0" w:type="dxa"/>
+              <w:right w:w="0" w:type="dxa"/>
+            </w:tcMar>
+            <w:vAlign w:val="center"/>
+          </w:tcPr>
+          <w:p>
+            <w:pPr>
+              <w:pStyle w:val="Normal"/>
+              <w:jc w:val="right"/>
+              <w:pBdr>
+                <w:bottom w:val="none" w:sz="0" w:space="0" w:color="000000"/>
+                <w:top w:val="none" w:sz="0" w:space="0" w:color="000000"/>
+                <w:left w:val="none" w:sz="0" w:space="0" w:color="000000"/>
+                <w:right w:val="none" w:sz="0" w:space="0" w:color="000000"/>
+              </w:pBdr>
+              <w:spacing w:after="100" w:before="100" w:line="240"/>
+              <w:ind w:left="100" w:right="100" w:firstLine="0" w:firstLineChars="0"/>
+              <w:rPr>
+                <w:rFonts w:ascii="Arial" w:hAnsi="Arial" w:eastAsia="Arial" w:cs="Arial"/>
+                <w:i w:val="false"/>
+                <w:b w:val="false"/>
+                <w:u w:val="none"/>
+                <w:strike w:val="false"/>
+                <w:sz w:val="22"/>
+                <w:szCs w:val="22"/>
+                <w:color w:val="000000"/>
+              </w:rPr>
+            </w:pPr>
+            <w:r>
+              <w:rPr>
+                <w:rFonts w:ascii="Arial" w:hAnsi="Arial" w:eastAsia="Arial" w:cs="Arial"/>
+                <w:i w:val="false"/>
+                <w:b w:val="false"/>
+                <w:u w:val="none"/>
+                <w:strike w:val="false"/>
+                <w:sz w:val="22"/>
+                <w:szCs w:val="22"/>
+                <w:color w:val="000000"/>
+              </w:rPr>
+              <w:t xml:space="preserve">0.9349299</w:t>
+            </w:r>
+          </w:p>
+        </w:tc>
+        <w:tc>
+          <w:tcPr>
+            <w:tcBorders>
+              <w:bottom w:val="single" w:sz="12" w:space="0" w:color="666666"/>
+              <w:top w:val="single" w:sz="12" w:space="0" w:color="666666"/>
+              <w:left w:val="none" w:sz="0" w:space="0" w:color="000000"/>
+              <w:right w:val="none" w:sz="0" w:space="0" w:color="000000"/>
+            </w:tcBorders>
+            <w:shd w:val="clear" w:color="auto" w:fill="FFFFFF"/>
+            <w:tcMar>
+              <w:top w:w="0" w:type="dxa"/>
+              <w:bottom w:w="0" w:type="dxa"/>
+              <w:left w:w="0" w:type="dxa"/>
+              <w:right w:w="0" w:type="dxa"/>
+            </w:tcMar>
+            <w:vAlign w:val="center"/>
+          </w:tcPr>
+          <w:p>
+            <w:pPr>
+              <w:pStyle w:val="Normal"/>
+              <w:jc w:val="right"/>
+              <w:pBdr>
+                <w:bottom w:val="none" w:sz="0" w:space="0" w:color="000000"/>
+                <w:top w:val="none" w:sz="0" w:space="0" w:color="000000"/>
+                <w:left w:val="none" w:sz="0" w:space="0" w:color="000000"/>
+                <w:right w:val="none" w:sz="0" w:space="0" w:color="000000"/>
+              </w:pBdr>
+              <w:spacing w:after="100" w:before="100" w:line="240"/>
+              <w:ind w:left="100" w:right="100" w:firstLine="0" w:firstLineChars="0"/>
+              <w:rPr>
+                <w:rFonts w:ascii="Arial" w:hAnsi="Arial" w:eastAsia="Arial" w:cs="Arial"/>
+                <w:i w:val="false"/>
+                <w:b w:val="false"/>
+                <w:u w:val="none"/>
+                <w:strike w:val="false"/>
+                <w:sz w:val="22"/>
+                <w:szCs w:val="22"/>
+                <w:color w:val="000000"/>
+              </w:rPr>
+            </w:pPr>
+            <w:r>
+              <w:rPr>
+                <w:rFonts w:ascii="Arial" w:hAnsi="Arial" w:eastAsia="Arial" w:cs="Arial"/>
+                <w:i w:val="false"/>
+                <w:b w:val="false"/>
+                <w:u w:val="none"/>
+                <w:strike w:val="false"/>
+                <w:sz w:val="22"/>
+                <w:szCs w:val="22"/>
+                <w:color w:val="000000"/>
+              </w:rPr>
+              <w:t xml:space="preserve">0.999049</w:t>
+            </w:r>
+          </w:p>
+        </w:tc>
+        <w:tc>
+          <w:tcPr>
+            <w:tcBorders>
+              <w:bottom w:val="single" w:sz="12" w:space="0" w:color="666666"/>
+              <w:top w:val="single" w:sz="12" w:space="0" w:color="666666"/>
+              <w:left w:val="none" w:sz="0" w:space="0" w:color="000000"/>
+              <w:right w:val="none" w:sz="0" w:space="0" w:color="000000"/>
+            </w:tcBorders>
+            <w:shd w:val="clear" w:color="auto" w:fill="FFFFFF"/>
+            <w:tcMar>
+              <w:top w:w="0" w:type="dxa"/>
+              <w:bottom w:w="0" w:type="dxa"/>
+              <w:left w:w="0" w:type="dxa"/>
+              <w:right w:w="0" w:type="dxa"/>
+            </w:tcMar>
+            <w:vAlign w:val="center"/>
+          </w:tcPr>
+          <w:p>
+            <w:pPr>
+              <w:pStyle w:val="Normal"/>
+              <w:jc w:val="right"/>
+              <w:pBdr>
+                <w:bottom w:val="none" w:sz="0" w:space="0" w:color="000000"/>
+                <w:top w:val="none" w:sz="0" w:space="0" w:color="000000"/>
+                <w:left w:val="none" w:sz="0" w:space="0" w:color="000000"/>
+                <w:right w:val="none" w:sz="0" w:space="0" w:color="000000"/>
+              </w:pBdr>
+              <w:spacing w:after="100" w:before="100" w:line="240"/>
+              <w:ind w:left="100" w:right="100" w:firstLine="0" w:firstLineChars="0"/>
+              <w:rPr>
+                <w:rFonts w:ascii="Arial" w:hAnsi="Arial" w:eastAsia="Arial" w:cs="Arial"/>
+                <w:i w:val="false"/>
+                <w:b w:val="false"/>
+                <w:u w:val="none"/>
+                <w:strike w:val="false"/>
+                <w:sz w:val="22"/>
+                <w:szCs w:val="22"/>
+                <w:color w:val="000000"/>
+              </w:rPr>
+            </w:pPr>
+            <w:r>
+              <w:rPr>
+                <w:rFonts w:ascii="Arial" w:hAnsi="Arial" w:eastAsia="Arial" w:cs="Arial"/>
+                <w:i w:val="false"/>
+                <w:b w:val="false"/>
+                <w:u w:val="none"/>
+                <w:strike w:val="false"/>
+                <w:sz w:val="22"/>
+                <w:szCs w:val="22"/>
+                <w:color w:val="000000"/>
+              </w:rPr>
+              <w:t xml:space="preserve">0.9422021</w:t>
+            </w:r>
+          </w:p>
+        </w:tc>
+        <w:tc>
+          <w:tcPr>
+            <w:tcBorders>
+              <w:bottom w:val="single" w:sz="12" w:space="0" w:color="666666"/>
+              <w:top w:val="single" w:sz="12" w:space="0" w:color="666666"/>
+              <w:left w:val="none" w:sz="0" w:space="0" w:color="000000"/>
+              <w:right w:val="none" w:sz="0" w:space="0" w:color="000000"/>
+            </w:tcBorders>
+            <w:shd w:val="clear" w:color="auto" w:fill="FFFFFF"/>
+            <w:tcMar>
+              <w:top w:w="0" w:type="dxa"/>
+              <w:bottom w:w="0" w:type="dxa"/>
+              <w:left w:w="0" w:type="dxa"/>
+              <w:right w:w="0" w:type="dxa"/>
+            </w:tcMar>
+            <w:vAlign w:val="center"/>
+          </w:tcPr>
+          <w:p>
+            <w:pPr>
+              <w:pStyle w:val="Normal"/>
+              <w:jc w:val="right"/>
+              <w:pBdr>
+                <w:bottom w:val="none" w:sz="0" w:space="0" w:color="000000"/>
+                <w:top w:val="none" w:sz="0" w:space="0" w:color="000000"/>
+                <w:left w:val="none" w:sz="0" w:space="0" w:color="000000"/>
+                <w:right w:val="none" w:sz="0" w:space="0" w:color="000000"/>
+              </w:pBdr>
+              <w:spacing w:after="100" w:before="100" w:line="240"/>
+              <w:ind w:left="100" w:right="100" w:firstLine="0" w:firstLineChars="0"/>
+              <w:rPr>
+                <w:rFonts w:ascii="Arial" w:hAnsi="Arial" w:eastAsia="Arial" w:cs="Arial"/>
+                <w:i w:val="false"/>
+                <w:b w:val="false"/>
+                <w:u w:val="none"/>
+                <w:strike w:val="false"/>
+                <w:sz w:val="22"/>
+                <w:szCs w:val="22"/>
+                <w:color w:val="000000"/>
+              </w:rPr>
+            </w:pPr>
+            <w:r>
+              <w:rPr>
+                <w:rFonts w:ascii="Arial" w:hAnsi="Arial" w:eastAsia="Arial" w:cs="Arial"/>
+                <w:i w:val="false"/>
+                <w:b w:val="false"/>
+                <w:u w:val="none"/>
+                <w:strike w:val="false"/>
+                <w:sz w:val="22"/>
+                <w:szCs w:val="22"/>
+                <w:color w:val="000000"/>
+              </w:rPr>
+              <w:t xml:space="preserve">0.9978554</w:t>
+            </w:r>
+          </w:p>
+        </w:tc>
+        <w:tc>
+          <w:tcPr>
+            <w:tcBorders>
+              <w:bottom w:val="single" w:sz="12" w:space="0" w:color="666666"/>
+              <w:top w:val="single" w:sz="12" w:space="0" w:color="666666"/>
+              <w:left w:val="none" w:sz="0" w:space="0" w:color="000000"/>
+              <w:right w:val="none" w:sz="0" w:space="0" w:color="000000"/>
+            </w:tcBorders>
+            <w:shd w:val="clear" w:color="auto" w:fill="FFFFFF"/>
+            <w:tcMar>
+              <w:top w:w="0" w:type="dxa"/>
+              <w:bottom w:w="0" w:type="dxa"/>
+              <w:left w:w="0" w:type="dxa"/>
+              <w:right w:w="0" w:type="dxa"/>
+            </w:tcMar>
+            <w:vAlign w:val="center"/>
+          </w:tcPr>
+          <w:p>
+            <w:pPr>
+              <w:pStyle w:val="Normal"/>
+              <w:jc w:val="right"/>
+              <w:pBdr>
+                <w:bottom w:val="none" w:sz="0" w:space="0" w:color="000000"/>
+                <w:top w:val="none" w:sz="0" w:space="0" w:color="000000"/>
+                <w:left w:val="none" w:sz="0" w:space="0" w:color="000000"/>
+                <w:right w:val="none" w:sz="0" w:space="0" w:color="000000"/>
+              </w:pBdr>
+              <w:spacing w:after="100" w:before="100" w:line="240"/>
+              <w:ind w:left="100" w:right="100" w:firstLine="0" w:firstLineChars="0"/>
+              <w:rPr>
+                <w:rFonts w:ascii="Arial" w:hAnsi="Arial" w:eastAsia="Arial" w:cs="Arial"/>
+                <w:i w:val="false"/>
+                <w:b w:val="false"/>
+                <w:u w:val="none"/>
+                <w:strike w:val="false"/>
+                <w:sz w:val="22"/>
+                <w:szCs w:val="22"/>
+                <w:color w:val="000000"/>
+              </w:rPr>
+            </w:pPr>
+            <w:r>
+              <w:rPr>
+                <w:rFonts w:ascii="Arial" w:hAnsi="Arial" w:eastAsia="Arial" w:cs="Arial"/>
+                <w:i w:val="false"/>
+                <w:b w:val="false"/>
+                <w:u w:val="none"/>
+                <w:strike w:val="false"/>
+                <w:sz w:val="22"/>
+                <w:szCs w:val="22"/>
+                <w:color w:val="000000"/>
+              </w:rPr>
+              <w:t xml:space="preserve">10.63028</w:t>
+            </w:r>
+          </w:p>
+        </w:tc>
+        <w:tc>
+          <w:tcPr>
+            <w:tcBorders>
+              <w:bottom w:val="single" w:sz="12" w:space="0" w:color="666666"/>
+              <w:top w:val="single" w:sz="12" w:space="0" w:color="666666"/>
+              <w:left w:val="none" w:sz="0" w:space="0" w:color="000000"/>
+              <w:right w:val="none" w:sz="0" w:space="0" w:color="000000"/>
+            </w:tcBorders>
+            <w:shd w:val="clear" w:color="auto" w:fill="FFFFFF"/>
+            <w:tcMar>
+              <w:top w:w="0" w:type="dxa"/>
+              <w:bottom w:w="0" w:type="dxa"/>
+              <w:left w:w="0" w:type="dxa"/>
+              <w:right w:w="0" w:type="dxa"/>
+            </w:tcMar>
+            <w:vAlign w:val="center"/>
+          </w:tcPr>
+          <w:p>
+            <w:pPr>
+              <w:pStyle w:val="Normal"/>
+              <w:jc w:val="right"/>
+              <w:pBdr>
+                <w:bottom w:val="none" w:sz="0" w:space="0" w:color="000000"/>
+                <w:top w:val="none" w:sz="0" w:space="0" w:color="000000"/>
+                <w:left w:val="none" w:sz="0" w:space="0" w:color="000000"/>
+                <w:right w:val="none" w:sz="0" w:space="0" w:color="000000"/>
+              </w:pBdr>
+              <w:spacing w:after="100" w:before="100" w:line="240"/>
+              <w:ind w:left="100" w:right="100" w:firstLine="0" w:firstLineChars="0"/>
+              <w:rPr>
+                <w:rFonts w:ascii="Arial" w:hAnsi="Arial" w:eastAsia="Arial" w:cs="Arial"/>
+                <w:i w:val="false"/>
+                <w:b w:val="false"/>
+                <w:u w:val="none"/>
+                <w:strike w:val="false"/>
+                <w:sz w:val="22"/>
+                <w:szCs w:val="22"/>
+                <w:color w:val="000000"/>
+              </w:rPr>
+            </w:pPr>
+            <w:r>
+              <w:rPr>
+                <w:rFonts w:ascii="Arial" w:hAnsi="Arial" w:eastAsia="Arial" w:cs="Arial"/>
+                <w:i w:val="false"/>
+                <w:b w:val="false"/>
+                <w:u w:val="none"/>
+                <w:strike w:val="false"/>
+                <w:sz w:val="22"/>
+                <w:szCs w:val="22"/>
+                <w:color w:val="000000"/>
+              </w:rPr>
+              <w:t xml:space="preserve">10.15698</w:t>
+            </w:r>
+          </w:p>
+        </w:tc>
+        <w:tc>
+          <w:tcPr>
+            <w:tcBorders>
+              <w:bottom w:val="single" w:sz="12" w:space="0" w:color="666666"/>
+              <w:top w:val="single" w:sz="12" w:space="0" w:color="666666"/>
+              <w:left w:val="none" w:sz="0" w:space="0" w:color="000000"/>
+              <w:right w:val="none" w:sz="0" w:space="0" w:color="000000"/>
+            </w:tcBorders>
+            <w:shd w:val="clear" w:color="auto" w:fill="FFFFFF"/>
+            <w:tcMar>
+              <w:top w:w="0" w:type="dxa"/>
+              <w:bottom w:w="0" w:type="dxa"/>
+              <w:left w:w="0" w:type="dxa"/>
+              <w:right w:w="0" w:type="dxa"/>
+            </w:tcMar>
+            <w:vAlign w:val="center"/>
+          </w:tcPr>
+          <w:p>
+            <w:pPr>
+              <w:pStyle w:val="Normal"/>
+              <w:jc w:val="right"/>
+              <w:pBdr>
+                <w:bottom w:val="none" w:sz="0" w:space="0" w:color="000000"/>
+                <w:top w:val="none" w:sz="0" w:space="0" w:color="000000"/>
+                <w:left w:val="none" w:sz="0" w:space="0" w:color="000000"/>
+                <w:right w:val="none" w:sz="0" w:space="0" w:color="000000"/>
+              </w:pBdr>
+              <w:spacing w:after="100" w:before="100" w:line="240"/>
+              <w:ind w:left="100" w:right="100" w:firstLine="0" w:firstLineChars="0"/>
+              <w:rPr>
+                <w:rFonts w:ascii="Arial" w:hAnsi="Arial" w:eastAsia="Arial" w:cs="Arial"/>
+                <w:i w:val="false"/>
+                <w:b w:val="false"/>
+                <w:u w:val="none"/>
+                <w:strike w:val="false"/>
+                <w:sz w:val="22"/>
+                <w:szCs w:val="22"/>
+                <w:color w:val="000000"/>
+              </w:rPr>
+            </w:pPr>
+            <w:r>
+              <w:rPr>
+                <w:rFonts w:ascii="Arial" w:hAnsi="Arial" w:eastAsia="Arial" w:cs="Arial"/>
+                <w:i w:val="false"/>
+                <w:b w:val="false"/>
+                <w:u w:val="none"/>
+                <w:strike w:val="false"/>
+                <w:sz w:val="22"/>
+                <w:szCs w:val="22"/>
+                <w:color w:val="000000"/>
+              </w:rPr>
+              <w:t xml:space="preserve">-0.4732998</w:t>
+            </w:r>
+          </w:p>
+        </w:tc>
+        <w:tc>
+          <w:tcPr>
+            <w:tcBorders>
+              <w:bottom w:val="single" w:sz="12" w:space="0" w:color="666666"/>
+              <w:top w:val="single" w:sz="12" w:space="0" w:color="666666"/>
+              <w:left w:val="none" w:sz="0" w:space="0" w:color="000000"/>
+              <w:right w:val="none" w:sz="0" w:space="0" w:color="000000"/>
+            </w:tcBorders>
+            <w:shd w:val="clear" w:color="auto" w:fill="FFFFFF"/>
+            <w:tcMar>
+              <w:top w:w="0" w:type="dxa"/>
+              <w:bottom w:w="0" w:type="dxa"/>
+              <w:left w:w="0" w:type="dxa"/>
+              <w:right w:w="0" w:type="dxa"/>
+            </w:tcMar>
+            <w:vAlign w:val="center"/>
+          </w:tcPr>
+          <w:p>
+            <w:pPr>
+              <w:pStyle w:val="Normal"/>
+              <w:jc w:val="right"/>
+              <w:pBdr>
+                <w:bottom w:val="none" w:sz="0" w:space="0" w:color="000000"/>
+                <w:top w:val="none" w:sz="0" w:space="0" w:color="000000"/>
+                <w:left w:val="none" w:sz="0" w:space="0" w:color="000000"/>
+                <w:right w:val="none" w:sz="0" w:space="0" w:color="000000"/>
+              </w:pBdr>
+              <w:spacing w:after="100" w:before="100" w:line="240"/>
+              <w:ind w:left="100" w:right="100" w:firstLine="0" w:firstLineChars="0"/>
+              <w:rPr>
+                <w:rFonts w:ascii="Arial" w:hAnsi="Arial" w:eastAsia="Arial" w:cs="Arial"/>
+                <w:i w:val="false"/>
+                <w:b w:val="false"/>
+                <w:u w:val="none"/>
+                <w:strike w:val="false"/>
+                <w:sz w:val="22"/>
+                <w:szCs w:val="22"/>
+                <w:color w:val="000000"/>
+              </w:rPr>
+            </w:pPr>
+            <w:r>
+              <w:rPr>
+                <w:rFonts w:ascii="Arial" w:hAnsi="Arial" w:eastAsia="Arial" w:cs="Arial"/>
+                <w:i w:val="false"/>
+                <w:b w:val="false"/>
+                <w:u w:val="none"/>
+                <w:strike w:val="false"/>
+                <w:sz w:val="22"/>
+                <w:szCs w:val="22"/>
+                <w:color w:val="000000"/>
+              </w:rPr>
+              <w:t xml:space="preserve">-2.820321</w:t>
+            </w:r>
+          </w:p>
+        </w:tc>
+        <w:tc>
+          <w:tcPr>
+            <w:tcBorders>
+              <w:bottom w:val="single" w:sz="12" w:space="0" w:color="666666"/>
+              <w:top w:val="single" w:sz="12" w:space="0" w:color="666666"/>
+              <w:left w:val="none" w:sz="0" w:space="0" w:color="000000"/>
+              <w:right w:val="none" w:sz="0" w:space="0" w:color="000000"/>
+            </w:tcBorders>
+            <w:shd w:val="clear" w:color="auto" w:fill="FFFFFF"/>
+            <w:tcMar>
+              <w:top w:w="0" w:type="dxa"/>
+              <w:bottom w:w="0" w:type="dxa"/>
+              <w:left w:w="0" w:type="dxa"/>
+              <w:right w:w="0" w:type="dxa"/>
+            </w:tcMar>
+            <w:vAlign w:val="center"/>
+          </w:tcPr>
+          <w:p>
+            <w:pPr>
+              <w:pStyle w:val="Normal"/>
+              <w:jc w:val="right"/>
+              <w:pBdr>
+                <w:bottom w:val="none" w:sz="0" w:space="0" w:color="000000"/>
+                <w:top w:val="none" w:sz="0" w:space="0" w:color="000000"/>
+                <w:left w:val="none" w:sz="0" w:space="0" w:color="000000"/>
+                <w:right w:val="none" w:sz="0" w:space="0" w:color="000000"/>
+              </w:pBdr>
+              <w:spacing w:after="100" w:before="100" w:line="240"/>
+              <w:ind w:left="100" w:right="100" w:firstLine="0" w:firstLineChars="0"/>
+              <w:rPr>
+                <w:rFonts w:ascii="Arial" w:hAnsi="Arial" w:eastAsia="Arial" w:cs="Arial"/>
+                <w:i w:val="false"/>
+                <w:b w:val="false"/>
+                <w:u w:val="none"/>
+                <w:strike w:val="false"/>
+                <w:sz w:val="22"/>
+                <w:szCs w:val="22"/>
+                <w:color w:val="000000"/>
+              </w:rPr>
+            </w:pPr>
+            <w:r>
+              <w:rPr>
+                <w:rFonts w:ascii="Arial" w:hAnsi="Arial" w:eastAsia="Arial" w:cs="Arial"/>
+                <w:i w:val="false"/>
+                <w:b w:val="false"/>
+                <w:u w:val="none"/>
+                <w:strike w:val="false"/>
+                <w:sz w:val="22"/>
+                <w:szCs w:val="22"/>
+                <w:color w:val="000000"/>
+              </w:rPr>
+              <w:t xml:space="preserve">2.016278</w:t>
+            </w:r>
+          </w:p>
+        </w:tc>
+        <w:tc>
+          <w:tcPr>
+            <w:tcBorders>
+              <w:bottom w:val="single" w:sz="12" w:space="0" w:color="666666"/>
+              <w:top w:val="single" w:sz="12" w:space="0" w:color="666666"/>
+              <w:left w:val="none" w:sz="0" w:space="0" w:color="000000"/>
+              <w:right w:val="none" w:sz="0" w:space="0" w:color="000000"/>
+            </w:tcBorders>
+            <w:shd w:val="clear" w:color="auto" w:fill="FFFFFF"/>
+            <w:tcMar>
+              <w:top w:w="0" w:type="dxa"/>
+              <w:bottom w:w="0" w:type="dxa"/>
+              <w:left w:w="0" w:type="dxa"/>
+              <w:right w:w="0" w:type="dxa"/>
+            </w:tcMar>
+            <w:vAlign w:val="center"/>
+          </w:tcPr>
+          <w:p>
+            <w:pPr>
+              <w:pStyle w:val="Normal"/>
+              <w:jc w:val="right"/>
+              <w:pBdr>
+                <w:bottom w:val="none" w:sz="0" w:space="0" w:color="000000"/>
+                <w:top w:val="none" w:sz="0" w:space="0" w:color="000000"/>
+                <w:left w:val="none" w:sz="0" w:space="0" w:color="000000"/>
+                <w:right w:val="none" w:sz="0" w:space="0" w:color="000000"/>
+              </w:pBdr>
+              <w:spacing w:after="100" w:before="100" w:line="240"/>
+              <w:ind w:left="100" w:right="100" w:firstLine="0" w:firstLineChars="0"/>
+              <w:rPr>
+                <w:rFonts w:ascii="Arial" w:hAnsi="Arial" w:eastAsia="Arial" w:cs="Arial"/>
+                <w:i w:val="false"/>
+                <w:b w:val="false"/>
+                <w:u w:val="none"/>
+                <w:strike w:val="false"/>
+                <w:sz w:val="22"/>
+                <w:szCs w:val="22"/>
+                <w:color w:val="000000"/>
+              </w:rPr>
+            </w:pPr>
+            <w:r>
+              <w:rPr>
+                <w:rFonts w:ascii="Arial" w:hAnsi="Arial" w:eastAsia="Arial" w:cs="Arial"/>
+                <w:i w:val="false"/>
+                <w:b w:val="false"/>
+                <w:u w:val="none"/>
+                <w:strike w:val="false"/>
+                <w:sz w:val="22"/>
+                <w:szCs w:val="22"/>
+                <w:color w:val="000000"/>
+              </w:rPr>
+              <w:t xml:space="preserve">-2.488006</w:t>
+            </w:r>
+          </w:p>
+        </w:tc>
+        <w:tc>
+          <w:tcPr>
+            <w:tcBorders>
+              <w:bottom w:val="single" w:sz="12" w:space="0" w:color="666666"/>
+              <w:top w:val="single" w:sz="12" w:space="0" w:color="666666"/>
+              <w:left w:val="none" w:sz="0" w:space="0" w:color="000000"/>
+              <w:right w:val="none" w:sz="0" w:space="0" w:color="000000"/>
+            </w:tcBorders>
+            <w:shd w:val="clear" w:color="auto" w:fill="FFFFFF"/>
+            <w:tcMar>
+              <w:top w:w="0" w:type="dxa"/>
+              <w:bottom w:w="0" w:type="dxa"/>
+              <w:left w:w="0" w:type="dxa"/>
+              <w:right w:w="0" w:type="dxa"/>
+            </w:tcMar>
+            <w:vAlign w:val="center"/>
+          </w:tcPr>
+          <w:p>
+            <w:pPr>
+              <w:pStyle w:val="Normal"/>
+              <w:jc w:val="right"/>
+              <w:pBdr>
+                <w:bottom w:val="none" w:sz="0" w:space="0" w:color="000000"/>
+                <w:top w:val="none" w:sz="0" w:space="0" w:color="000000"/>
+                <w:left w:val="none" w:sz="0" w:space="0" w:color="000000"/>
+                <w:right w:val="none" w:sz="0" w:space="0" w:color="000000"/>
+              </w:pBdr>
+              <w:spacing w:after="100" w:before="100" w:line="240"/>
+              <w:ind w:left="100" w:right="100" w:firstLine="0" w:firstLineChars="0"/>
+              <w:rPr>
+                <w:rFonts w:ascii="Arial" w:hAnsi="Arial" w:eastAsia="Arial" w:cs="Arial"/>
+                <w:i w:val="false"/>
+                <w:b w:val="false"/>
+                <w:u w:val="none"/>
+                <w:strike w:val="false"/>
+                <w:sz w:val="22"/>
+                <w:szCs w:val="22"/>
+                <w:color w:val="000000"/>
+              </w:rPr>
+            </w:pPr>
+            <w:r>
+              <w:rPr>
+                <w:rFonts w:ascii="Arial" w:hAnsi="Arial" w:eastAsia="Arial" w:cs="Arial"/>
+                <w:i w:val="false"/>
+                <w:b w:val="false"/>
+                <w:u w:val="none"/>
+                <w:strike w:val="false"/>
+                <w:sz w:val="22"/>
+                <w:szCs w:val="22"/>
+                <w:color w:val="000000"/>
+              </w:rPr>
+              <w:t xml:space="preserve">1.59823</w:t>
+            </w:r>
+          </w:p>
+        </w:tc>
+        <w:tc>
+          <w:tcPr>
+            <w:tcBorders>
+              <w:bottom w:val="single" w:sz="12" w:space="0" w:color="666666"/>
+              <w:top w:val="single" w:sz="12" w:space="0" w:color="666666"/>
+              <w:left w:val="none" w:sz="0" w:space="0" w:color="000000"/>
+              <w:right w:val="none" w:sz="0" w:space="0" w:color="000000"/>
+            </w:tcBorders>
+            <w:shd w:val="clear" w:color="auto" w:fill="FFFFFF"/>
+            <w:tcMar>
+              <w:top w:w="0" w:type="dxa"/>
+              <w:bottom w:w="0" w:type="dxa"/>
+              <w:left w:w="0" w:type="dxa"/>
+              <w:right w:w="0" w:type="dxa"/>
+            </w:tcMar>
+            <w:vAlign w:val="center"/>
+          </w:tcPr>
+          <w:p>
+            <w:pPr>
+              <w:pStyle w:val="Normal"/>
+              <w:jc w:val="right"/>
+              <w:pBdr>
+                <w:bottom w:val="none" w:sz="0" w:space="0" w:color="000000"/>
+                <w:top w:val="none" w:sz="0" w:space="0" w:color="000000"/>
+                <w:left w:val="none" w:sz="0" w:space="0" w:color="000000"/>
+                <w:right w:val="none" w:sz="0" w:space="0" w:color="000000"/>
+              </w:pBdr>
+              <w:spacing w:after="100" w:before="100" w:line="240"/>
+              <w:ind w:left="100" w:right="100" w:firstLine="0" w:firstLineChars="0"/>
+              <w:rPr>
+                <w:rFonts w:ascii="Arial" w:hAnsi="Arial" w:eastAsia="Arial" w:cs="Arial"/>
+                <w:i w:val="false"/>
+                <w:b w:val="false"/>
+                <w:u w:val="none"/>
+                <w:strike w:val="false"/>
+                <w:sz w:val="22"/>
+                <w:szCs w:val="22"/>
+                <w:color w:val="000000"/>
+              </w:rPr>
+            </w:pPr>
+            <w:r>
+              <w:rPr>
+                <w:rFonts w:ascii="Arial" w:hAnsi="Arial" w:eastAsia="Arial" w:cs="Arial"/>
+                <w:i w:val="false"/>
+                <w:b w:val="false"/>
+                <w:u w:val="none"/>
+                <w:strike w:val="false"/>
+                <w:sz w:val="22"/>
+                <w:szCs w:val="22"/>
+                <w:color w:val="000000"/>
+              </w:rPr>
+              <w:t xml:space="preserve">-0.02579969</w:t>
+            </w:r>
+          </w:p>
+        </w:tc>
+        <w:tc>
+          <w:tcPr>
+            <w:tcBorders>
+              <w:bottom w:val="single" w:sz="12" w:space="0" w:color="666666"/>
+              <w:top w:val="single" w:sz="12" w:space="0" w:color="666666"/>
+              <w:left w:val="none" w:sz="0" w:space="0" w:color="000000"/>
+              <w:right w:val="none" w:sz="0" w:space="0" w:color="000000"/>
+            </w:tcBorders>
+            <w:shd w:val="clear" w:color="auto" w:fill="FFFFFF"/>
+            <w:tcMar>
+              <w:top w:w="0" w:type="dxa"/>
+              <w:bottom w:w="0" w:type="dxa"/>
+              <w:left w:w="0" w:type="dxa"/>
+              <w:right w:w="0" w:type="dxa"/>
+            </w:tcMar>
+            <w:vAlign w:val="center"/>
+          </w:tcPr>
+          <w:p>
+            <w:pPr>
+              <w:pStyle w:val="Normal"/>
+              <w:jc w:val="right"/>
+              <w:pBdr>
+                <w:bottom w:val="none" w:sz="0" w:space="0" w:color="000000"/>
+                <w:top w:val="none" w:sz="0" w:space="0" w:color="000000"/>
+                <w:left w:val="none" w:sz="0" w:space="0" w:color="000000"/>
+                <w:right w:val="none" w:sz="0" w:space="0" w:color="000000"/>
+              </w:pBdr>
+              <w:spacing w:after="100" w:before="100" w:line="240"/>
+              <w:ind w:left="100" w:right="100" w:firstLine="0" w:firstLineChars="0"/>
+              <w:rPr>
+                <w:rFonts w:ascii="Arial" w:hAnsi="Arial" w:eastAsia="Arial" w:cs="Arial"/>
+                <w:i w:val="false"/>
+                <w:b w:val="false"/>
+                <w:u w:val="none"/>
+                <w:strike w:val="false"/>
+                <w:sz w:val="22"/>
+                <w:szCs w:val="22"/>
+                <w:color w:val="000000"/>
+              </w:rPr>
+            </w:pPr>
+            <w:r>
+              <w:rPr>
+                <w:rFonts w:ascii="Arial" w:hAnsi="Arial" w:eastAsia="Arial" w:cs="Arial"/>
+                <w:i w:val="false"/>
+                <w:b w:val="false"/>
+                <w:u w:val="none"/>
+                <w:strike w:val="false"/>
+                <w:sz w:val="22"/>
+                <w:szCs w:val="22"/>
+                <w:color w:val="000000"/>
+              </w:rPr>
+              <w:t xml:space="preserve">0.09488946</w:t>
+            </w:r>
+          </w:p>
+        </w:tc>
+        <w:tc>
+          <w:tcPr>
+            <w:tcBorders>
+              <w:bottom w:val="single" w:sz="12" w:space="0" w:color="666666"/>
+              <w:top w:val="single" w:sz="12" w:space="0" w:color="666666"/>
+              <w:left w:val="none" w:sz="0" w:space="0" w:color="000000"/>
+              <w:right w:val="none" w:sz="0" w:space="0" w:color="000000"/>
+            </w:tcBorders>
+            <w:shd w:val="clear" w:color="auto" w:fill="FFFFFF"/>
+            <w:tcMar>
+              <w:top w:w="0" w:type="dxa"/>
+              <w:bottom w:w="0" w:type="dxa"/>
+              <w:left w:w="0" w:type="dxa"/>
+              <w:right w:w="0" w:type="dxa"/>
+            </w:tcMar>
+            <w:vAlign w:val="center"/>
+          </w:tcPr>
+          <w:p>
+            <w:pPr>
+              <w:pStyle w:val="Normal"/>
+              <w:jc w:val="right"/>
+              <w:pBdr>
+                <w:bottom w:val="none" w:sz="0" w:space="0" w:color="000000"/>
+                <w:top w:val="none" w:sz="0" w:space="0" w:color="000000"/>
+                <w:left w:val="none" w:sz="0" w:space="0" w:color="000000"/>
+                <w:right w:val="none" w:sz="0" w:space="0" w:color="000000"/>
+              </w:pBdr>
+              <w:spacing w:after="100" w:before="100" w:line="240"/>
+              <w:ind w:left="100" w:right="100" w:firstLine="0" w:firstLineChars="0"/>
+              <w:rPr>
+                <w:rFonts w:ascii="Arial" w:hAnsi="Arial" w:eastAsia="Arial" w:cs="Arial"/>
+                <w:i w:val="false"/>
+                <w:b w:val="false"/>
+                <w:u w:val="none"/>
+                <w:strike w:val="false"/>
+                <w:sz w:val="22"/>
+                <w:szCs w:val="22"/>
+                <w:color w:val="000000"/>
+              </w:rPr>
+            </w:pPr>
+            <w:r>
+              <w:rPr>
+                <w:rFonts w:ascii="Arial" w:hAnsi="Arial" w:eastAsia="Arial" w:cs="Arial"/>
+                <w:i w:val="false"/>
+                <w:b w:val="false"/>
+                <w:u w:val="none"/>
+                <w:strike w:val="false"/>
+                <w:sz w:val="22"/>
+                <w:szCs w:val="22"/>
+                <w:color w:val="000000"/>
+              </w:rPr>
+              <w:t xml:space="preserve">0.05656044</w:t>
+            </w:r>
+          </w:p>
+        </w:tc>
+        <w:tc>
+          <w:tcPr>
+            <w:tcBorders>
+              <w:bottom w:val="single" w:sz="12" w:space="0" w:color="666666"/>
+              <w:top w:val="single" w:sz="12" w:space="0" w:color="666666"/>
+              <w:left w:val="none" w:sz="0" w:space="0" w:color="000000"/>
+              <w:right w:val="none" w:sz="0" w:space="0" w:color="000000"/>
+            </w:tcBorders>
+            <w:shd w:val="clear" w:color="auto" w:fill="FFFFFF"/>
+            <w:tcMar>
+              <w:top w:w="0" w:type="dxa"/>
+              <w:bottom w:w="0" w:type="dxa"/>
+              <w:left w:w="0" w:type="dxa"/>
+              <w:right w:w="0" w:type="dxa"/>
+            </w:tcMar>
+            <w:vAlign w:val="center"/>
+          </w:tcPr>
+          <w:p>
+            <w:pPr>
+              <w:pStyle w:val="Normal"/>
+              <w:jc w:val="right"/>
+              <w:pBdr>
+                <w:bottom w:val="none" w:sz="0" w:space="0" w:color="000000"/>
+                <w:top w:val="none" w:sz="0" w:space="0" w:color="000000"/>
+                <w:left w:val="none" w:sz="0" w:space="0" w:color="000000"/>
+                <w:right w:val="none" w:sz="0" w:space="0" w:color="000000"/>
+              </w:pBdr>
+              <w:spacing w:after="100" w:before="100" w:line="240"/>
+              <w:ind w:left="100" w:right="100" w:firstLine="0" w:firstLineChars="0"/>
+              <w:rPr>
+                <w:rFonts w:ascii="Arial" w:hAnsi="Arial" w:eastAsia="Arial" w:cs="Arial"/>
+                <w:i w:val="false"/>
+                <w:b w:val="false"/>
+                <w:u w:val="none"/>
+                <w:strike w:val="false"/>
+                <w:sz w:val="22"/>
+                <w:szCs w:val="22"/>
+                <w:color w:val="000000"/>
+              </w:rPr>
+            </w:pPr>
+            <w:r>
+              <w:rPr>
+                <w:rFonts w:ascii="Arial" w:hAnsi="Arial" w:eastAsia="Arial" w:cs="Arial"/>
+                <w:i w:val="false"/>
+                <w:b w:val="false"/>
+                <w:u w:val="none"/>
+                <w:strike w:val="false"/>
+                <w:sz w:val="22"/>
+                <w:szCs w:val="22"/>
+                <w:color w:val="000000"/>
+              </w:rPr>
+              <w:t xml:space="preserve">0.1527455</w:t>
+            </w:r>
+          </w:p>
+        </w:tc>
+        <w:tc>
+          <w:tcPr>
+            <w:tcBorders>
+              <w:bottom w:val="single" w:sz="12" w:space="0" w:color="666666"/>
+              <w:top w:val="single" w:sz="12" w:space="0" w:color="666666"/>
+              <w:left w:val="none" w:sz="0" w:space="0" w:color="000000"/>
+              <w:right w:val="none" w:sz="0" w:space="0" w:color="000000"/>
+            </w:tcBorders>
+            <w:shd w:val="clear" w:color="auto" w:fill="FFFFFF"/>
+            <w:tcMar>
+              <w:top w:w="0" w:type="dxa"/>
+              <w:bottom w:w="0" w:type="dxa"/>
+              <w:left w:w="0" w:type="dxa"/>
+              <w:right w:w="0" w:type="dxa"/>
+            </w:tcMar>
+            <w:vAlign w:val="center"/>
+          </w:tcPr>
+          <w:p>
+            <w:pPr>
+              <w:pStyle w:val="Normal"/>
+              <w:jc w:val="right"/>
+              <w:pBdr>
+                <w:bottom w:val="none" w:sz="0" w:space="0" w:color="000000"/>
+                <w:top w:val="none" w:sz="0" w:space="0" w:color="000000"/>
+                <w:left w:val="none" w:sz="0" w:space="0" w:color="000000"/>
+                <w:right w:val="none" w:sz="0" w:space="0" w:color="000000"/>
+              </w:pBdr>
+              <w:spacing w:after="100" w:before="100" w:line="240"/>
+              <w:ind w:left="100" w:right="100" w:firstLine="0" w:firstLineChars="0"/>
+              <w:rPr>
+                <w:rFonts w:ascii="Arial" w:hAnsi="Arial" w:eastAsia="Arial" w:cs="Arial"/>
+                <w:i w:val="false"/>
+                <w:b w:val="false"/>
+                <w:u w:val="none"/>
+                <w:strike w:val="false"/>
+                <w:sz w:val="22"/>
+                <w:szCs w:val="22"/>
+                <w:color w:val="000000"/>
+              </w:rPr>
+            </w:pPr>
+            <w:r>
+              <w:rPr>
+                <w:rFonts w:ascii="Arial" w:hAnsi="Arial" w:eastAsia="Arial" w:cs="Arial"/>
+                <w:i w:val="false"/>
+                <w:b w:val="false"/>
+                <w:u w:val="none"/>
+                <w:strike w:val="false"/>
+                <w:sz w:val="22"/>
+                <w:szCs w:val="22"/>
+                <w:color w:val="000000"/>
+              </w:rPr>
+              <w:t xml:space="preserve">-0.0292851</w:t>
+            </w:r>
+          </w:p>
+        </w:tc>
+        <w:tc>
+          <w:tcPr>
+            <w:tcBorders>
+              <w:bottom w:val="single" w:sz="12" w:space="0" w:color="666666"/>
+              <w:top w:val="single" w:sz="12" w:space="0" w:color="666666"/>
+              <w:left w:val="none" w:sz="0" w:space="0" w:color="000000"/>
+              <w:right w:val="none" w:sz="0" w:space="0" w:color="000000"/>
+            </w:tcBorders>
+            <w:shd w:val="clear" w:color="auto" w:fill="FFFFFF"/>
+            <w:tcMar>
+              <w:top w:w="0" w:type="dxa"/>
+              <w:bottom w:w="0" w:type="dxa"/>
+              <w:left w:w="0" w:type="dxa"/>
+              <w:right w:w="0" w:type="dxa"/>
+            </w:tcMar>
+            <w:vAlign w:val="center"/>
+          </w:tcPr>
+          <w:p>
+            <w:pPr>
+              <w:pStyle w:val="Normal"/>
+              <w:jc w:val="right"/>
+              <w:pBdr>
+                <w:bottom w:val="none" w:sz="0" w:space="0" w:color="000000"/>
+                <w:top w:val="none" w:sz="0" w:space="0" w:color="000000"/>
+                <w:left w:val="none" w:sz="0" w:space="0" w:color="000000"/>
+                <w:right w:val="none" w:sz="0" w:space="0" w:color="000000"/>
+              </w:pBdr>
+              <w:spacing w:after="100" w:before="100" w:line="240"/>
+              <w:ind w:left="100" w:right="100" w:firstLine="0" w:firstLineChars="0"/>
+              <w:rPr>
+                <w:rFonts w:ascii="Arial" w:hAnsi="Arial" w:eastAsia="Arial" w:cs="Arial"/>
+                <w:i w:val="false"/>
+                <w:b w:val="false"/>
+                <w:u w:val="none"/>
+                <w:strike w:val="false"/>
+                <w:sz w:val="22"/>
+                <w:szCs w:val="22"/>
+                <w:color w:val="000000"/>
+              </w:rPr>
+            </w:pPr>
+            <w:r>
+              <w:rPr>
+                <w:rFonts w:ascii="Arial" w:hAnsi="Arial" w:eastAsia="Arial" w:cs="Arial"/>
+                <w:i w:val="false"/>
+                <w:b w:val="false"/>
+                <w:u w:val="none"/>
+                <w:strike w:val="false"/>
+                <w:sz w:val="22"/>
+                <w:szCs w:val="22"/>
+                <w:color w:val="000000"/>
+              </w:rPr>
+              <w:t xml:space="preserve">-0.0629522</w:t>
+            </w:r>
+          </w:p>
+        </w:tc>
+        <w:tc>
+          <w:tcPr>
+            <w:tcBorders>
+              <w:bottom w:val="single" w:sz="12" w:space="0" w:color="666666"/>
+              <w:top w:val="single" w:sz="12" w:space="0" w:color="666666"/>
+              <w:left w:val="none" w:sz="0" w:space="0" w:color="000000"/>
+              <w:right w:val="none" w:sz="0" w:space="0" w:color="000000"/>
+            </w:tcBorders>
+            <w:shd w:val="clear" w:color="auto" w:fill="FFFFFF"/>
+            <w:tcMar>
+              <w:top w:w="0" w:type="dxa"/>
+              <w:bottom w:w="0" w:type="dxa"/>
+              <w:left w:w="0" w:type="dxa"/>
+              <w:right w:w="0" w:type="dxa"/>
+            </w:tcMar>
+            <w:vAlign w:val="center"/>
+          </w:tcPr>
+          <w:p>
+            <w:pPr>
+              <w:pStyle w:val="Normal"/>
+              <w:jc w:val="right"/>
+              <w:pBdr>
+                <w:bottom w:val="none" w:sz="0" w:space="0" w:color="000000"/>
+                <w:top w:val="none" w:sz="0" w:space="0" w:color="000000"/>
+                <w:left w:val="none" w:sz="0" w:space="0" w:color="000000"/>
+                <w:right w:val="none" w:sz="0" w:space="0" w:color="000000"/>
+              </w:pBdr>
+              <w:spacing w:after="100" w:before="100" w:line="240"/>
+              <w:ind w:left="100" w:right="100" w:firstLine="0" w:firstLineChars="0"/>
+              <w:rPr>
+                <w:rFonts w:ascii="Arial" w:hAnsi="Arial" w:eastAsia="Arial" w:cs="Arial"/>
+                <w:i w:val="false"/>
+                <w:b w:val="false"/>
+                <w:u w:val="none"/>
+                <w:strike w:val="false"/>
+                <w:sz w:val="22"/>
+                <w:szCs w:val="22"/>
+                <w:color w:val="000000"/>
+              </w:rPr>
+            </w:pPr>
+            <w:r>
+              <w:rPr>
+                <w:rFonts w:ascii="Arial" w:hAnsi="Arial" w:eastAsia="Arial" w:cs="Arial"/>
+                <w:i w:val="false"/>
+                <w:b w:val="false"/>
+                <w:u w:val="none"/>
+                <w:strike w:val="false"/>
+                <w:sz w:val="22"/>
+                <w:szCs w:val="22"/>
+                <w:color w:val="000000"/>
+              </w:rPr>
+              <w:t xml:space="preserve">-0.006029285</w:t>
+            </w:r>
+          </w:p>
+        </w:tc>
+        <w:tc>
+          <w:tcPr>
+            <w:tcBorders>
+              <w:bottom w:val="single" w:sz="12" w:space="0" w:color="666666"/>
+              <w:top w:val="single" w:sz="12" w:space="0" w:color="666666"/>
+              <w:left w:val="none" w:sz="0" w:space="0" w:color="000000"/>
+              <w:right w:val="none" w:sz="0" w:space="0" w:color="000000"/>
+            </w:tcBorders>
+            <w:shd w:val="clear" w:color="auto" w:fill="FFFFFF"/>
+            <w:tcMar>
+              <w:top w:w="0" w:type="dxa"/>
+              <w:bottom w:w="0" w:type="dxa"/>
+              <w:left w:w="0" w:type="dxa"/>
+              <w:right w:w="0" w:type="dxa"/>
+            </w:tcMar>
+            <w:vAlign w:val="center"/>
+          </w:tcPr>
+          <w:p>
+            <w:pPr>
+              <w:pStyle w:val="Normal"/>
+              <w:jc w:val="right"/>
+              <w:pBdr>
+                <w:bottom w:val="none" w:sz="0" w:space="0" w:color="000000"/>
+                <w:top w:val="none" w:sz="0" w:space="0" w:color="000000"/>
+                <w:left w:val="none" w:sz="0" w:space="0" w:color="000000"/>
+                <w:right w:val="none" w:sz="0" w:space="0" w:color="000000"/>
+              </w:pBdr>
+              <w:spacing w:after="100" w:before="100" w:line="240"/>
+              <w:ind w:left="100" w:right="100" w:firstLine="0" w:firstLineChars="0"/>
+              <w:rPr>
+                <w:rFonts w:ascii="Arial" w:hAnsi="Arial" w:eastAsia="Arial" w:cs="Arial"/>
+                <w:i w:val="false"/>
+                <w:b w:val="false"/>
+                <w:u w:val="none"/>
+                <w:strike w:val="false"/>
+                <w:sz w:val="22"/>
+                <w:szCs w:val="22"/>
+                <w:color w:val="000000"/>
+              </w:rPr>
+            </w:pPr>
+            <w:r>
+              <w:rPr>
+                <w:rFonts w:ascii="Arial" w:hAnsi="Arial" w:eastAsia="Arial" w:cs="Arial"/>
+                <w:i w:val="false"/>
+                <w:b w:val="false"/>
+                <w:u w:val="none"/>
+                <w:strike w:val="false"/>
+                <w:sz w:val="22"/>
+                <w:szCs w:val="22"/>
+                <w:color w:val="000000"/>
+              </w:rPr>
+              <w:t xml:space="preserve">0.0127</w:t>
+            </w:r>
+          </w:p>
+        </w:tc>
+        <w:tc>
+          <w:tcPr>
+            <w:tcBorders>
+              <w:bottom w:val="single" w:sz="12" w:space="0" w:color="666666"/>
+              <w:top w:val="single" w:sz="12" w:space="0" w:color="666666"/>
+              <w:left w:val="none" w:sz="0" w:space="0" w:color="000000"/>
+              <w:right w:val="none" w:sz="0" w:space="0" w:color="000000"/>
+            </w:tcBorders>
+            <w:shd w:val="clear" w:color="auto" w:fill="FFFFFF"/>
+            <w:tcMar>
+              <w:top w:w="0" w:type="dxa"/>
+              <w:bottom w:w="0" w:type="dxa"/>
+              <w:left w:w="0" w:type="dxa"/>
+              <w:right w:w="0" w:type="dxa"/>
+            </w:tcMar>
+            <w:vAlign w:val="center"/>
+          </w:tcPr>
+          <w:p>
+            <w:pPr>
+              <w:pStyle w:val="Normal"/>
+              <w:jc w:val="right"/>
+              <w:pBdr>
+                <w:bottom w:val="none" w:sz="0" w:space="0" w:color="000000"/>
+                <w:top w:val="none" w:sz="0" w:space="0" w:color="000000"/>
+                <w:left w:val="none" w:sz="0" w:space="0" w:color="000000"/>
+                <w:right w:val="none" w:sz="0" w:space="0" w:color="000000"/>
+              </w:pBdr>
+              <w:spacing w:after="100" w:before="100" w:line="240"/>
+              <w:ind w:left="100" w:right="100" w:firstLine="0" w:firstLineChars="0"/>
+              <w:rPr>
+                <w:rFonts w:ascii="Arial" w:hAnsi="Arial" w:eastAsia="Arial" w:cs="Arial"/>
+                <w:i w:val="false"/>
+                <w:b w:val="false"/>
+                <w:u w:val="none"/>
+                <w:strike w:val="false"/>
+                <w:sz w:val="22"/>
+                <w:szCs w:val="22"/>
+                <w:color w:val="000000"/>
+              </w:rPr>
+            </w:pPr>
+            <w:r>
+              <w:rPr>
+                <w:rFonts w:ascii="Arial" w:hAnsi="Arial" w:eastAsia="Arial" w:cs="Arial"/>
+                <w:i w:val="false"/>
+                <w:b w:val="false"/>
+                <w:u w:val="none"/>
+                <w:strike w:val="false"/>
+                <w:sz w:val="22"/>
+                <w:szCs w:val="22"/>
+                <w:color w:val="000000"/>
+              </w:rPr>
+              <w:t xml:space="preserve">0.0003</w:t>
             </w:r>
           </w:p>
         </w:tc>
